--- a/Проектный практикум/Проектная часть.docx
+++ b/Проектный практикум/Проектная часть.docx
@@ -270,10 +270,7 @@
         <w:t xml:space="preserve">Мета-прогрессия между днями. Каждый «день» </w:t>
       </w:r>
       <w:r>
-        <w:t>–</w:t>
-      </w:r>
-      <w:r>
-        <w:t xml:space="preserve"> это </w:t>
+        <w:t xml:space="preserve">– это </w:t>
       </w:r>
       <w:r>
         <w:t>забег. После завершения дня игрок получает ресурсы, открывает новые аномалии, улучшает сотрудников и оборудование. Прогресс сохраняется между днями.</w:t>
@@ -455,10 +452,7 @@
         </w:numPr>
       </w:pPr>
       <w:r>
-        <w:t>Система, технология, алгоритм, метод №</w:t>
-      </w:r>
-      <w:r>
-        <w:t>3</w:t>
+        <w:t>Система, технология, алгоритм, метод №3</w:t>
       </w:r>
     </w:p>
     <w:p>
@@ -1138,40 +1132,37 @@
         <w:t>–</w:t>
       </w:r>
       <w:r>
+        <w:t xml:space="preserve"> проверенную</w:t>
+      </w:r>
+      <w:r>
         <w:t xml:space="preserve"> </w:t>
       </w:r>
       <w:r>
-        <w:t>проверенную</w:t>
+        <w:t>модель</w:t>
       </w:r>
       <w:r>
         <w:t xml:space="preserve"> </w:t>
       </w:r>
       <w:r>
-        <w:t>модель</w:t>
+        <w:t xml:space="preserve">комнатной PCG-генерации. Lobotomy Corporation </w:t>
+      </w:r>
+      <w:r>
+        <w:t>–</w:t>
+      </w:r>
+      <w:r>
+        <w:t xml:space="preserve"> пример глубокой мета-прогрессии и кросспрогресса.</w:t>
+      </w:r>
+    </w:p>
+    <w:p>
+      <w:pPr>
+        <w:pStyle w:val="a0"/>
+      </w:pPr>
+      <w:r>
+        <w:t>Постановка задачи проектирования. Необходимо спроектировать и реализовать в Unity 3D шутер от первого лица с Roguelite-элементами, который:</w:t>
       </w:r>
       <w:r>
         <w:t xml:space="preserve"> </w:t>
       </w:r>
-      <w:r>
-        <w:t xml:space="preserve">комнатной PCG-генерации. Lobotomy Corporation </w:t>
-      </w:r>
-      <w:r>
-        <w:t>–</w:t>
-      </w:r>
-      <w:r>
-        <w:t xml:space="preserve"> пример глубокой мета-прогрессии и кросспрогресса.</w:t>
-      </w:r>
-    </w:p>
-    <w:p>
-      <w:pPr>
-        <w:pStyle w:val="a0"/>
-      </w:pPr>
-      <w:r>
-        <w:t>Постановка задачи проектирования. Необходимо спроектировать и реализовать в Unity 3D шутер от первого лица с Roguelite-элементами, который:</w:t>
-      </w:r>
-      <w:r>
-        <w:t xml:space="preserve"> </w:t>
-      </w:r>
     </w:p>
     <w:p>
       <w:pPr>
@@ -1192,7 +1183,10 @@
         <w:t xml:space="preserve">- </w:t>
       </w:r>
       <w:r>
-        <w:t>Реализует боевую систему по мотивам Ultrakill: модульное оружие с альтернативными режимами, система стиля/комбо, высокая мобильность, восстановление через агрессию.</w:t>
+        <w:t>Реализует боевую систему по мотивам Ultrakill: модульное оружие с альтернативными режимами, высокая мобильность</w:t>
+      </w:r>
+      <w:r>
+        <w:t>.</w:t>
       </w:r>
     </w:p>
     <w:p>
@@ -1203,7 +1197,7 @@
         <w:t xml:space="preserve">- </w:t>
       </w:r>
       <w:r>
-        <w:t>Поддерживает мета-прогрессию и кросспрогресс по мотивам Lobotomy Corporation: сохранение открытий между забегами, перенос прогресса между сохранениями/устройствами.</w:t>
+        <w:t>Поддерживает мета-прогрессию и кросспрогресс по мотивам Lobotomy Corporation: сохранение открытий между забегами.</w:t>
       </w:r>
     </w:p>
     <w:p>
@@ -2846,6 +2840,7 @@
   <w:style w:type="character" w:default="1" w:styleId="DefaultParagraphFont">
     <w:name w:val="Default Paragraph Font"/>
     <w:uiPriority w:val="1"/>
+    <w:semiHidden/>
     <w:unhideWhenUsed/>
   </w:style>
   <w:style w:type="table" w:default="1" w:styleId="TableNormal">

--- a/Проектный практикум/Проектная часть.docx
+++ b/Проектный практикум/Проектная часть.docx
@@ -4,7 +4,8 @@
   <w:body>
     <w:p>
       <w:pPr>
-        <w:pStyle w:val="Heading1"/>
+        <w:pStyle w:val="1"/>
+        <w:spacing w:line="360" w:lineRule="auto"/>
         <w:rPr>
           <w:lang w:val="ru-RU"/>
         </w:rPr>
@@ -18,7 +19,8 @@
     </w:p>
     <w:p>
       <w:pPr>
-        <w:pStyle w:val="a"/>
+        <w:pStyle w:val="ac"/>
+        <w:spacing w:line="360" w:lineRule="auto"/>
         <w:rPr>
           <w:lang w:val="ru-RU"/>
         </w:rPr>
@@ -26,7 +28,7 @@
     </w:p>
     <w:p>
       <w:pPr>
-        <w:pStyle w:val="a0"/>
+        <w:pStyle w:val="ad"/>
         <w:numPr>
           <w:ilvl w:val="1"/>
           <w:numId w:val="1"/>
@@ -38,13 +40,13 @@
     </w:p>
     <w:p>
       <w:pPr>
-        <w:pStyle w:val="a0"/>
+        <w:pStyle w:val="ad"/>
         <w:ind w:left="709" w:firstLine="0"/>
       </w:pPr>
     </w:p>
     <w:p>
       <w:pPr>
-        <w:pStyle w:val="a0"/>
+        <w:pStyle w:val="ad"/>
       </w:pPr>
       <w:r>
         <w:t xml:space="preserve">Анализируемая предметная область – это шутер от первого лица или же </w:t>
@@ -58,12 +60,14 @@
       <w:r>
         <w:t xml:space="preserve"> с элементами </w:t>
       </w:r>
+      <w:proofErr w:type="spellStart"/>
       <w:r>
         <w:rPr>
           <w:lang w:val="en-US"/>
         </w:rPr>
         <w:t>Rougelite</w:t>
       </w:r>
+      <w:proofErr w:type="spellEnd"/>
       <w:r>
         <w:t xml:space="preserve">, реализуемая в виртуальном </w:t>
       </w:r>
@@ -127,12 +131,12 @@
     </w:p>
     <w:p>
       <w:pPr>
-        <w:pStyle w:val="a0"/>
-      </w:pPr>
-    </w:p>
-    <w:p>
-      <w:pPr>
-        <w:pStyle w:val="a0"/>
+        <w:pStyle w:val="ad"/>
+      </w:pPr>
+    </w:p>
+    <w:p>
+      <w:pPr>
+        <w:pStyle w:val="ad"/>
       </w:pPr>
       <w:r>
         <w:t>Ключевыми информационными характеристиками являются</w:t>
@@ -143,12 +147,12 @@
     </w:p>
     <w:p>
       <w:pPr>
-        <w:pStyle w:val="a0"/>
-      </w:pPr>
-    </w:p>
-    <w:p>
-      <w:pPr>
-        <w:pStyle w:val="a0"/>
+        <w:pStyle w:val="ad"/>
+      </w:pPr>
+    </w:p>
+    <w:p>
+      <w:pPr>
+        <w:pStyle w:val="ad"/>
       </w:pPr>
       <w:r>
         <w:t xml:space="preserve">- Процедурная генерация уровней или </w:t>
@@ -165,7 +169,7 @@
     </w:p>
     <w:p>
       <w:pPr>
-        <w:pStyle w:val="a0"/>
+        <w:pStyle w:val="ad"/>
       </w:pPr>
       <w:r>
         <w:t>- ИИ врагов, враги должны всегда знать примерное положение игрока, слышать выстрелы, видеть игрока, когда тот попадает в поле зрения и двигаться в сторону предполагаемого его положения. Они так же должны иметь разное поведение и паттерны атак.</w:t>
@@ -173,9 +177,10 @@
     </w:p>
     <w:p>
       <w:pPr>
-        <w:pStyle w:val="a0"/>
-      </w:pPr>
-      <w:r>
+        <w:pStyle w:val="ad"/>
+      </w:pPr>
+      <w:r>
+        <w:lastRenderedPageBreak/>
         <w:t xml:space="preserve">-  Вид от первого лица, отзывчивость управления. Камера должна находиться на уровне глаз, </w:t>
       </w:r>
       <w:r>
@@ -184,17 +189,19 @@
     </w:p>
     <w:p>
       <w:pPr>
-        <w:pStyle w:val="a0"/>
+        <w:pStyle w:val="ad"/>
       </w:pPr>
       <w:r>
         <w:t xml:space="preserve">- Динамический выбор, ключевой стороной жанра </w:t>
       </w:r>
+      <w:proofErr w:type="spellStart"/>
       <w:r>
         <w:rPr>
           <w:lang w:val="en-US"/>
         </w:rPr>
         <w:t>Rougelite</w:t>
       </w:r>
+      <w:proofErr w:type="spellEnd"/>
       <w:r>
         <w:t xml:space="preserve"> </w:t>
       </w:r>
@@ -204,130 +211,206 @@
     </w:p>
     <w:p>
       <w:pPr>
-        <w:pStyle w:val="a0"/>
+        <w:pStyle w:val="ad"/>
         <w:ind w:firstLine="0"/>
       </w:pPr>
     </w:p>
     <w:p>
       <w:pPr>
-        <w:pStyle w:val="a0"/>
+        <w:pStyle w:val="ad"/>
         <w:numPr>
           <w:ilvl w:val="1"/>
           <w:numId w:val="1"/>
         </w:numPr>
       </w:pPr>
       <w:r>
+        <w:t>Система, технология, алгоритм, метод №1</w:t>
+      </w:r>
+      <w:r>
+        <w:t>.</w:t>
+      </w:r>
+    </w:p>
+    <w:p>
+      <w:pPr>
+        <w:pStyle w:val="ad"/>
+      </w:pPr>
+    </w:p>
+    <w:p>
+      <w:pPr>
+        <w:pStyle w:val="ad"/>
+      </w:pPr>
+      <w:proofErr w:type="spellStart"/>
+      <w:r>
+        <w:t>Lobotomy</w:t>
+      </w:r>
+      <w:proofErr w:type="spellEnd"/>
+      <w:r>
+        <w:t xml:space="preserve"> Corporation (</w:t>
+      </w:r>
+      <w:proofErr w:type="spellStart"/>
+      <w:r>
+        <w:t>кросспрогресс</w:t>
+      </w:r>
+      <w:proofErr w:type="spellEnd"/>
+      <w:r>
+        <w:t>)</w:t>
+      </w:r>
+    </w:p>
+    <w:p>
+      <w:pPr>
+        <w:pStyle w:val="ad"/>
+      </w:pPr>
+      <w:r>
+        <w:t xml:space="preserve">Описание. </w:t>
+      </w:r>
+      <w:proofErr w:type="spellStart"/>
+      <w:r>
+        <w:t>Lobotomy</w:t>
+      </w:r>
+      <w:proofErr w:type="spellEnd"/>
+      <w:r>
+        <w:t xml:space="preserve"> Corporation </w:t>
+      </w:r>
+      <w:r>
+        <w:t>–</w:t>
+      </w:r>
+      <w:r>
+        <w:t xml:space="preserve"> </w:t>
+      </w:r>
+      <w:proofErr w:type="spellStart"/>
+      <w:r>
+        <w:t>roguelite</w:t>
+      </w:r>
+      <w:proofErr w:type="spellEnd"/>
+      <w:r>
+        <w:t xml:space="preserve">-менеджмент от Project </w:t>
+      </w:r>
+      <w:proofErr w:type="spellStart"/>
+      <w:r>
+        <w:t>Moon</w:t>
+      </w:r>
+      <w:proofErr w:type="spellEnd"/>
+      <w:r>
+        <w:t>, где игрок управляет корпорацией по содержанию аномалий (</w:t>
+      </w:r>
+      <w:proofErr w:type="spellStart"/>
+      <w:r>
+        <w:t>Abnormalities</w:t>
+      </w:r>
+      <w:proofErr w:type="spellEnd"/>
+      <w:r>
+        <w:t xml:space="preserve">). Игра известна глубокой мета-прогрессией и системой </w:t>
+      </w:r>
+      <w:proofErr w:type="spellStart"/>
+      <w:r>
+        <w:t>кросспрогресса</w:t>
+      </w:r>
+      <w:proofErr w:type="spellEnd"/>
+      <w:r>
+        <w:t xml:space="preserve"> между забегами и сохранениями.</w:t>
+      </w:r>
+    </w:p>
+    <w:p>
+      <w:pPr>
+        <w:pStyle w:val="ad"/>
+      </w:pPr>
+      <w:r>
+        <w:t>Ключевые информационные характеристики и особенности:</w:t>
+      </w:r>
+    </w:p>
+    <w:p>
+      <w:pPr>
+        <w:pStyle w:val="ad"/>
+      </w:pPr>
+      <w:r>
+        <w:t xml:space="preserve">Мета-прогрессия между днями. Каждый «день» </w:t>
+      </w:r>
+      <w:r>
+        <w:t xml:space="preserve">– это </w:t>
+      </w:r>
+      <w:r>
+        <w:t>забег. После завершения дня игрок получает ресурсы, открывает новые аномалии, улучшает сотрудников и оборудование. Прогресс сохраняется между днями.</w:t>
+      </w:r>
+    </w:p>
+    <w:p>
+      <w:pPr>
+        <w:pStyle w:val="ad"/>
+      </w:pPr>
+      <w:proofErr w:type="spellStart"/>
+      <w:r>
+        <w:t>Кросспрогресс</w:t>
+      </w:r>
+      <w:proofErr w:type="spellEnd"/>
+      <w:r>
+        <w:t xml:space="preserve"> между сохранениями. Игра позволяет переносить данные между сохранениями, что нехарактерно для </w:t>
+      </w:r>
+      <w:proofErr w:type="spellStart"/>
+      <w:r>
+        <w:t>roguelite</w:t>
+      </w:r>
+      <w:proofErr w:type="spellEnd"/>
+      <w:r>
+        <w:t xml:space="preserve"> и создаёт ощущение долгосрочной инвестиции.</w:t>
+      </w:r>
+    </w:p>
+    <w:p>
+      <w:pPr>
+        <w:pStyle w:val="ad"/>
+      </w:pPr>
+      <w:r>
+        <w:t>Система E.G.O. Экипировка, получаемая из аномалий, сохраняется и улучшается между забегами. Это аналог мета-апгрейдов.</w:t>
+      </w:r>
+    </w:p>
+    <w:p>
+      <w:pPr>
+        <w:pStyle w:val="ad"/>
+      </w:pPr>
+      <w:r>
+        <w:t>Постепенное открытие контента. Новые аномалии, механики и сюжетные линии открываются по мере прогресса, создавая долгосрочную мотивацию.</w:t>
+      </w:r>
+    </w:p>
+    <w:p>
+      <w:pPr>
+        <w:pStyle w:val="ad"/>
+      </w:pPr>
+      <w:r>
         <w:lastRenderedPageBreak/>
-        <w:t>Система, технология, алгоритм, метод №1</w:t>
-      </w:r>
-      <w:r>
-        <w:t>.</w:t>
-      </w:r>
-    </w:p>
-    <w:p>
-      <w:pPr>
-        <w:pStyle w:val="a0"/>
-      </w:pPr>
-    </w:p>
-    <w:p>
-      <w:pPr>
-        <w:pStyle w:val="a0"/>
-      </w:pPr>
-      <w:r>
-        <w:t>Lobotomy Corporation (кросспрогресс)</w:t>
-      </w:r>
-    </w:p>
-    <w:p>
-      <w:pPr>
-        <w:pStyle w:val="a0"/>
-      </w:pPr>
-      <w:r>
-        <w:t xml:space="preserve">Описание. Lobotomy Corporation </w:t>
-      </w:r>
-      <w:r>
-        <w:t>–</w:t>
-      </w:r>
-      <w:r>
-        <w:t xml:space="preserve"> </w:t>
-      </w:r>
-      <w:r>
-        <w:t>roguelite-менеджмент от Project Moon, где игрок управляет корпорацией по содержанию аномалий (Abnormalities). Игра известна глубокой мета-прогрессией и системой кросспрогресса между забегами и сохранениями.</w:t>
-      </w:r>
-    </w:p>
-    <w:p>
-      <w:pPr>
-        <w:pStyle w:val="a0"/>
-      </w:pPr>
-      <w:r>
-        <w:t>Ключевые информационные характеристики и особенности:</w:t>
-      </w:r>
-    </w:p>
-    <w:p>
-      <w:pPr>
-        <w:pStyle w:val="a0"/>
-      </w:pPr>
-      <w:r>
-        <w:t xml:space="preserve">Мета-прогрессия между днями. Каждый «день» </w:t>
-      </w:r>
-      <w:r>
-        <w:t>–</w:t>
-      </w:r>
-      <w:r>
-        <w:t xml:space="preserve"> это </w:t>
-      </w:r>
-      <w:r>
-        <w:t>забег. После завершения дня игрок получает ресурсы, открывает новые аномалии, улучшает сотрудников и оборудование. Прогресс сохраняется между днями.</w:t>
-      </w:r>
-    </w:p>
-    <w:p>
-      <w:pPr>
-        <w:pStyle w:val="a0"/>
-      </w:pPr>
-      <w:r>
-        <w:t>Кросспрогресс между сохранениями. Игра позволяет переносить данные между сохранениями, что нехарактерно для roguelite и создаёт ощущение долгосрочной инвестиции.</w:t>
-      </w:r>
-    </w:p>
-    <w:p>
-      <w:pPr>
-        <w:pStyle w:val="a0"/>
-      </w:pPr>
-      <w:r>
-        <w:t>Система E.G.O. Экипировка, получаемая из аномалий, сохраняется и улучшается между забегами. Это аналог мета-апгрейдов.</w:t>
-      </w:r>
-    </w:p>
-    <w:p>
-      <w:pPr>
-        <w:pStyle w:val="a0"/>
-      </w:pPr>
-      <w:r>
-        <w:t>Постепенное открытие контента. Новые аномалии, механики и сюжетные линии открываются по мере прогресса, создавая долгосрочную мотивацию.</w:t>
-      </w:r>
-    </w:p>
-    <w:p>
-      <w:pPr>
-        <w:pStyle w:val="a0"/>
-      </w:pPr>
-      <w:r>
-        <w:t>Технический стек. Unity, с акцентом на менеджмент-логику и сохранение состояния между сессиями.</w:t>
-      </w:r>
-    </w:p>
-    <w:p>
-      <w:pPr>
-        <w:pStyle w:val="a0"/>
-      </w:pPr>
-      <w:r>
-        <w:t>Что взять для проекта: систему мета-прогрессии между забегами, сохранение открытий и апгрейдов, постепенное открытие контента, идею кросспрогресса между сохранениями/устройствами.</w:t>
-      </w:r>
-    </w:p>
-    <w:p>
-      <w:pPr>
-        <w:pStyle w:val="a0"/>
+        <w:t xml:space="preserve">Технический стек. </w:t>
+      </w:r>
+      <w:proofErr w:type="spellStart"/>
+      <w:r>
+        <w:t>Unity</w:t>
+      </w:r>
+      <w:proofErr w:type="spellEnd"/>
+      <w:r>
+        <w:t>, с акцентом на менеджмент-логику и сохранение состояния между сессиями.</w:t>
+      </w:r>
+    </w:p>
+    <w:p>
+      <w:pPr>
+        <w:pStyle w:val="ad"/>
+      </w:pPr>
+      <w:r>
+        <w:t xml:space="preserve">Что взять для проекта: систему мета-прогрессии между забегами, сохранение открытий и апгрейдов, постепенное открытие контента, идею </w:t>
+      </w:r>
+      <w:proofErr w:type="spellStart"/>
+      <w:r>
+        <w:t>кросспрогресса</w:t>
+      </w:r>
+      <w:proofErr w:type="spellEnd"/>
+      <w:r>
+        <w:t xml:space="preserve"> между сохранениями/устройствами.</w:t>
+      </w:r>
+    </w:p>
+    <w:p>
+      <w:pPr>
+        <w:pStyle w:val="ad"/>
         <w:ind w:firstLine="0"/>
       </w:pPr>
     </w:p>
     <w:p>
       <w:pPr>
-        <w:pStyle w:val="a0"/>
+        <w:pStyle w:val="ad"/>
         <w:numPr>
           <w:ilvl w:val="1"/>
           <w:numId w:val="1"/>
@@ -339,102 +422,211 @@
     </w:p>
     <w:p>
       <w:pPr>
-        <w:pStyle w:val="a0"/>
+        <w:pStyle w:val="ad"/>
         <w:ind w:left="709" w:firstLine="0"/>
       </w:pPr>
     </w:p>
     <w:p>
       <w:pPr>
-        <w:pStyle w:val="a0"/>
-      </w:pPr>
-      <w:r>
-        <w:t>Binding of Isaac (генерация данжей / PCG)</w:t>
-      </w:r>
-    </w:p>
-    <w:p>
-      <w:pPr>
-        <w:pStyle w:val="a0"/>
-      </w:pPr>
-      <w:r>
-        <w:t xml:space="preserve">Описание. The Binding of Isaac </w:t>
+        <w:pStyle w:val="ad"/>
+      </w:pPr>
+      <w:proofErr w:type="spellStart"/>
+      <w:r>
+        <w:t>Binding</w:t>
+      </w:r>
+      <w:proofErr w:type="spellEnd"/>
+      <w:r>
+        <w:t xml:space="preserve"> </w:t>
+      </w:r>
+      <w:proofErr w:type="spellStart"/>
+      <w:r>
+        <w:t>of</w:t>
+      </w:r>
+      <w:proofErr w:type="spellEnd"/>
+      <w:r>
+        <w:t xml:space="preserve"> </w:t>
+      </w:r>
+      <w:proofErr w:type="spellStart"/>
+      <w:r>
+        <w:t>Isaac</w:t>
+      </w:r>
+      <w:proofErr w:type="spellEnd"/>
+      <w:r>
+        <w:t xml:space="preserve"> (генерация </w:t>
+      </w:r>
+      <w:proofErr w:type="spellStart"/>
+      <w:r>
+        <w:t>данжей</w:t>
+      </w:r>
+      <w:proofErr w:type="spellEnd"/>
+      <w:r>
+        <w:t xml:space="preserve"> / PCG)</w:t>
+      </w:r>
+    </w:p>
+    <w:p>
+      <w:pPr>
+        <w:pStyle w:val="ad"/>
+      </w:pPr>
+      <w:r>
+        <w:t xml:space="preserve">Описание. The </w:t>
+      </w:r>
+      <w:proofErr w:type="spellStart"/>
+      <w:r>
+        <w:t>Binding</w:t>
+      </w:r>
+      <w:proofErr w:type="spellEnd"/>
+      <w:r>
+        <w:t xml:space="preserve"> </w:t>
+      </w:r>
+      <w:proofErr w:type="spellStart"/>
+      <w:r>
+        <w:t>of</w:t>
+      </w:r>
+      <w:proofErr w:type="spellEnd"/>
+      <w:r>
+        <w:t xml:space="preserve"> </w:t>
+      </w:r>
+      <w:proofErr w:type="spellStart"/>
+      <w:r>
+        <w:t>Isaac</w:t>
+      </w:r>
+      <w:proofErr w:type="spellEnd"/>
+      <w:r>
+        <w:t xml:space="preserve"> </w:t>
       </w:r>
       <w:r>
         <w:t>–</w:t>
       </w:r>
       <w:r>
-        <w:t xml:space="preserve"> roguelike от Edmund McMillen и Florian Himsl, где каждый забег генерирует новое подземелье, состоящее из комнат, соединённых дверями. Это один из самых известных примеров процедурной генерации в инди-разработке.</w:t>
-      </w:r>
-    </w:p>
-    <w:p>
-      <w:pPr>
-        <w:pStyle w:val="a0"/>
+        <w:t xml:space="preserve"> </w:t>
+      </w:r>
+      <w:proofErr w:type="spellStart"/>
+      <w:r>
+        <w:t>roguelike</w:t>
+      </w:r>
+      <w:proofErr w:type="spellEnd"/>
+      <w:r>
+        <w:t xml:space="preserve"> от </w:t>
+      </w:r>
+      <w:proofErr w:type="spellStart"/>
+      <w:r>
+        <w:t>Edmund</w:t>
+      </w:r>
+      <w:proofErr w:type="spellEnd"/>
+      <w:r>
+        <w:t xml:space="preserve"> </w:t>
+      </w:r>
+      <w:proofErr w:type="spellStart"/>
+      <w:r>
+        <w:t>McMillen</w:t>
+      </w:r>
+      <w:proofErr w:type="spellEnd"/>
+      <w:r>
+        <w:t xml:space="preserve"> и </w:t>
+      </w:r>
+      <w:proofErr w:type="spellStart"/>
+      <w:r>
+        <w:t>Florian</w:t>
+      </w:r>
+      <w:proofErr w:type="spellEnd"/>
+      <w:r>
+        <w:t xml:space="preserve"> </w:t>
+      </w:r>
+      <w:proofErr w:type="spellStart"/>
+      <w:r>
+        <w:t>Himsl</w:t>
+      </w:r>
+      <w:proofErr w:type="spellEnd"/>
+      <w:r>
+        <w:t>, где каждый забег генерирует новое подземелье, состоящее из комнат, соединённых дверями. Это один из самых известных примеров процедурной генерации в инди-разработке.</w:t>
+      </w:r>
+    </w:p>
+    <w:p>
+      <w:pPr>
+        <w:pStyle w:val="ad"/>
+      </w:pPr>
+      <w:r>
+        <w:t>Ключевые информационные характеристики и особенности:</w:t>
+      </w:r>
+    </w:p>
+    <w:p>
+      <w:pPr>
+        <w:pStyle w:val="ad"/>
+      </w:pPr>
+      <w:r>
+        <w:t>Комнатная генерация (</w:t>
+      </w:r>
+      <w:proofErr w:type="spellStart"/>
+      <w:r>
+        <w:t>Room-based</w:t>
+      </w:r>
+      <w:proofErr w:type="spellEnd"/>
+      <w:r>
+        <w:t xml:space="preserve"> PCG). Подземелье состоит из отдельных комнат, каждая из которых имеет тип (старт, обычная, сокровищница, босс, магазин, секретная). Генерация идёт по этапам: сначала создаётся граф комнат, затем каждая комната заполняется контентом.</w:t>
+      </w:r>
+    </w:p>
+    <w:p>
+      <w:pPr>
+        <w:pStyle w:val="ad"/>
+      </w:pPr>
+      <w:r>
+        <w:t>Алгоритм размещения комнат. Используется подход, при котором новая комната «приклеивается» к уже существующей через дверь. Это гарантирует связность, но не гарантирует оптимальность.</w:t>
+      </w:r>
+    </w:p>
+    <w:p>
+      <w:pPr>
+        <w:pStyle w:val="ad"/>
+      </w:pPr>
+      <w:r>
+        <w:t xml:space="preserve">Типизация комнат и правила размещения. Босс всегда на максимальном удалении от старта, сокровищница </w:t>
+      </w:r>
+      <w:r>
+        <w:t>-</w:t>
+      </w:r>
+      <w:r>
+        <w:t xml:space="preserve"> на определённом расстоянии, секретные комнаты </w:t>
+      </w:r>
+      <w:r>
+        <w:t>-</w:t>
+      </w:r>
+      <w:r>
+        <w:t xml:space="preserve"> рядом с тупиками.</w:t>
+      </w:r>
+    </w:p>
+    <w:p>
+      <w:pPr>
+        <w:pStyle w:val="ad"/>
+      </w:pPr>
+      <w:r>
+        <w:t>Пулы контента. Враги, предметы, препятствия выбираются из пулов с учётом прогресса игрока и текущего этажа.</w:t>
+      </w:r>
+    </w:p>
+    <w:p>
+      <w:pPr>
+        <w:pStyle w:val="ad"/>
       </w:pPr>
       <w:r>
         <w:lastRenderedPageBreak/>
-        <w:t>Ключевые информационные характеристики и особенности:</w:t>
-      </w:r>
-    </w:p>
-    <w:p>
-      <w:pPr>
-        <w:pStyle w:val="a0"/>
-      </w:pPr>
-      <w:r>
-        <w:t>Комнатная генерация (Room-based PCG). Подземелье состоит из отдельных комнат, каждая из которых имеет тип (старт, обычная, сокровищница, босс, магазин, секретная). Генерация идёт по этапам: сначала создаётся граф комнат, затем каждая комната заполняется контентом.</w:t>
-      </w:r>
-    </w:p>
-    <w:p>
-      <w:pPr>
-        <w:pStyle w:val="a0"/>
-      </w:pPr>
-      <w:r>
-        <w:t>Алгоритм размещения комнат. Используется подход, при котором новая комната «приклеивается» к уже существующей через дверь. Это гарантирует связность, но не гарантирует оптимальность.</w:t>
-      </w:r>
-    </w:p>
-    <w:p>
-      <w:pPr>
-        <w:pStyle w:val="a0"/>
-      </w:pPr>
-      <w:r>
-        <w:t xml:space="preserve">Типизация комнат и правила размещения. Босс всегда на максимальном удалении от старта, сокровищница </w:t>
+        <w:t>Технический стек. Изначально Flash, позже переписан на C++ (</w:t>
+      </w:r>
+      <w:proofErr w:type="spellStart"/>
+      <w:r>
+        <w:t>Rebirth</w:t>
+      </w:r>
+      <w:proofErr w:type="spellEnd"/>
+      <w:r>
+        <w:t xml:space="preserve">). Логика генерации </w:t>
       </w:r>
       <w:r>
         <w:t>-</w:t>
       </w:r>
       <w:r>
-        <w:t xml:space="preserve"> на определённом расстоянии, секретные комнаты </w:t>
-      </w:r>
-      <w:r>
-        <w:t>-</w:t>
-      </w:r>
-      <w:r>
-        <w:t xml:space="preserve"> рядом с тупиками.</w:t>
-      </w:r>
-    </w:p>
-    <w:p>
-      <w:pPr>
-        <w:pStyle w:val="a0"/>
-      </w:pPr>
-      <w:r>
-        <w:t>Пулы контента. Враги, предметы, препятствия выбираются из пулов с учётом прогресса игрока и текущего этажа.</w:t>
-      </w:r>
-    </w:p>
-    <w:p>
-      <w:pPr>
-        <w:pStyle w:val="a0"/>
-      </w:pPr>
-      <w:r>
-        <w:t xml:space="preserve">Технический стек. Изначально Flash, позже переписан на C++ (Rebirth). Логика генерации </w:t>
-      </w:r>
-      <w:r>
-        <w:t>-</w:t>
-      </w:r>
-      <w:r>
         <w:t xml:space="preserve"> пошаговая, с проверкой коллизий и правил размещения.</w:t>
       </w:r>
     </w:p>
     <w:p>
       <w:pPr>
-        <w:pStyle w:val="a0"/>
+        <w:pStyle w:val="ad"/>
       </w:pPr>
       <w:r>
         <w:t>Что взять для проекта: комнатную структуру генерации, типизацию комнат, правила размещения (босс далеко, сокровищница на расстоянии), пулы контента с учётом прогресса.</w:t>
@@ -442,55 +634,129 @@
     </w:p>
     <w:p>
       <w:pPr>
-        <w:pStyle w:val="a0"/>
+        <w:pStyle w:val="ad"/>
         <w:ind w:firstLine="0"/>
       </w:pPr>
     </w:p>
     <w:p>
       <w:pPr>
-        <w:pStyle w:val="a0"/>
+        <w:pStyle w:val="ad"/>
         <w:numPr>
           <w:ilvl w:val="1"/>
           <w:numId w:val="1"/>
         </w:numPr>
       </w:pPr>
       <w:r>
-        <w:t>Система, технология, алгоритм, метод №</w:t>
-      </w:r>
-      <w:r>
-        <w:t>3</w:t>
-      </w:r>
-    </w:p>
-    <w:p>
-      <w:pPr>
-        <w:pStyle w:val="a0"/>
-      </w:pPr>
-    </w:p>
-    <w:p>
-      <w:pPr>
-        <w:pStyle w:val="a0"/>
-      </w:pPr>
-      <w:r>
-        <w:t>Ultrakill (FPS)</w:t>
-      </w:r>
-    </w:p>
-    <w:p>
-      <w:pPr>
-        <w:pStyle w:val="a0"/>
-      </w:pPr>
-      <w:r>
-        <w:t xml:space="preserve">Описание. Ultrakill </w:t>
+        <w:t>Система, технология, алгоритм, метод №3</w:t>
+      </w:r>
+    </w:p>
+    <w:p>
+      <w:pPr>
+        <w:pStyle w:val="ad"/>
+      </w:pPr>
+    </w:p>
+    <w:p>
+      <w:pPr>
+        <w:pStyle w:val="ad"/>
+      </w:pPr>
+      <w:proofErr w:type="spellStart"/>
+      <w:r>
+        <w:t>Ultrakill</w:t>
+      </w:r>
+      <w:proofErr w:type="spellEnd"/>
+      <w:r>
+        <w:t xml:space="preserve"> (FPS)</w:t>
+      </w:r>
+    </w:p>
+    <w:p>
+      <w:pPr>
+        <w:pStyle w:val="ad"/>
+      </w:pPr>
+      <w:r>
+        <w:t xml:space="preserve">Описание. </w:t>
+      </w:r>
+      <w:proofErr w:type="spellStart"/>
+      <w:r>
+        <w:t>Ultrakill</w:t>
+      </w:r>
+      <w:proofErr w:type="spellEnd"/>
+      <w:r>
+        <w:t xml:space="preserve"> </w:t>
       </w:r>
       <w:r>
         <w:t>–</w:t>
       </w:r>
       <w:r>
-        <w:t xml:space="preserve"> это шутер от первого лица, разработанный Arsi "Hakita" Patala и изданный New Blood Interactive. Игра позиционирует себя как «ultraviolent» FPS, вдохновлённый классикой (Quake, Doom) и зрелищными экшенами (Devil May Cry, Bayonetta).</w:t>
-      </w:r>
-    </w:p>
-    <w:p>
-      <w:pPr>
-        <w:pStyle w:val="a0"/>
+        <w:t xml:space="preserve"> это шутер от первого лица, разработанный </w:t>
+      </w:r>
+      <w:proofErr w:type="spellStart"/>
+      <w:r>
+        <w:t>Arsi</w:t>
+      </w:r>
+      <w:proofErr w:type="spellEnd"/>
+      <w:r>
+        <w:t xml:space="preserve"> "</w:t>
+      </w:r>
+      <w:proofErr w:type="spellStart"/>
+      <w:r>
+        <w:t>Hakita</w:t>
+      </w:r>
+      <w:proofErr w:type="spellEnd"/>
+      <w:r>
+        <w:t xml:space="preserve">" </w:t>
+      </w:r>
+      <w:proofErr w:type="spellStart"/>
+      <w:r>
+        <w:t>Patala</w:t>
+      </w:r>
+      <w:proofErr w:type="spellEnd"/>
+      <w:r>
+        <w:t xml:space="preserve"> и изданный New </w:t>
+      </w:r>
+      <w:proofErr w:type="spellStart"/>
+      <w:r>
+        <w:t>Blood</w:t>
+      </w:r>
+      <w:proofErr w:type="spellEnd"/>
+      <w:r>
+        <w:t xml:space="preserve"> Interactive. Игра позиционирует себя как «</w:t>
+      </w:r>
+      <w:proofErr w:type="spellStart"/>
+      <w:r>
+        <w:t>ultraviolent</w:t>
+      </w:r>
+      <w:proofErr w:type="spellEnd"/>
+      <w:r>
+        <w:t>» FPS, вдохновлённый классикой (Quake, Doom) и зрелищными экшенами (</w:t>
+      </w:r>
+      <w:proofErr w:type="spellStart"/>
+      <w:r>
+        <w:t>Devil</w:t>
+      </w:r>
+      <w:proofErr w:type="spellEnd"/>
+      <w:r>
+        <w:t xml:space="preserve"> </w:t>
+      </w:r>
+      <w:proofErr w:type="spellStart"/>
+      <w:r>
+        <w:t>May</w:t>
+      </w:r>
+      <w:proofErr w:type="spellEnd"/>
+      <w:r>
+        <w:t xml:space="preserve"> Cry, </w:t>
+      </w:r>
+      <w:proofErr w:type="spellStart"/>
+      <w:r>
+        <w:t>Bayonetta</w:t>
+      </w:r>
+      <w:proofErr w:type="spellEnd"/>
+      <w:r>
+        <w:t>).</w:t>
+      </w:r>
+    </w:p>
+    <w:p>
+      <w:pPr>
+        <w:pStyle w:val="ad"/>
       </w:pPr>
       <w:r>
         <w:t>Ключевые информационные характеристики и особенности:</w:t>
@@ -498,57 +764,94 @@
     </w:p>
     <w:p>
       <w:pPr>
-        <w:pStyle w:val="a0"/>
-      </w:pPr>
-      <w:r>
-        <w:t>Система стиля (Style Meter). Игрок получает очки за разнообразие убийств, комбо и скорость. Это формирует петлю обратной связи, мотивирующую игрока играть агрессивно и креативно.</w:t>
-      </w:r>
-    </w:p>
-    <w:p>
-      <w:pPr>
-        <w:pStyle w:val="a0"/>
-      </w:pPr>
-      <w:r>
-        <w:t xml:space="preserve">Модульное оружие с альтернативными режимами. У каждого оружия есть несколько вариантов (например, револьвер: обычный выстрел, ricochet, </w:t>
-      </w:r>
+        <w:pStyle w:val="ad"/>
+      </w:pPr>
+      <w:r>
+        <w:t xml:space="preserve">Система стиля (Style </w:t>
+      </w:r>
+      <w:proofErr w:type="spellStart"/>
+      <w:r>
+        <w:t>Meter</w:t>
+      </w:r>
+      <w:proofErr w:type="spellEnd"/>
+      <w:r>
+        <w:t>). Игрок получает очки за разнообразие убийств, комбо и скорость. Это формирует петлю обратной связи, мотивирующую игрока играть агрессивно и креативно.</w:t>
+      </w:r>
+    </w:p>
+    <w:p>
+      <w:pPr>
+        <w:pStyle w:val="ad"/>
+      </w:pPr>
+      <w:r>
+        <w:t xml:space="preserve">Модульное оружие с альтернативными режимами. У каждого оружия есть несколько вариантов (например, револьвер: обычный выстрел, </w:t>
+      </w:r>
+      <w:proofErr w:type="spellStart"/>
+      <w:r>
+        <w:t>ricochet</w:t>
+      </w:r>
+      <w:proofErr w:type="spellEnd"/>
+      <w:r>
+        <w:t xml:space="preserve">, </w:t>
+      </w:r>
+      <w:proofErr w:type="spellStart"/>
+      <w:r>
+        <w:t>marksman</w:t>
+      </w:r>
+      <w:proofErr w:type="spellEnd"/>
+      <w:r>
+        <w:t>). Переключение мгновенное, что создаёт высокий потолок мастерства.</w:t>
+      </w:r>
+    </w:p>
+    <w:p>
+      <w:pPr>
+        <w:pStyle w:val="ad"/>
+      </w:pPr>
+      <w:r>
+        <w:t xml:space="preserve">Механика здоровья через кровь. Игрок восстанавливает здоровье, нанося урон вблизи </w:t>
+      </w:r>
+      <w:r>
+        <w:t>–</w:t>
+      </w:r>
+      <w:r>
+        <w:t xml:space="preserve"> это заставляет постоянно двигаться вперёд, а не сидеть в укрытии.</w:t>
+      </w:r>
+    </w:p>
+    <w:p>
+      <w:pPr>
+        <w:pStyle w:val="ad"/>
+      </w:pPr>
+      <w:r>
+        <w:t xml:space="preserve">Высокая скорость и вертикальность. Уровни спроектированы с расчётом на постоянное движение, </w:t>
+      </w:r>
+      <w:proofErr w:type="spellStart"/>
+      <w:r>
+        <w:t>дэши</w:t>
+      </w:r>
+      <w:proofErr w:type="spellEnd"/>
+      <w:r>
+        <w:t>, подкаты и прыжки.</w:t>
+      </w:r>
+    </w:p>
+    <w:p>
+      <w:pPr>
+        <w:pStyle w:val="ad"/>
+      </w:pPr>
       <w:r>
         <w:lastRenderedPageBreak/>
-        <w:t>marksman). Переключение мгновенное, что создаёт высокий потолок мастерства.</w:t>
-      </w:r>
-    </w:p>
-    <w:p>
-      <w:pPr>
-        <w:pStyle w:val="a0"/>
-      </w:pPr>
-      <w:r>
-        <w:t xml:space="preserve">Механика здоровья через кровь. Игрок восстанавливает здоровье, нанося урон вблизи </w:t>
-      </w:r>
-      <w:r>
-        <w:t>–</w:t>
-      </w:r>
-      <w:r>
-        <w:t xml:space="preserve"> это заставляет постоянно двигаться вперёд, а не сидеть в укрытии.</w:t>
-      </w:r>
-    </w:p>
-    <w:p>
-      <w:pPr>
-        <w:pStyle w:val="a0"/>
-      </w:pPr>
-      <w:r>
-        <w:t>Высокая скорость и вертикальность. Уровни спроектированы с расчётом на постоянное движение, дэши, подкаты и прыжки.</w:t>
-      </w:r>
-    </w:p>
-    <w:p>
-      <w:pPr>
-        <w:pStyle w:val="a0"/>
-      </w:pPr>
-      <w:r>
-        <w:t>Технический стек. Unity (изначально), кастомный рендеринг с пиксельным пост-эффектом для ретро-стилистики, агрессивная оптимизация под большое количество врагов и снарядов на экране.</w:t>
-      </w:r>
-    </w:p>
-    <w:p>
-      <w:pPr>
-        <w:pStyle w:val="a0"/>
+        <w:t xml:space="preserve">Технический стек. </w:t>
+      </w:r>
+      <w:proofErr w:type="spellStart"/>
+      <w:r>
+        <w:t>Unity</w:t>
+      </w:r>
+      <w:proofErr w:type="spellEnd"/>
+      <w:r>
+        <w:t xml:space="preserve"> (изначально), кастомный рендеринг с пиксельным пост-эффектом для ретро-стилистики, агрессивная оптимизация под большое количество врагов и снарядов на экране.</w:t>
+      </w:r>
+    </w:p>
+    <w:p>
+      <w:pPr>
+        <w:pStyle w:val="ad"/>
       </w:pPr>
       <w:r>
         <w:t>Что взять для проекта: систему стиля/комбо как мотиватор, модульное оружие с альтернативными режимами, механику восстановления через агрессию, высокую мобильность игрока.</w:t>
@@ -556,12 +859,12 @@
     </w:p>
     <w:p>
       <w:pPr>
-        <w:pStyle w:val="a0"/>
-      </w:pPr>
-    </w:p>
-    <w:p>
-      <w:pPr>
-        <w:pStyle w:val="a0"/>
+        <w:pStyle w:val="ad"/>
+      </w:pPr>
+    </w:p>
+    <w:p>
+      <w:pPr>
+        <w:pStyle w:val="ad"/>
         <w:numPr>
           <w:ilvl w:val="1"/>
           <w:numId w:val="1"/>
@@ -573,13 +876,13 @@
     </w:p>
     <w:p>
       <w:pPr>
-        <w:pStyle w:val="a0"/>
+        <w:pStyle w:val="ad"/>
         <w:ind w:left="709" w:firstLine="0"/>
       </w:pPr>
     </w:p>
     <w:p>
       <w:pPr>
-        <w:pStyle w:val="a0"/>
+        <w:pStyle w:val="ad"/>
       </w:pPr>
       <w:r>
         <w:t>Произведём сравнение методов (Таблица 1) по данным критериям</w:t>
@@ -593,13 +896,13 @@
     </w:p>
     <w:p>
       <w:pPr>
-        <w:pStyle w:val="a0"/>
+        <w:pStyle w:val="ad"/>
         <w:ind w:left="709" w:firstLine="0"/>
       </w:pPr>
     </w:p>
     <w:p>
       <w:pPr>
-        <w:pStyle w:val="a0"/>
+        <w:pStyle w:val="ad"/>
         <w:ind w:firstLine="0"/>
       </w:pPr>
       <w:r>
@@ -608,7 +911,7 @@
     </w:p>
     <w:tbl>
       <w:tblPr>
-        <w:tblStyle w:val="TableGrid"/>
+        <w:tblStyle w:val="af0"/>
         <w:tblW w:w="0" w:type="auto"/>
         <w:tblLook w:val="04A0" w:firstRow="1" w:lastRow="0" w:firstColumn="1" w:lastColumn="0" w:noHBand="0" w:noVBand="1"/>
       </w:tblPr>
@@ -625,7 +928,7 @@
           </w:tcPr>
           <w:p>
             <w:pPr>
-              <w:pStyle w:val="a0"/>
+              <w:pStyle w:val="ad"/>
               <w:ind w:firstLine="0"/>
             </w:pPr>
             <w:r>
@@ -639,18 +942,20 @@
           </w:tcPr>
           <w:p>
             <w:pPr>
-              <w:pStyle w:val="a0"/>
+              <w:pStyle w:val="ad"/>
               <w:ind w:firstLine="0"/>
               <w:rPr>
                 <w:lang w:val="en-US"/>
               </w:rPr>
             </w:pPr>
+            <w:proofErr w:type="spellStart"/>
             <w:r>
               <w:rPr>
                 <w:lang w:val="en-US"/>
               </w:rPr>
               <w:t>Ultrakill</w:t>
             </w:r>
+            <w:proofErr w:type="spellEnd"/>
           </w:p>
         </w:tc>
         <w:tc>
@@ -659,7 +964,7 @@
           </w:tcPr>
           <w:p>
             <w:pPr>
-              <w:pStyle w:val="a0"/>
+              <w:pStyle w:val="ad"/>
               <w:ind w:firstLine="0"/>
               <w:rPr>
                 <w:lang w:val="en-US"/>
@@ -679,7 +984,7 @@
           </w:tcPr>
           <w:p>
             <w:pPr>
-              <w:pStyle w:val="a0"/>
+              <w:pStyle w:val="ad"/>
               <w:ind w:firstLine="0"/>
               <w:rPr>
                 <w:lang w:val="en-US"/>
@@ -701,7 +1006,7 @@
           </w:tcPr>
           <w:p>
             <w:pPr>
-              <w:pStyle w:val="a0"/>
+              <w:pStyle w:val="ad"/>
               <w:ind w:firstLine="0"/>
             </w:pPr>
             <w:r>
@@ -715,7 +1020,7 @@
           </w:tcPr>
           <w:p>
             <w:pPr>
-              <w:pStyle w:val="a0"/>
+              <w:pStyle w:val="ad"/>
               <w:ind w:firstLine="0"/>
             </w:pPr>
             <w:r>
@@ -729,12 +1034,17 @@
           </w:tcPr>
           <w:p>
             <w:pPr>
-              <w:pStyle w:val="a0"/>
+              <w:pStyle w:val="ad"/>
               <w:ind w:firstLine="0"/>
             </w:pPr>
             <w:r>
-              <w:t>Комнатная генерация данжей</w:t>
+              <w:t xml:space="preserve">Комнатная генерация </w:t>
             </w:r>
+            <w:proofErr w:type="spellStart"/>
+            <w:r>
+              <w:t>данжей</w:t>
+            </w:r>
+            <w:proofErr w:type="spellEnd"/>
           </w:p>
         </w:tc>
         <w:tc>
@@ -743,7 +1053,7 @@
           </w:tcPr>
           <w:p>
             <w:pPr>
-              <w:pStyle w:val="a0"/>
+              <w:pStyle w:val="ad"/>
               <w:ind w:firstLine="0"/>
             </w:pPr>
             <w:r>
@@ -759,7 +1069,7 @@
           </w:tcPr>
           <w:p>
             <w:pPr>
-              <w:pStyle w:val="a0"/>
+              <w:pStyle w:val="ad"/>
               <w:ind w:firstLine="0"/>
             </w:pPr>
             <w:r>
@@ -773,7 +1083,7 @@
           </w:tcPr>
           <w:p>
             <w:pPr>
-              <w:pStyle w:val="a0"/>
+              <w:pStyle w:val="ad"/>
               <w:ind w:firstLine="0"/>
             </w:pPr>
             <w:r>
@@ -787,7 +1097,7 @@
           </w:tcPr>
           <w:p>
             <w:pPr>
-              <w:pStyle w:val="a0"/>
+              <w:pStyle w:val="ad"/>
               <w:ind w:firstLine="0"/>
             </w:pPr>
             <w:r>
@@ -801,7 +1111,7 @@
           </w:tcPr>
           <w:p>
             <w:pPr>
-              <w:pStyle w:val="a0"/>
+              <w:pStyle w:val="ad"/>
               <w:ind w:firstLine="0"/>
             </w:pPr>
             <w:r>
@@ -817,7 +1127,7 @@
           </w:tcPr>
           <w:p>
             <w:pPr>
-              <w:pStyle w:val="a0"/>
+              <w:pStyle w:val="ad"/>
               <w:ind w:firstLine="0"/>
             </w:pPr>
             <w:r>
@@ -831,7 +1141,7 @@
           </w:tcPr>
           <w:p>
             <w:pPr>
-              <w:pStyle w:val="a0"/>
+              <w:pStyle w:val="ad"/>
               <w:ind w:firstLine="0"/>
             </w:pPr>
             <w:r>
@@ -845,7 +1155,7 @@
           </w:tcPr>
           <w:p>
             <w:pPr>
-              <w:pStyle w:val="a0"/>
+              <w:pStyle w:val="ad"/>
               <w:ind w:firstLine="0"/>
             </w:pPr>
             <w:r>
@@ -859,7 +1169,7 @@
           </w:tcPr>
           <w:p>
             <w:pPr>
-              <w:pStyle w:val="a0"/>
+              <w:pStyle w:val="ad"/>
               <w:ind w:firstLine="0"/>
             </w:pPr>
             <w:r>
@@ -875,7 +1185,7 @@
           </w:tcPr>
           <w:p>
             <w:pPr>
-              <w:pStyle w:val="a0"/>
+              <w:pStyle w:val="ad"/>
               <w:ind w:firstLine="0"/>
             </w:pPr>
             <w:r>
@@ -889,7 +1199,7 @@
           </w:tcPr>
           <w:p>
             <w:pPr>
-              <w:pStyle w:val="a0"/>
+              <w:pStyle w:val="ad"/>
               <w:ind w:firstLine="0"/>
             </w:pPr>
             <w:r>
@@ -903,7 +1213,7 @@
           </w:tcPr>
           <w:p>
             <w:pPr>
-              <w:pStyle w:val="a0"/>
+              <w:pStyle w:val="ad"/>
               <w:ind w:firstLine="0"/>
             </w:pPr>
             <w:r>
@@ -917,7 +1227,7 @@
           </w:tcPr>
           <w:p>
             <w:pPr>
-              <w:pStyle w:val="a0"/>
+              <w:pStyle w:val="ad"/>
               <w:ind w:firstLine="0"/>
             </w:pPr>
             <w:r>
@@ -933,12 +1243,17 @@
           </w:tcPr>
           <w:p>
             <w:pPr>
-              <w:pStyle w:val="a0"/>
+              <w:pStyle w:val="ad"/>
               <w:ind w:firstLine="0"/>
             </w:pPr>
             <w:r>
-              <w:t>Глубина мета-прогресии</w:t>
+              <w:t>Глубина мета-</w:t>
             </w:r>
+            <w:proofErr w:type="spellStart"/>
+            <w:r>
+              <w:t>прогресии</w:t>
+            </w:r>
+            <w:proofErr w:type="spellEnd"/>
           </w:p>
         </w:tc>
         <w:tc>
@@ -947,7 +1262,7 @@
           </w:tcPr>
           <w:p>
             <w:pPr>
-              <w:pStyle w:val="a0"/>
+              <w:pStyle w:val="ad"/>
               <w:ind w:firstLine="0"/>
             </w:pPr>
             <w:r>
@@ -961,7 +1276,7 @@
           </w:tcPr>
           <w:p>
             <w:pPr>
-              <w:pStyle w:val="a0"/>
+              <w:pStyle w:val="ad"/>
               <w:ind w:firstLine="0"/>
             </w:pPr>
             <w:r>
@@ -975,7 +1290,7 @@
           </w:tcPr>
           <w:p>
             <w:pPr>
-              <w:pStyle w:val="a0"/>
+              <w:pStyle w:val="ad"/>
               <w:ind w:firstLine="0"/>
             </w:pPr>
             <w:r>
@@ -991,7 +1306,7 @@
           </w:tcPr>
           <w:p>
             <w:pPr>
-              <w:pStyle w:val="a0"/>
+              <w:pStyle w:val="ad"/>
               <w:ind w:firstLine="0"/>
             </w:pPr>
             <w:r>
@@ -1006,7 +1321,7 @@
           </w:tcPr>
           <w:p>
             <w:pPr>
-              <w:pStyle w:val="a0"/>
+              <w:pStyle w:val="ad"/>
               <w:ind w:firstLine="0"/>
             </w:pPr>
             <w:r>
@@ -1020,7 +1335,7 @@
           </w:tcPr>
           <w:p>
             <w:pPr>
-              <w:pStyle w:val="a0"/>
+              <w:pStyle w:val="ad"/>
               <w:ind w:firstLine="0"/>
             </w:pPr>
             <w:r>
@@ -1034,7 +1349,7 @@
           </w:tcPr>
           <w:p>
             <w:pPr>
-              <w:pStyle w:val="a0"/>
+              <w:pStyle w:val="ad"/>
               <w:ind w:firstLine="0"/>
             </w:pPr>
             <w:r>
@@ -1050,7 +1365,7 @@
           </w:tcPr>
           <w:p>
             <w:pPr>
-              <w:pStyle w:val="a0"/>
+              <w:pStyle w:val="ad"/>
               <w:ind w:firstLine="0"/>
             </w:pPr>
             <w:r>
@@ -1064,7 +1379,7 @@
           </w:tcPr>
           <w:p>
             <w:pPr>
-              <w:pStyle w:val="a0"/>
+              <w:pStyle w:val="ad"/>
               <w:ind w:firstLine="0"/>
             </w:pPr>
             <w:r>
@@ -1078,7 +1393,7 @@
           </w:tcPr>
           <w:p>
             <w:pPr>
-              <w:pStyle w:val="a0"/>
+              <w:pStyle w:val="ad"/>
               <w:ind w:firstLine="0"/>
             </w:pPr>
             <w:r>
@@ -1092,7 +1407,7 @@
           </w:tcPr>
           <w:p>
             <w:pPr>
-              <w:pStyle w:val="a0"/>
+              <w:pStyle w:val="ad"/>
               <w:ind w:firstLine="0"/>
             </w:pPr>
             <w:r>
@@ -1104,13 +1419,14 @@
     </w:tbl>
     <w:p>
       <w:pPr>
-        <w:pStyle w:val="a0"/>
+        <w:pStyle w:val="ad"/>
         <w:ind w:firstLine="0"/>
       </w:pPr>
     </w:p>
     <w:p>
       <w:pPr>
-        <w:pStyle w:val="Heading2"/>
+        <w:pStyle w:val="2"/>
+        <w:spacing w:line="360" w:lineRule="auto"/>
         <w:rPr>
           <w:lang w:val="ru-RU"/>
         </w:rPr>
@@ -1124,113 +1440,219 @@
     </w:p>
     <w:p>
       <w:pPr>
-        <w:pStyle w:val="a0"/>
-      </w:pPr>
-    </w:p>
-    <w:p>
-      <w:pPr>
-        <w:pStyle w:val="a0"/>
-      </w:pPr>
-      <w:r>
-        <w:t xml:space="preserve">Ultrakill даёт эталон боевой системы и оружейного дизайна для FPS. The Binding of Isaac </w:t>
+        <w:pStyle w:val="ad"/>
+      </w:pPr>
+    </w:p>
+    <w:p>
+      <w:pPr>
+        <w:pStyle w:val="ad"/>
+      </w:pPr>
+      <w:proofErr w:type="spellStart"/>
+      <w:r>
+        <w:t>Ultrakill</w:t>
+      </w:r>
+      <w:proofErr w:type="spellEnd"/>
+      <w:r>
+        <w:t xml:space="preserve"> даёт эталон боевой системы и оружейного дизайна для FPS. The </w:t>
+      </w:r>
+      <w:proofErr w:type="spellStart"/>
+      <w:r>
+        <w:t>Binding</w:t>
+      </w:r>
+      <w:proofErr w:type="spellEnd"/>
+      <w:r>
+        <w:t xml:space="preserve"> </w:t>
+      </w:r>
+      <w:proofErr w:type="spellStart"/>
+      <w:r>
+        <w:t>of</w:t>
+      </w:r>
+      <w:proofErr w:type="spellEnd"/>
+      <w:r>
+        <w:t xml:space="preserve"> </w:t>
+      </w:r>
+      <w:proofErr w:type="spellStart"/>
+      <w:r>
+        <w:t>Isaac</w:t>
+      </w:r>
+      <w:proofErr w:type="spellEnd"/>
+      <w:r>
+        <w:t xml:space="preserve"> </w:t>
       </w:r>
       <w:r>
         <w:t>–</w:t>
       </w:r>
       <w:r>
+        <w:t xml:space="preserve"> проверенную</w:t>
+      </w:r>
+      <w:r>
         <w:t xml:space="preserve"> </w:t>
       </w:r>
       <w:r>
-        <w:t>проверенную</w:t>
+        <w:t>модель</w:t>
       </w:r>
       <w:r>
         <w:t xml:space="preserve"> </w:t>
       </w:r>
       <w:r>
-        <w:t>модель</w:t>
+        <w:t xml:space="preserve">комнатной PCG-генерации. </w:t>
+      </w:r>
+      <w:proofErr w:type="spellStart"/>
+      <w:r>
+        <w:t>Lobotomy</w:t>
+      </w:r>
+      <w:proofErr w:type="spellEnd"/>
+      <w:r>
+        <w:t xml:space="preserve"> Corporation </w:t>
+      </w:r>
+      <w:r>
+        <w:t>–</w:t>
+      </w:r>
+      <w:r>
+        <w:t xml:space="preserve"> пример глубокой мета-прогрессии и </w:t>
+      </w:r>
+      <w:proofErr w:type="spellStart"/>
+      <w:r>
+        <w:t>кросспрогресса</w:t>
+      </w:r>
+      <w:proofErr w:type="spellEnd"/>
+      <w:r>
+        <w:t>.</w:t>
+      </w:r>
+    </w:p>
+    <w:p>
+      <w:pPr>
+        <w:pStyle w:val="ad"/>
+      </w:pPr>
+      <w:r>
+        <w:t xml:space="preserve">Постановка задачи проектирования. Необходимо спроектировать и реализовать в </w:t>
+      </w:r>
+      <w:proofErr w:type="spellStart"/>
+      <w:r>
+        <w:t>Unity</w:t>
+      </w:r>
+      <w:proofErr w:type="spellEnd"/>
+      <w:r>
+        <w:t xml:space="preserve"> 3D шутер от первого лица с </w:t>
+      </w:r>
+      <w:proofErr w:type="spellStart"/>
+      <w:r>
+        <w:t>Roguelite</w:t>
+      </w:r>
+      <w:proofErr w:type="spellEnd"/>
+      <w:r>
+        <w:t>-элементами, который:</w:t>
       </w:r>
       <w:r>
         <w:t xml:space="preserve"> </w:t>
       </w:r>
-      <w:r>
-        <w:t xml:space="preserve">комнатной PCG-генерации. Lobotomy Corporation </w:t>
-      </w:r>
-      <w:r>
-        <w:t>–</w:t>
-      </w:r>
-      <w:r>
-        <w:t xml:space="preserve"> пример глубокой мета-прогрессии и кросспрогресса.</w:t>
-      </w:r>
-    </w:p>
-    <w:p>
-      <w:pPr>
-        <w:pStyle w:val="a0"/>
-      </w:pPr>
-      <w:r>
-        <w:t>Постановка задачи проектирования. Необходимо спроектировать и реализовать в Unity 3D шутер от первого лица с Roguelite-элементами, который:</w:t>
-      </w:r>
+    </w:p>
+    <w:p>
+      <w:pPr>
+        <w:pStyle w:val="ad"/>
+      </w:pPr>
+      <w:r>
+        <w:t xml:space="preserve">- </w:t>
+      </w:r>
+      <w:r>
+        <w:t xml:space="preserve">Использует комнатную процедурную генерацию по мотивам The </w:t>
+      </w:r>
+      <w:proofErr w:type="spellStart"/>
+      <w:r>
+        <w:t>Binding</w:t>
+      </w:r>
+      <w:proofErr w:type="spellEnd"/>
       <w:r>
         <w:t xml:space="preserve"> </w:t>
       </w:r>
-    </w:p>
-    <w:p>
-      <w:pPr>
-        <w:pStyle w:val="a0"/>
+      <w:proofErr w:type="spellStart"/>
+      <w:r>
+        <w:t>of</w:t>
+      </w:r>
+      <w:proofErr w:type="spellEnd"/>
+      <w:r>
+        <w:t xml:space="preserve"> </w:t>
+      </w:r>
+      <w:proofErr w:type="spellStart"/>
+      <w:r>
+        <w:t>Isaac</w:t>
+      </w:r>
+      <w:proofErr w:type="spellEnd"/>
+      <w:r>
+        <w:t>: типизация комнат, правила размещения, гарантия связности, пулы контента.</w:t>
+      </w:r>
+    </w:p>
+    <w:p>
+      <w:pPr>
+        <w:pStyle w:val="ad"/>
       </w:pPr>
       <w:r>
         <w:t xml:space="preserve">- </w:t>
       </w:r>
       <w:r>
-        <w:t>Использует комнатную процедурную генерацию по мотивам The Binding of Isaac: типизация комнат, правила размещения, гарантия связности, пулы контента.</w:t>
-      </w:r>
-    </w:p>
-    <w:p>
-      <w:pPr>
-        <w:pStyle w:val="a0"/>
+        <w:t xml:space="preserve">Реализует боевую систему по мотивам </w:t>
+      </w:r>
+      <w:proofErr w:type="spellStart"/>
+      <w:r>
+        <w:t>Ultrakill</w:t>
+      </w:r>
+      <w:proofErr w:type="spellEnd"/>
+      <w:r>
+        <w:t>: модульное оружие с альтернативными режимами, система стиля/комбо, высокая мобильность, восстановление через агрессию.</w:t>
+      </w:r>
+    </w:p>
+    <w:p>
+      <w:pPr>
+        <w:pStyle w:val="ad"/>
       </w:pPr>
       <w:r>
         <w:t xml:space="preserve">- </w:t>
       </w:r>
       <w:r>
-        <w:t>Реализует боевую систему по мотивам Ultrakill: модульное оружие с альтернативными режимами, система стиля/комбо, высокая мобильность, восстановление через агрессию.</w:t>
-      </w:r>
-    </w:p>
-    <w:p>
-      <w:pPr>
-        <w:pStyle w:val="a0"/>
+        <w:t xml:space="preserve">Поддерживает мета-прогрессию и </w:t>
+      </w:r>
+      <w:proofErr w:type="spellStart"/>
+      <w:r>
+        <w:t>кросспрогресс</w:t>
+      </w:r>
+      <w:proofErr w:type="spellEnd"/>
+      <w:r>
+        <w:t xml:space="preserve"> по мотивам </w:t>
+      </w:r>
+      <w:proofErr w:type="spellStart"/>
+      <w:r>
+        <w:t>Lobotomy</w:t>
+      </w:r>
+      <w:proofErr w:type="spellEnd"/>
+      <w:r>
+        <w:t xml:space="preserve"> Corporation: сохранение открытий между забегами, перенос прогресса между сохранениями/устройствами.</w:t>
+      </w:r>
+    </w:p>
+    <w:p>
+      <w:pPr>
+        <w:pStyle w:val="ad"/>
       </w:pPr>
       <w:r>
         <w:t xml:space="preserve">- </w:t>
       </w:r>
       <w:r>
-        <w:t>Поддерживает мета-прогрессию и кросспрогресс по мотивам Lobotomy Corporation: сохранение открытий между забегами, перенос прогресса между сохранениями/устройствами.</w:t>
-      </w:r>
-    </w:p>
-    <w:p>
-      <w:pPr>
-        <w:pStyle w:val="a0"/>
+        <w:t>Обеспечивает стабильные 60 FPS на целевом железе при 15–30 активных врагах.</w:t>
+      </w:r>
+    </w:p>
+    <w:p>
+      <w:pPr>
+        <w:pStyle w:val="ad"/>
       </w:pPr>
       <w:r>
         <w:t xml:space="preserve">- </w:t>
       </w:r>
       <w:r>
-        <w:t>Обеспечивает стабильные 60 FPS на целевом железе при 15–30 активных врагах.</w:t>
-      </w:r>
-    </w:p>
-    <w:p>
-      <w:pPr>
-        <w:pStyle w:val="a0"/>
-      </w:pPr>
-      <w:r>
-        <w:t xml:space="preserve">- </w:t>
-      </w:r>
-      <w:r>
         <w:t>Имеет отзывчивое управление от первого лица и понятную обратную связь по урону/попаданиям.</w:t>
       </w:r>
     </w:p>
     <w:p>
       <w:pPr>
-        <w:pStyle w:val="a0"/>
+        <w:pStyle w:val="ad"/>
         <w:ind w:left="709" w:firstLine="0"/>
       </w:pPr>
     </w:p>
@@ -2638,15 +3060,15 @@
     <w:lsdException w:name="Unresolved Mention" w:semiHidden="1" w:unhideWhenUsed="1"/>
     <w:lsdException w:name="Smart Link" w:semiHidden="1" w:unhideWhenUsed="1"/>
   </w:latentStyles>
-  <w:style w:type="paragraph" w:default="1" w:styleId="Normal">
+  <w:style w:type="paragraph" w:default="1" w:styleId="a">
     <w:name w:val="Normal"/>
     <w:qFormat/>
   </w:style>
-  <w:style w:type="paragraph" w:styleId="Heading1">
+  <w:style w:type="paragraph" w:styleId="1">
     <w:name w:val="heading 1"/>
-    <w:basedOn w:val="Normal"/>
-    <w:next w:val="Normal"/>
-    <w:link w:val="Heading1Char"/>
+    <w:basedOn w:val="a"/>
+    <w:next w:val="a"/>
+    <w:link w:val="10"/>
     <w:uiPriority w:val="9"/>
     <w:qFormat/>
     <w:rsid w:val="00340F73"/>
@@ -2665,11 +3087,11 @@
       <w:szCs w:val="40"/>
     </w:rPr>
   </w:style>
-  <w:style w:type="paragraph" w:styleId="Heading2">
+  <w:style w:type="paragraph" w:styleId="2">
     <w:name w:val="heading 2"/>
-    <w:basedOn w:val="Normal"/>
-    <w:next w:val="Normal"/>
-    <w:link w:val="Heading2Char"/>
+    <w:basedOn w:val="a"/>
+    <w:next w:val="a"/>
+    <w:link w:val="20"/>
     <w:uiPriority w:val="9"/>
     <w:unhideWhenUsed/>
     <w:qFormat/>
@@ -2688,11 +3110,11 @@
       <w:szCs w:val="32"/>
     </w:rPr>
   </w:style>
-  <w:style w:type="paragraph" w:styleId="Heading3">
+  <w:style w:type="paragraph" w:styleId="3">
     <w:name w:val="heading 3"/>
-    <w:basedOn w:val="Normal"/>
-    <w:next w:val="Normal"/>
-    <w:link w:val="Heading3Char"/>
+    <w:basedOn w:val="a"/>
+    <w:next w:val="a"/>
+    <w:link w:val="30"/>
     <w:uiPriority w:val="9"/>
     <w:semiHidden/>
     <w:unhideWhenUsed/>
@@ -2711,11 +3133,11 @@
       <w:szCs w:val="28"/>
     </w:rPr>
   </w:style>
-  <w:style w:type="paragraph" w:styleId="Heading4">
+  <w:style w:type="paragraph" w:styleId="4">
     <w:name w:val="heading 4"/>
-    <w:basedOn w:val="Normal"/>
-    <w:next w:val="Normal"/>
-    <w:link w:val="Heading4Char"/>
+    <w:basedOn w:val="a"/>
+    <w:next w:val="a"/>
+    <w:link w:val="40"/>
     <w:uiPriority w:val="9"/>
     <w:semiHidden/>
     <w:unhideWhenUsed/>
@@ -2734,11 +3156,11 @@
       <w:color w:val="0F4761" w:themeColor="accent1" w:themeShade="BF"/>
     </w:rPr>
   </w:style>
-  <w:style w:type="paragraph" w:styleId="Heading5">
+  <w:style w:type="paragraph" w:styleId="5">
     <w:name w:val="heading 5"/>
-    <w:basedOn w:val="Normal"/>
-    <w:next w:val="Normal"/>
-    <w:link w:val="Heading5Char"/>
+    <w:basedOn w:val="a"/>
+    <w:next w:val="a"/>
+    <w:link w:val="50"/>
     <w:uiPriority w:val="9"/>
     <w:semiHidden/>
     <w:unhideWhenUsed/>
@@ -2755,11 +3177,11 @@
       <w:color w:val="0F4761" w:themeColor="accent1" w:themeShade="BF"/>
     </w:rPr>
   </w:style>
-  <w:style w:type="paragraph" w:styleId="Heading6">
+  <w:style w:type="paragraph" w:styleId="6">
     <w:name w:val="heading 6"/>
-    <w:basedOn w:val="Normal"/>
-    <w:next w:val="Normal"/>
-    <w:link w:val="Heading6Char"/>
+    <w:basedOn w:val="a"/>
+    <w:next w:val="a"/>
+    <w:link w:val="60"/>
     <w:uiPriority w:val="9"/>
     <w:semiHidden/>
     <w:unhideWhenUsed/>
@@ -2778,11 +3200,11 @@
       <w:color w:val="595959" w:themeColor="text1" w:themeTint="A6"/>
     </w:rPr>
   </w:style>
-  <w:style w:type="paragraph" w:styleId="Heading7">
+  <w:style w:type="paragraph" w:styleId="7">
     <w:name w:val="heading 7"/>
-    <w:basedOn w:val="Normal"/>
-    <w:next w:val="Normal"/>
-    <w:link w:val="Heading7Char"/>
+    <w:basedOn w:val="a"/>
+    <w:next w:val="a"/>
+    <w:link w:val="70"/>
     <w:uiPriority w:val="9"/>
     <w:semiHidden/>
     <w:unhideWhenUsed/>
@@ -2799,11 +3221,11 @@
       <w:color w:val="595959" w:themeColor="text1" w:themeTint="A6"/>
     </w:rPr>
   </w:style>
-  <w:style w:type="paragraph" w:styleId="Heading8">
+  <w:style w:type="paragraph" w:styleId="8">
     <w:name w:val="heading 8"/>
-    <w:basedOn w:val="Normal"/>
-    <w:next w:val="Normal"/>
-    <w:link w:val="Heading8Char"/>
+    <w:basedOn w:val="a"/>
+    <w:next w:val="a"/>
+    <w:link w:val="80"/>
     <w:uiPriority w:val="9"/>
     <w:semiHidden/>
     <w:unhideWhenUsed/>
@@ -2822,11 +3244,11 @@
       <w:color w:val="272727" w:themeColor="text1" w:themeTint="D8"/>
     </w:rPr>
   </w:style>
-  <w:style w:type="paragraph" w:styleId="Heading9">
+  <w:style w:type="paragraph" w:styleId="9">
     <w:name w:val="heading 9"/>
-    <w:basedOn w:val="Normal"/>
-    <w:next w:val="Normal"/>
-    <w:link w:val="Heading9Char"/>
+    <w:basedOn w:val="a"/>
+    <w:next w:val="a"/>
+    <w:link w:val="90"/>
     <w:uiPriority w:val="9"/>
     <w:semiHidden/>
     <w:unhideWhenUsed/>
@@ -2843,12 +3265,13 @@
       <w:color w:val="272727" w:themeColor="text1" w:themeTint="D8"/>
     </w:rPr>
   </w:style>
-  <w:style w:type="character" w:default="1" w:styleId="DefaultParagraphFont">
+  <w:style w:type="character" w:default="1" w:styleId="a0">
     <w:name w:val="Default Paragraph Font"/>
     <w:uiPriority w:val="1"/>
+    <w:semiHidden/>
     <w:unhideWhenUsed/>
   </w:style>
-  <w:style w:type="table" w:default="1" w:styleId="TableNormal">
+  <w:style w:type="table" w:default="1" w:styleId="a1">
     <w:name w:val="Normal Table"/>
     <w:uiPriority w:val="99"/>
     <w:semiHidden/>
@@ -2863,16 +3286,16 @@
       </w:tblCellMar>
     </w:tblPr>
   </w:style>
-  <w:style w:type="numbering" w:default="1" w:styleId="NoList">
+  <w:style w:type="numbering" w:default="1" w:styleId="a2">
     <w:name w:val="No List"/>
     <w:uiPriority w:val="99"/>
     <w:semiHidden/>
     <w:unhideWhenUsed/>
   </w:style>
-  <w:style w:type="character" w:customStyle="1" w:styleId="Heading1Char">
-    <w:name w:val="Heading 1 Char"/>
-    <w:basedOn w:val="DefaultParagraphFont"/>
-    <w:link w:val="Heading1"/>
+  <w:style w:type="character" w:customStyle="1" w:styleId="10">
+    <w:name w:val="Заголовок 1 Знак"/>
+    <w:basedOn w:val="a0"/>
+    <w:link w:val="1"/>
     <w:uiPriority w:val="9"/>
     <w:rsid w:val="00340F73"/>
     <w:rPr>
@@ -2882,10 +3305,10 @@
       <w:szCs w:val="40"/>
     </w:rPr>
   </w:style>
-  <w:style w:type="character" w:customStyle="1" w:styleId="Heading2Char">
-    <w:name w:val="Heading 2 Char"/>
-    <w:basedOn w:val="DefaultParagraphFont"/>
-    <w:link w:val="Heading2"/>
+  <w:style w:type="character" w:customStyle="1" w:styleId="20">
+    <w:name w:val="Заголовок 2 Знак"/>
+    <w:basedOn w:val="a0"/>
+    <w:link w:val="2"/>
     <w:uiPriority w:val="9"/>
     <w:rsid w:val="00340F73"/>
     <w:rPr>
@@ -2894,10 +3317,10 @@
       <w:szCs w:val="32"/>
     </w:rPr>
   </w:style>
-  <w:style w:type="character" w:customStyle="1" w:styleId="Heading3Char">
-    <w:name w:val="Heading 3 Char"/>
-    <w:basedOn w:val="DefaultParagraphFont"/>
-    <w:link w:val="Heading3"/>
+  <w:style w:type="character" w:customStyle="1" w:styleId="30">
+    <w:name w:val="Заголовок 3 Знак"/>
+    <w:basedOn w:val="a0"/>
+    <w:link w:val="3"/>
     <w:uiPriority w:val="9"/>
     <w:semiHidden/>
     <w:rsid w:val="00F96EC5"/>
@@ -2908,10 +3331,10 @@
       <w:szCs w:val="28"/>
     </w:rPr>
   </w:style>
-  <w:style w:type="character" w:customStyle="1" w:styleId="Heading4Char">
-    <w:name w:val="Heading 4 Char"/>
-    <w:basedOn w:val="DefaultParagraphFont"/>
-    <w:link w:val="Heading4"/>
+  <w:style w:type="character" w:customStyle="1" w:styleId="40">
+    <w:name w:val="Заголовок 4 Знак"/>
+    <w:basedOn w:val="a0"/>
+    <w:link w:val="4"/>
     <w:uiPriority w:val="9"/>
     <w:semiHidden/>
     <w:rsid w:val="00F96EC5"/>
@@ -2922,10 +3345,10 @@
       <w:color w:val="0F4761" w:themeColor="accent1" w:themeShade="BF"/>
     </w:rPr>
   </w:style>
-  <w:style w:type="character" w:customStyle="1" w:styleId="Heading5Char">
-    <w:name w:val="Heading 5 Char"/>
-    <w:basedOn w:val="DefaultParagraphFont"/>
-    <w:link w:val="Heading5"/>
+  <w:style w:type="character" w:customStyle="1" w:styleId="50">
+    <w:name w:val="Заголовок 5 Знак"/>
+    <w:basedOn w:val="a0"/>
+    <w:link w:val="5"/>
     <w:uiPriority w:val="9"/>
     <w:semiHidden/>
     <w:rsid w:val="00F96EC5"/>
@@ -2934,10 +3357,10 @@
       <w:color w:val="0F4761" w:themeColor="accent1" w:themeShade="BF"/>
     </w:rPr>
   </w:style>
-  <w:style w:type="character" w:customStyle="1" w:styleId="Heading6Char">
-    <w:name w:val="Heading 6 Char"/>
-    <w:basedOn w:val="DefaultParagraphFont"/>
-    <w:link w:val="Heading6"/>
+  <w:style w:type="character" w:customStyle="1" w:styleId="60">
+    <w:name w:val="Заголовок 6 Знак"/>
+    <w:basedOn w:val="a0"/>
+    <w:link w:val="6"/>
     <w:uiPriority w:val="9"/>
     <w:semiHidden/>
     <w:rsid w:val="00F96EC5"/>
@@ -2948,10 +3371,10 @@
       <w:color w:val="595959" w:themeColor="text1" w:themeTint="A6"/>
     </w:rPr>
   </w:style>
-  <w:style w:type="character" w:customStyle="1" w:styleId="Heading7Char">
-    <w:name w:val="Heading 7 Char"/>
-    <w:basedOn w:val="DefaultParagraphFont"/>
-    <w:link w:val="Heading7"/>
+  <w:style w:type="character" w:customStyle="1" w:styleId="70">
+    <w:name w:val="Заголовок 7 Знак"/>
+    <w:basedOn w:val="a0"/>
+    <w:link w:val="7"/>
     <w:uiPriority w:val="9"/>
     <w:semiHidden/>
     <w:rsid w:val="00F96EC5"/>
@@ -2960,10 +3383,10 @@
       <w:color w:val="595959" w:themeColor="text1" w:themeTint="A6"/>
     </w:rPr>
   </w:style>
-  <w:style w:type="character" w:customStyle="1" w:styleId="Heading8Char">
-    <w:name w:val="Heading 8 Char"/>
-    <w:basedOn w:val="DefaultParagraphFont"/>
-    <w:link w:val="Heading8"/>
+  <w:style w:type="character" w:customStyle="1" w:styleId="80">
+    <w:name w:val="Заголовок 8 Знак"/>
+    <w:basedOn w:val="a0"/>
+    <w:link w:val="8"/>
     <w:uiPriority w:val="9"/>
     <w:semiHidden/>
     <w:rsid w:val="00F96EC5"/>
@@ -2974,10 +3397,10 @@
       <w:color w:val="272727" w:themeColor="text1" w:themeTint="D8"/>
     </w:rPr>
   </w:style>
-  <w:style w:type="character" w:customStyle="1" w:styleId="Heading9Char">
-    <w:name w:val="Heading 9 Char"/>
-    <w:basedOn w:val="DefaultParagraphFont"/>
-    <w:link w:val="Heading9"/>
+  <w:style w:type="character" w:customStyle="1" w:styleId="90">
+    <w:name w:val="Заголовок 9 Знак"/>
+    <w:basedOn w:val="a0"/>
+    <w:link w:val="9"/>
     <w:uiPriority w:val="9"/>
     <w:semiHidden/>
     <w:rsid w:val="00F96EC5"/>
@@ -2986,11 +3409,11 @@
       <w:color w:val="272727" w:themeColor="text1" w:themeTint="D8"/>
     </w:rPr>
   </w:style>
-  <w:style w:type="paragraph" w:styleId="Title">
+  <w:style w:type="paragraph" w:styleId="a3">
     <w:name w:val="Title"/>
-    <w:basedOn w:val="Normal"/>
-    <w:next w:val="Normal"/>
-    <w:link w:val="TitleChar"/>
+    <w:basedOn w:val="a"/>
+    <w:next w:val="a"/>
+    <w:link w:val="a4"/>
     <w:uiPriority w:val="10"/>
     <w:qFormat/>
     <w:rsid w:val="00F96EC5"/>
@@ -3006,10 +3429,10 @@
       <w:szCs w:val="56"/>
     </w:rPr>
   </w:style>
-  <w:style w:type="character" w:customStyle="1" w:styleId="TitleChar">
-    <w:name w:val="Title Char"/>
-    <w:basedOn w:val="DefaultParagraphFont"/>
-    <w:link w:val="Title"/>
+  <w:style w:type="character" w:customStyle="1" w:styleId="a4">
+    <w:name w:val="Заголовок Знак"/>
+    <w:basedOn w:val="a0"/>
+    <w:link w:val="a3"/>
     <w:uiPriority w:val="10"/>
     <w:rsid w:val="00F96EC5"/>
     <w:rPr>
@@ -3020,11 +3443,11 @@
       <w:szCs w:val="56"/>
     </w:rPr>
   </w:style>
-  <w:style w:type="paragraph" w:styleId="Subtitle">
+  <w:style w:type="paragraph" w:styleId="a5">
     <w:name w:val="Subtitle"/>
-    <w:basedOn w:val="Normal"/>
-    <w:next w:val="Normal"/>
-    <w:link w:val="SubtitleChar"/>
+    <w:basedOn w:val="a"/>
+    <w:next w:val="a"/>
+    <w:link w:val="a6"/>
     <w:uiPriority w:val="11"/>
     <w:qFormat/>
     <w:rsid w:val="00F96EC5"/>
@@ -3041,10 +3464,10 @@
       <w:szCs w:val="28"/>
     </w:rPr>
   </w:style>
-  <w:style w:type="character" w:customStyle="1" w:styleId="SubtitleChar">
-    <w:name w:val="Subtitle Char"/>
-    <w:basedOn w:val="DefaultParagraphFont"/>
-    <w:link w:val="Subtitle"/>
+  <w:style w:type="character" w:customStyle="1" w:styleId="a6">
+    <w:name w:val="Подзаголовок Знак"/>
+    <w:basedOn w:val="a0"/>
+    <w:link w:val="a5"/>
     <w:uiPriority w:val="11"/>
     <w:rsid w:val="00F96EC5"/>
     <w:rPr>
@@ -3055,11 +3478,11 @@
       <w:szCs w:val="28"/>
     </w:rPr>
   </w:style>
-  <w:style w:type="paragraph" w:styleId="Quote">
+  <w:style w:type="paragraph" w:styleId="21">
     <w:name w:val="Quote"/>
-    <w:basedOn w:val="Normal"/>
-    <w:next w:val="Normal"/>
-    <w:link w:val="QuoteChar"/>
+    <w:basedOn w:val="a"/>
+    <w:next w:val="a"/>
+    <w:link w:val="22"/>
     <w:uiPriority w:val="29"/>
     <w:qFormat/>
     <w:rsid w:val="00F96EC5"/>
@@ -3073,10 +3496,10 @@
       <w:color w:val="404040" w:themeColor="text1" w:themeTint="BF"/>
     </w:rPr>
   </w:style>
-  <w:style w:type="character" w:customStyle="1" w:styleId="QuoteChar">
-    <w:name w:val="Quote Char"/>
-    <w:basedOn w:val="DefaultParagraphFont"/>
-    <w:link w:val="Quote"/>
+  <w:style w:type="character" w:customStyle="1" w:styleId="22">
+    <w:name w:val="Цитата 2 Знак"/>
+    <w:basedOn w:val="a0"/>
+    <w:link w:val="21"/>
     <w:uiPriority w:val="29"/>
     <w:rsid w:val="00F96EC5"/>
     <w:rPr>
@@ -3085,9 +3508,9 @@
       <w:color w:val="404040" w:themeColor="text1" w:themeTint="BF"/>
     </w:rPr>
   </w:style>
-  <w:style w:type="paragraph" w:styleId="ListParagraph">
+  <w:style w:type="paragraph" w:styleId="a7">
     <w:name w:val="List Paragraph"/>
-    <w:basedOn w:val="Normal"/>
+    <w:basedOn w:val="a"/>
     <w:uiPriority w:val="34"/>
     <w:qFormat/>
     <w:rsid w:val="00F96EC5"/>
@@ -3096,9 +3519,9 @@
       <w:contextualSpacing/>
     </w:pPr>
   </w:style>
-  <w:style w:type="character" w:styleId="IntenseEmphasis">
+  <w:style w:type="character" w:styleId="a8">
     <w:name w:val="Intense Emphasis"/>
-    <w:basedOn w:val="DefaultParagraphFont"/>
+    <w:basedOn w:val="a0"/>
     <w:uiPriority w:val="21"/>
     <w:qFormat/>
     <w:rsid w:val="00F96EC5"/>
@@ -3108,11 +3531,11 @@
       <w:color w:val="0F4761" w:themeColor="accent1" w:themeShade="BF"/>
     </w:rPr>
   </w:style>
-  <w:style w:type="paragraph" w:styleId="IntenseQuote">
+  <w:style w:type="paragraph" w:styleId="a9">
     <w:name w:val="Intense Quote"/>
-    <w:basedOn w:val="Normal"/>
-    <w:next w:val="Normal"/>
-    <w:link w:val="IntenseQuoteChar"/>
+    <w:basedOn w:val="a"/>
+    <w:next w:val="a"/>
+    <w:link w:val="aa"/>
     <w:uiPriority w:val="30"/>
     <w:qFormat/>
     <w:rsid w:val="00F96EC5"/>
@@ -3131,10 +3554,10 @@
       <w:color w:val="0F4761" w:themeColor="accent1" w:themeShade="BF"/>
     </w:rPr>
   </w:style>
-  <w:style w:type="character" w:customStyle="1" w:styleId="IntenseQuoteChar">
-    <w:name w:val="Intense Quote Char"/>
-    <w:basedOn w:val="DefaultParagraphFont"/>
-    <w:link w:val="IntenseQuote"/>
+  <w:style w:type="character" w:customStyle="1" w:styleId="aa">
+    <w:name w:val="Выделенная цитата Знак"/>
+    <w:basedOn w:val="a0"/>
+    <w:link w:val="a9"/>
     <w:uiPriority w:val="30"/>
     <w:rsid w:val="00F96EC5"/>
     <w:rPr>
@@ -3143,9 +3566,9 @@
       <w:color w:val="0F4761" w:themeColor="accent1" w:themeShade="BF"/>
     </w:rPr>
   </w:style>
-  <w:style w:type="character" w:styleId="IntenseReference">
+  <w:style w:type="character" w:styleId="ab">
     <w:name w:val="Intense Reference"/>
-    <w:basedOn w:val="DefaultParagraphFont"/>
+    <w:basedOn w:val="a0"/>
     <w:uiPriority w:val="32"/>
     <w:qFormat/>
     <w:rsid w:val="00F96EC5"/>
@@ -3157,9 +3580,9 @@
       <w:spacing w:val="5"/>
     </w:rPr>
   </w:style>
-  <w:style w:type="paragraph" w:customStyle="1" w:styleId="a">
+  <w:style w:type="paragraph" w:customStyle="1" w:styleId="ac">
     <w:name w:val="Титул"/>
-    <w:basedOn w:val="Normal"/>
+    <w:basedOn w:val="a"/>
     <w:link w:val="Char"/>
     <w:qFormat/>
     <w:rsid w:val="00340F73"/>
@@ -3176,8 +3599,8 @@
   </w:style>
   <w:style w:type="character" w:customStyle="1" w:styleId="Char">
     <w:name w:val="Титул Char"/>
-    <w:basedOn w:val="DefaultParagraphFont"/>
-    <w:link w:val="a"/>
+    <w:basedOn w:val="a0"/>
+    <w:link w:val="ac"/>
     <w:rsid w:val="00340F73"/>
     <w:rPr>
       <w:rFonts w:ascii="Times New Roman" w:hAnsi="Times New Roman"/>
@@ -3185,12 +3608,15 @@
       <w:sz w:val="28"/>
     </w:rPr>
   </w:style>
-  <w:style w:type="paragraph" w:customStyle="1" w:styleId="a0">
+  <w:style w:type="paragraph" w:customStyle="1" w:styleId="ad">
     <w:name w:val="Стандарт"/>
-    <w:basedOn w:val="a"/>
+    <w:basedOn w:val="ac"/>
     <w:link w:val="Char0"/>
     <w:qFormat/>
-    <w:rsid w:val="00340F73"/>
+    <w:rsid w:val="00C90FE6"/>
+    <w:pPr>
+      <w:spacing w:line="360" w:lineRule="auto"/>
+    </w:pPr>
     <w:rPr>
       <w:b w:val="0"/>
       <w:lang w:val="ru-RU"/>
@@ -3199,8 +3625,8 @@
   <w:style w:type="character" w:customStyle="1" w:styleId="Char0">
     <w:name w:val="Стандарт Char"/>
     <w:basedOn w:val="Char"/>
-    <w:link w:val="a0"/>
-    <w:rsid w:val="00340F73"/>
+    <w:link w:val="ad"/>
+    <w:rsid w:val="00C90FE6"/>
     <w:rPr>
       <w:rFonts w:ascii="Times New Roman" w:hAnsi="Times New Roman"/>
       <w:b w:val="0"/>
@@ -3208,9 +3634,9 @@
       <w:lang w:val="ru-RU"/>
     </w:rPr>
   </w:style>
-  <w:style w:type="character" w:styleId="Hyperlink">
+  <w:style w:type="character" w:styleId="ae">
     <w:name w:val="Hyperlink"/>
-    <w:basedOn w:val="DefaultParagraphFont"/>
+    <w:basedOn w:val="a0"/>
     <w:uiPriority w:val="99"/>
     <w:unhideWhenUsed/>
     <w:rsid w:val="00340F73"/>
@@ -3219,9 +3645,9 @@
       <w:u w:val="single"/>
     </w:rPr>
   </w:style>
-  <w:style w:type="character" w:styleId="UnresolvedMention">
+  <w:style w:type="character" w:styleId="af">
     <w:name w:val="Unresolved Mention"/>
-    <w:basedOn w:val="DefaultParagraphFont"/>
+    <w:basedOn w:val="a0"/>
     <w:uiPriority w:val="99"/>
     <w:semiHidden/>
     <w:unhideWhenUsed/>
@@ -3231,9 +3657,9 @@
       <w:shd w:val="clear" w:color="auto" w:fill="E1DFDD"/>
     </w:rPr>
   </w:style>
-  <w:style w:type="table" w:styleId="TableGrid">
+  <w:style w:type="table" w:styleId="af0">
     <w:name w:val="Table Grid"/>
-    <w:basedOn w:val="TableNormal"/>
+    <w:basedOn w:val="a1"/>
     <w:uiPriority w:val="39"/>
     <w:rsid w:val="00D8032E"/>
     <w:pPr>

--- a/Проектный практикум/Проектная часть.docx
+++ b/Проектный практикум/Проектная часть.docx
@@ -4,905 +4,2932 @@
   <w:body>
     <w:p>
       <w:pPr>
-        <w:pStyle w:val="1"/>
+        <w:pStyle w:val="Heading1"/>
+        <w:ind w:firstLine="0"/>
+        <w:jc w:val="center"/>
+        <w:rPr>
+          <w:lang w:val="ru-RU"/>
+        </w:rPr>
+      </w:pPr>
+      <w:bookmarkStart w:id="0" w:name="_Toc243567008"/>
+      <w:r>
+        <w:rPr>
+          <w:lang w:val="ru-RU"/>
+        </w:rPr>
+        <w:t>АННОТАЦИЯ</w:t>
+      </w:r>
+      <w:bookmarkEnd w:id="0"/>
+    </w:p>
+    <w:p>
+      <w:pPr>
+        <w:pStyle w:val="a0"/>
+      </w:pPr>
+      <w:r>
+        <w:tab/>
+        <w:t xml:space="preserve">ВКР бакалавра </w:t>
+      </w:r>
+      <w:r>
+        <w:t>«</w:t>
+      </w:r>
+      <w:r>
+        <w:t xml:space="preserve">Разработка игры с элементами </w:t>
+      </w:r>
+      <w:proofErr w:type="spellStart"/>
+      <w:r>
+        <w:rPr>
+          <w:lang w:val="en-US"/>
+        </w:rPr>
+        <w:t>Rougelite</w:t>
+      </w:r>
+      <w:proofErr w:type="spellEnd"/>
+      <w:r>
+        <w:t xml:space="preserve"> </w:t>
+      </w:r>
+      <w:r>
+        <w:t xml:space="preserve">в </w:t>
+      </w:r>
+      <w:r>
+        <w:t>3</w:t>
+      </w:r>
+      <w:r>
+        <w:rPr>
+          <w:lang w:val="en-US"/>
+        </w:rPr>
+        <w:t>D</w:t>
+      </w:r>
+      <w:r>
+        <w:t>».</w:t>
+      </w:r>
+    </w:p>
+    <w:p>
+      <w:pPr>
+        <w:pStyle w:val="a0"/>
+      </w:pPr>
+      <w:r>
+        <w:t>Пояснительная записка</w:t>
+      </w:r>
+      <w:r>
+        <w:t>:</w:t>
+      </w:r>
+      <w:r>
+        <w:t xml:space="preserve"> </w:t>
+      </w:r>
+      <w:r>
+        <w:rPr>
+          <w:lang w:val="en-US"/>
+        </w:rPr>
+        <w:t>X</w:t>
+      </w:r>
+      <w:r>
+        <w:t xml:space="preserve"> </w:t>
+      </w:r>
+      <w:r>
+        <w:t>стр</w:t>
+      </w:r>
+      <w:r>
+        <w:t>.</w:t>
+      </w:r>
+      <w:r>
+        <w:t xml:space="preserve">, </w:t>
+      </w:r>
+      <w:r>
+        <w:rPr>
+          <w:lang w:val="en-US"/>
+        </w:rPr>
+        <w:t>X</w:t>
+      </w:r>
+      <w:r>
+        <w:t xml:space="preserve"> </w:t>
+      </w:r>
+      <w:r>
+        <w:t>рис.</w:t>
+      </w:r>
+      <w:r>
+        <w:t xml:space="preserve">, </w:t>
+      </w:r>
+      <w:r>
+        <w:rPr>
+          <w:lang w:val="en-US"/>
+        </w:rPr>
+        <w:t>X</w:t>
+      </w:r>
+      <w:r>
+        <w:t xml:space="preserve"> </w:t>
+      </w:r>
+      <w:r>
+        <w:t>табл</w:t>
+      </w:r>
+      <w:r>
+        <w:t>.</w:t>
+      </w:r>
+      <w:r>
+        <w:t xml:space="preserve">, </w:t>
+      </w:r>
+      <w:r>
+        <w:rPr>
+          <w:lang w:val="en-US"/>
+        </w:rPr>
+        <w:t>X</w:t>
+      </w:r>
+      <w:r>
+        <w:t xml:space="preserve"> </w:t>
+      </w:r>
+      <w:proofErr w:type="spellStart"/>
+      <w:r>
+        <w:t>источн</w:t>
+      </w:r>
+      <w:proofErr w:type="spellEnd"/>
+      <w:r>
+        <w:t xml:space="preserve">., </w:t>
+      </w:r>
+      <w:r>
+        <w:rPr>
+          <w:lang w:val="en-US"/>
+        </w:rPr>
+        <w:t>X</w:t>
+      </w:r>
+      <w:r>
+        <w:t xml:space="preserve"> </w:t>
+      </w:r>
+      <w:r>
+        <w:t>прилож.</w:t>
+      </w:r>
+      <w:r>
+        <w:t xml:space="preserve"> </w:t>
+      </w:r>
+    </w:p>
+    <w:p>
+      <w:pPr>
+        <w:pStyle w:val="a0"/>
+        <w:ind w:firstLine="720"/>
+      </w:pPr>
+      <w:r>
+        <w:t>К</w:t>
+      </w:r>
+      <w:r>
+        <w:t>лючевы</w:t>
+      </w:r>
+      <w:r>
+        <w:t>е</w:t>
+      </w:r>
+      <w:r>
+        <w:t xml:space="preserve"> слов</w:t>
+      </w:r>
+      <w:r>
+        <w:t>а</w:t>
+      </w:r>
+      <w:r>
+        <w:t xml:space="preserve">: </w:t>
+      </w:r>
+      <w:r>
+        <w:rPr>
+          <w:lang w:val="en-US"/>
+        </w:rPr>
+        <w:t>Unity</w:t>
+      </w:r>
+      <w:r>
+        <w:t xml:space="preserve">, </w:t>
+      </w:r>
+      <w:r>
+        <w:t>Трёхмерное пространство</w:t>
+      </w:r>
+      <w:r>
+        <w:t xml:space="preserve">, </w:t>
+      </w:r>
+      <w:r>
+        <w:t>шутер, рогалик-</w:t>
+      </w:r>
+      <w:proofErr w:type="spellStart"/>
+      <w:r>
+        <w:t>лайт</w:t>
+      </w:r>
+      <w:proofErr w:type="spellEnd"/>
+      <w:r>
+        <w:t>, дерево, генерация</w:t>
+      </w:r>
+      <w:r>
+        <w:t xml:space="preserve"> уровня</w:t>
+      </w:r>
+      <w:r>
+        <w:t>, способности, перки</w:t>
+      </w:r>
+      <w:r>
+        <w:t>, оружие</w:t>
+      </w:r>
+      <w:r>
+        <w:t>.</w:t>
+      </w:r>
+    </w:p>
+    <w:p>
+      <w:pPr>
+        <w:pStyle w:val="a0"/>
+        <w:ind w:firstLine="720"/>
+      </w:pPr>
+      <w:r>
+        <w:t>Объёмом исследований являются видеоигровые информационные системы.</w:t>
+      </w:r>
+    </w:p>
+    <w:p>
+      <w:pPr>
+        <w:pStyle w:val="a0"/>
+        <w:ind w:firstLine="720"/>
+      </w:pPr>
+      <w:r>
+        <w:t>Цель работы – создание видеоигрового приложения, со случайной генерацией уровней, создания врагов и их расположения и улучшением аватара игрока и его арсенала.</w:t>
+      </w:r>
+    </w:p>
+    <w:p>
+      <w:pPr>
+        <w:pStyle w:val="a0"/>
+        <w:ind w:firstLine="720"/>
+      </w:pPr>
+      <w:r>
+        <w:t xml:space="preserve">Приложение предназначено для </w:t>
+      </w:r>
+      <w:r>
+        <w:t>взрослого игрока, следящего за инди сегментом рогаликов, в частности рогалик-</w:t>
+      </w:r>
+      <w:proofErr w:type="spellStart"/>
+      <w:r>
+        <w:t>лайтов</w:t>
+      </w:r>
+      <w:proofErr w:type="spellEnd"/>
+      <w:r>
+        <w:t xml:space="preserve"> с </w:t>
+      </w:r>
+      <w:proofErr w:type="spellStart"/>
+      <w:r>
+        <w:t>шутерными</w:t>
+      </w:r>
+      <w:proofErr w:type="spellEnd"/>
+      <w:r>
+        <w:t xml:space="preserve"> механиками.</w:t>
+      </w:r>
+    </w:p>
+    <w:p>
+      <w:pPr>
+        <w:pStyle w:val="a0"/>
+        <w:ind w:firstLine="720"/>
+      </w:pPr>
+      <w:r>
+        <w:t xml:space="preserve">Приложение реализовано на основе операционной системы </w:t>
+      </w:r>
+      <w:r>
+        <w:rPr>
+          <w:lang w:val="en-US"/>
+        </w:rPr>
+        <w:t>Windows</w:t>
+      </w:r>
+      <w:r>
+        <w:t xml:space="preserve"> </w:t>
+      </w:r>
+      <w:r>
+        <w:t>версий не ниже 10. Позволяет получить доступ к своему видеоигровому аватару. Данные о прохождении и улучшениях хранятся на локальном компьютере пользователя.</w:t>
+      </w:r>
+    </w:p>
+    <w:p>
+      <w:pPr>
+        <w:pStyle w:val="a0"/>
+        <w:ind w:firstLine="720"/>
+      </w:pPr>
+      <w:r>
+        <w:t>В системе предусмотрены мероприятия для защиты прогресса в случае неожиданных отключений. Приложение имеет интуитивно понятный и дружественный интерфейс.</w:t>
+      </w:r>
+    </w:p>
+    <w:p>
+      <w:pPr>
+        <w:pStyle w:val="a0"/>
+        <w:ind w:firstLine="720"/>
+        <w:rPr>
+          <w:lang w:val="en-US"/>
+        </w:rPr>
+      </w:pPr>
+      <w:r>
+        <w:t xml:space="preserve">Степень внедрения </w:t>
+      </w:r>
+      <w:r>
+        <w:t>–</w:t>
+      </w:r>
+      <w:r>
+        <w:t xml:space="preserve"> </w:t>
+      </w:r>
+      <w:r>
+        <w:t xml:space="preserve">приложение предлагается распространять на площадках </w:t>
+      </w:r>
+      <w:r>
+        <w:rPr>
+          <w:lang w:val="en-US"/>
+        </w:rPr>
+        <w:t>Itch</w:t>
+      </w:r>
+      <w:r>
+        <w:t>.</w:t>
+      </w:r>
+      <w:r>
+        <w:rPr>
+          <w:lang w:val="en-US"/>
+        </w:rPr>
+        <w:t>io</w:t>
+      </w:r>
+      <w:r>
+        <w:t xml:space="preserve"> </w:t>
+      </w:r>
+      <w:r>
+        <w:t xml:space="preserve">и </w:t>
+      </w:r>
+      <w:r>
+        <w:rPr>
+          <w:lang w:val="en-US"/>
+        </w:rPr>
+        <w:t>Steam</w:t>
+      </w:r>
+      <w:r>
+        <w:t>.</w:t>
+      </w:r>
+    </w:p>
+    <w:p>
+      <w:pPr>
+        <w:pStyle w:val="a0"/>
+        <w:ind w:firstLine="720"/>
+        <w:rPr>
+          <w:lang w:val="en-US"/>
+        </w:rPr>
+      </w:pPr>
+    </w:p>
+    <w:p>
+      <w:pPr>
+        <w:pStyle w:val="a0"/>
+      </w:pPr>
+    </w:p>
+    <w:p>
+      <w:pPr>
+        <w:rPr>
+          <w:rFonts w:ascii="Times New Roman" w:hAnsi="Times New Roman"/>
+          <w:b/>
+          <w:sz w:val="28"/>
+          <w:lang w:val="ru-RU"/>
+        </w:rPr>
+      </w:pPr>
+      <w:r>
+        <w:rPr>
+          <w:lang w:val="ru-RU"/>
+        </w:rPr>
+        <w:br w:type="page"/>
+      </w:r>
+    </w:p>
+    <w:p>
+      <w:pPr>
+        <w:pStyle w:val="Heading1"/>
+        <w:ind w:firstLine="0"/>
+        <w:jc w:val="center"/>
+        <w:rPr>
+          <w:lang w:val="ru-RU"/>
+        </w:rPr>
+      </w:pPr>
+      <w:bookmarkStart w:id="1" w:name="_Toc243567009"/>
+      <w:r>
+        <w:rPr>
+          <w:lang w:val="ru-RU"/>
+        </w:rPr>
+        <w:lastRenderedPageBreak/>
+        <w:t>ПЕРЕЧЕНЬ СОКРАЩЕНИЙ И УСЛОВНЫХ ОБОЗНАЧЕНИЙ</w:t>
+      </w:r>
+      <w:bookmarkEnd w:id="1"/>
+    </w:p>
+    <w:p>
+      <w:pPr>
+        <w:rPr>
+          <w:rFonts w:ascii="Times New Roman" w:hAnsi="Times New Roman"/>
+          <w:b/>
+          <w:sz w:val="28"/>
+          <w:lang w:val="ru-RU"/>
+        </w:rPr>
+      </w:pPr>
+      <w:r>
+        <w:rPr>
+          <w:lang w:val="ru-RU"/>
+        </w:rPr>
+        <w:br w:type="page"/>
+      </w:r>
+    </w:p>
+    <w:p>
+      <w:pPr>
+        <w:pStyle w:val="Heading1"/>
+        <w:ind w:firstLine="0"/>
+        <w:jc w:val="center"/>
+        <w:rPr>
+          <w:rFonts w:cstheme="minorBidi"/>
+          <w:szCs w:val="24"/>
+          <w:lang w:val="ru-RU"/>
+        </w:rPr>
+      </w:pPr>
+      <w:bookmarkStart w:id="2" w:name="_Toc243567010"/>
+      <w:r>
+        <w:rPr>
+          <w:lang w:val="ru-RU"/>
+        </w:rPr>
+        <w:lastRenderedPageBreak/>
+        <w:t>СОДЕРЖАНИЕ</w:t>
+      </w:r>
+      <w:bookmarkEnd w:id="2"/>
+    </w:p>
+    <w:sdt>
+      <w:sdtPr>
+        <w:rPr>
+          <w:rFonts w:ascii="Times New Roman" w:hAnsi="Times New Roman" w:cs="Times New Roman"/>
+          <w:sz w:val="28"/>
+          <w:szCs w:val="28"/>
+        </w:rPr>
+        <w:id w:val="1195962144"/>
+        <w:docPartObj>
+          <w:docPartGallery w:val="Table of Contents"/>
+          <w:docPartUnique/>
+        </w:docPartObj>
+      </w:sdtPr>
+      <w:sdtEndPr>
+        <w:rPr>
+          <w:rFonts w:eastAsiaTheme="minorHAnsi"/>
+          <w:b/>
+          <w:bCs/>
+          <w:noProof/>
+          <w:color w:val="auto"/>
+          <w:kern w:val="2"/>
+          <w14:ligatures w14:val="standardContextual"/>
+        </w:rPr>
+      </w:sdtEndPr>
+      <w:sdtContent>
+        <w:p>
+          <w:pPr>
+            <w:pStyle w:val="TOCHeading"/>
+            <w:rPr>
+              <w:rFonts w:ascii="Times New Roman" w:hAnsi="Times New Roman" w:cs="Times New Roman"/>
+              <w:sz w:val="28"/>
+              <w:szCs w:val="28"/>
+              <w:lang w:val="ru-RU"/>
+            </w:rPr>
+          </w:pPr>
+        </w:p>
+        <w:p>
+          <w:pPr>
+            <w:pStyle w:val="TOC1"/>
+            <w:tabs>
+              <w:tab w:val="right" w:leader="dot" w:pos="9350"/>
+            </w:tabs>
+            <w:rPr>
+              <w:rFonts w:ascii="Times New Roman" w:eastAsiaTheme="minorEastAsia" w:hAnsi="Times New Roman" w:cs="Times New Roman"/>
+              <w:noProof/>
+              <w:sz w:val="28"/>
+              <w:szCs w:val="28"/>
+            </w:rPr>
+          </w:pPr>
+          <w:r>
+            <w:rPr>
+              <w:rFonts w:ascii="Times New Roman" w:hAnsi="Times New Roman" w:cs="Times New Roman"/>
+              <w:sz w:val="28"/>
+              <w:szCs w:val="28"/>
+            </w:rPr>
+            <w:fldChar w:fldCharType="begin"/>
+          </w:r>
+          <w:r>
+            <w:rPr>
+              <w:rFonts w:ascii="Times New Roman" w:hAnsi="Times New Roman" w:cs="Times New Roman"/>
+              <w:sz w:val="28"/>
+              <w:szCs w:val="28"/>
+            </w:rPr>
+            <w:instrText xml:space="preserve"> TOC \o "1-3" \h \z \u </w:instrText>
+          </w:r>
+          <w:r>
+            <w:rPr>
+              <w:rFonts w:ascii="Times New Roman" w:hAnsi="Times New Roman" w:cs="Times New Roman"/>
+              <w:sz w:val="28"/>
+              <w:szCs w:val="28"/>
+            </w:rPr>
+            <w:fldChar w:fldCharType="separate"/>
+          </w:r>
+          <w:hyperlink w:anchor="_Toc243567008" w:history="1">
+            <w:r>
+              <w:rPr>
+                <w:rStyle w:val="Hyperlink"/>
+                <w:rFonts w:ascii="Times New Roman" w:hAnsi="Times New Roman" w:cs="Times New Roman"/>
+                <w:noProof/>
+                <w:sz w:val="28"/>
+                <w:szCs w:val="28"/>
+                <w:lang w:val="ru-RU"/>
+              </w:rPr>
+              <w:t>АННОТАЦИЯ</w:t>
+            </w:r>
+            <w:r>
+              <w:rPr>
+                <w:rFonts w:ascii="Times New Roman" w:hAnsi="Times New Roman" w:cs="Times New Roman"/>
+                <w:noProof/>
+                <w:webHidden/>
+                <w:sz w:val="28"/>
+                <w:szCs w:val="28"/>
+              </w:rPr>
+              <w:tab/>
+            </w:r>
+            <w:r>
+              <w:rPr>
+                <w:rFonts w:ascii="Times New Roman" w:hAnsi="Times New Roman" w:cs="Times New Roman"/>
+                <w:noProof/>
+                <w:webHidden/>
+                <w:sz w:val="28"/>
+                <w:szCs w:val="28"/>
+              </w:rPr>
+              <w:fldChar w:fldCharType="begin"/>
+            </w:r>
+            <w:r>
+              <w:rPr>
+                <w:rFonts w:ascii="Times New Roman" w:hAnsi="Times New Roman" w:cs="Times New Roman"/>
+                <w:noProof/>
+                <w:webHidden/>
+                <w:sz w:val="28"/>
+                <w:szCs w:val="28"/>
+              </w:rPr>
+              <w:instrText xml:space="preserve"> PAGEREF _Toc243567008 \h </w:instrText>
+            </w:r>
+            <w:r>
+              <w:rPr>
+                <w:rFonts w:ascii="Times New Roman" w:hAnsi="Times New Roman" w:cs="Times New Roman"/>
+                <w:noProof/>
+                <w:webHidden/>
+                <w:sz w:val="28"/>
+                <w:szCs w:val="28"/>
+              </w:rPr>
+            </w:r>
+            <w:r>
+              <w:rPr>
+                <w:rFonts w:ascii="Times New Roman" w:hAnsi="Times New Roman" w:cs="Times New Roman"/>
+                <w:noProof/>
+                <w:webHidden/>
+                <w:sz w:val="28"/>
+                <w:szCs w:val="28"/>
+              </w:rPr>
+              <w:fldChar w:fldCharType="separate"/>
+            </w:r>
+            <w:r>
+              <w:rPr>
+                <w:rFonts w:ascii="Times New Roman" w:hAnsi="Times New Roman" w:cs="Times New Roman"/>
+                <w:noProof/>
+                <w:webHidden/>
+                <w:sz w:val="28"/>
+                <w:szCs w:val="28"/>
+              </w:rPr>
+              <w:t>1</w:t>
+            </w:r>
+            <w:r>
+              <w:rPr>
+                <w:rFonts w:ascii="Times New Roman" w:hAnsi="Times New Roman" w:cs="Times New Roman"/>
+                <w:noProof/>
+                <w:webHidden/>
+                <w:sz w:val="28"/>
+                <w:szCs w:val="28"/>
+              </w:rPr>
+              <w:fldChar w:fldCharType="end"/>
+            </w:r>
+          </w:hyperlink>
+        </w:p>
+        <w:p>
+          <w:pPr>
+            <w:pStyle w:val="TOC1"/>
+            <w:tabs>
+              <w:tab w:val="right" w:leader="dot" w:pos="9350"/>
+            </w:tabs>
+            <w:rPr>
+              <w:rFonts w:ascii="Times New Roman" w:eastAsiaTheme="minorEastAsia" w:hAnsi="Times New Roman" w:cs="Times New Roman"/>
+              <w:noProof/>
+              <w:sz w:val="28"/>
+              <w:szCs w:val="28"/>
+            </w:rPr>
+          </w:pPr>
+          <w:hyperlink w:anchor="_Toc243567009" w:history="1">
+            <w:r>
+              <w:rPr>
+                <w:rStyle w:val="Hyperlink"/>
+                <w:rFonts w:ascii="Times New Roman" w:hAnsi="Times New Roman" w:cs="Times New Roman"/>
+                <w:noProof/>
+                <w:sz w:val="28"/>
+                <w:szCs w:val="28"/>
+                <w:lang w:val="ru-RU"/>
+              </w:rPr>
+              <w:t>ПЕРЕЧЕНЬ СОКРАЩЕНИЙ И УСЛОВНЫХ ОБОЗНАЧЕНИЙ</w:t>
+            </w:r>
+            <w:r>
+              <w:rPr>
+                <w:rFonts w:ascii="Times New Roman" w:hAnsi="Times New Roman" w:cs="Times New Roman"/>
+                <w:noProof/>
+                <w:webHidden/>
+                <w:sz w:val="28"/>
+                <w:szCs w:val="28"/>
+              </w:rPr>
+              <w:tab/>
+            </w:r>
+            <w:r>
+              <w:rPr>
+                <w:rFonts w:ascii="Times New Roman" w:hAnsi="Times New Roman" w:cs="Times New Roman"/>
+                <w:noProof/>
+                <w:webHidden/>
+                <w:sz w:val="28"/>
+                <w:szCs w:val="28"/>
+              </w:rPr>
+              <w:fldChar w:fldCharType="begin"/>
+            </w:r>
+            <w:r>
+              <w:rPr>
+                <w:rFonts w:ascii="Times New Roman" w:hAnsi="Times New Roman" w:cs="Times New Roman"/>
+                <w:noProof/>
+                <w:webHidden/>
+                <w:sz w:val="28"/>
+                <w:szCs w:val="28"/>
+              </w:rPr>
+              <w:instrText xml:space="preserve"> PAGEREF _Toc243567009 \h </w:instrText>
+            </w:r>
+            <w:r>
+              <w:rPr>
+                <w:rFonts w:ascii="Times New Roman" w:hAnsi="Times New Roman" w:cs="Times New Roman"/>
+                <w:noProof/>
+                <w:webHidden/>
+                <w:sz w:val="28"/>
+                <w:szCs w:val="28"/>
+              </w:rPr>
+            </w:r>
+            <w:r>
+              <w:rPr>
+                <w:rFonts w:ascii="Times New Roman" w:hAnsi="Times New Roman" w:cs="Times New Roman"/>
+                <w:noProof/>
+                <w:webHidden/>
+                <w:sz w:val="28"/>
+                <w:szCs w:val="28"/>
+              </w:rPr>
+              <w:fldChar w:fldCharType="separate"/>
+            </w:r>
+            <w:r>
+              <w:rPr>
+                <w:rFonts w:ascii="Times New Roman" w:hAnsi="Times New Roman" w:cs="Times New Roman"/>
+                <w:noProof/>
+                <w:webHidden/>
+                <w:sz w:val="28"/>
+                <w:szCs w:val="28"/>
+              </w:rPr>
+              <w:t>2</w:t>
+            </w:r>
+            <w:r>
+              <w:rPr>
+                <w:rFonts w:ascii="Times New Roman" w:hAnsi="Times New Roman" w:cs="Times New Roman"/>
+                <w:noProof/>
+                <w:webHidden/>
+                <w:sz w:val="28"/>
+                <w:szCs w:val="28"/>
+              </w:rPr>
+              <w:fldChar w:fldCharType="end"/>
+            </w:r>
+          </w:hyperlink>
+        </w:p>
+        <w:p>
+          <w:pPr>
+            <w:pStyle w:val="TOC1"/>
+            <w:tabs>
+              <w:tab w:val="right" w:leader="dot" w:pos="9350"/>
+            </w:tabs>
+            <w:rPr>
+              <w:rFonts w:ascii="Times New Roman" w:eastAsiaTheme="minorEastAsia" w:hAnsi="Times New Roman" w:cs="Times New Roman"/>
+              <w:noProof/>
+              <w:sz w:val="28"/>
+              <w:szCs w:val="28"/>
+            </w:rPr>
+          </w:pPr>
+          <w:hyperlink w:anchor="_Toc243567010" w:history="1">
+            <w:r>
+              <w:rPr>
+                <w:rStyle w:val="Hyperlink"/>
+                <w:rFonts w:ascii="Times New Roman" w:hAnsi="Times New Roman" w:cs="Times New Roman"/>
+                <w:noProof/>
+                <w:sz w:val="28"/>
+                <w:szCs w:val="28"/>
+                <w:lang w:val="ru-RU"/>
+              </w:rPr>
+              <w:t>СОДЕРЖАНИЕ</w:t>
+            </w:r>
+            <w:r>
+              <w:rPr>
+                <w:rFonts w:ascii="Times New Roman" w:hAnsi="Times New Roman" w:cs="Times New Roman"/>
+                <w:noProof/>
+                <w:webHidden/>
+                <w:sz w:val="28"/>
+                <w:szCs w:val="28"/>
+              </w:rPr>
+              <w:tab/>
+            </w:r>
+            <w:r>
+              <w:rPr>
+                <w:rFonts w:ascii="Times New Roman" w:hAnsi="Times New Roman" w:cs="Times New Roman"/>
+                <w:noProof/>
+                <w:webHidden/>
+                <w:sz w:val="28"/>
+                <w:szCs w:val="28"/>
+              </w:rPr>
+              <w:fldChar w:fldCharType="begin"/>
+            </w:r>
+            <w:r>
+              <w:rPr>
+                <w:rFonts w:ascii="Times New Roman" w:hAnsi="Times New Roman" w:cs="Times New Roman"/>
+                <w:noProof/>
+                <w:webHidden/>
+                <w:sz w:val="28"/>
+                <w:szCs w:val="28"/>
+              </w:rPr>
+              <w:instrText xml:space="preserve"> PAGEREF _Toc243567010 \h </w:instrText>
+            </w:r>
+            <w:r>
+              <w:rPr>
+                <w:rFonts w:ascii="Times New Roman" w:hAnsi="Times New Roman" w:cs="Times New Roman"/>
+                <w:noProof/>
+                <w:webHidden/>
+                <w:sz w:val="28"/>
+                <w:szCs w:val="28"/>
+              </w:rPr>
+            </w:r>
+            <w:r>
+              <w:rPr>
+                <w:rFonts w:ascii="Times New Roman" w:hAnsi="Times New Roman" w:cs="Times New Roman"/>
+                <w:noProof/>
+                <w:webHidden/>
+                <w:sz w:val="28"/>
+                <w:szCs w:val="28"/>
+              </w:rPr>
+              <w:fldChar w:fldCharType="separate"/>
+            </w:r>
+            <w:r>
+              <w:rPr>
+                <w:rFonts w:ascii="Times New Roman" w:hAnsi="Times New Roman" w:cs="Times New Roman"/>
+                <w:noProof/>
+                <w:webHidden/>
+                <w:sz w:val="28"/>
+                <w:szCs w:val="28"/>
+              </w:rPr>
+              <w:t>3</w:t>
+            </w:r>
+            <w:r>
+              <w:rPr>
+                <w:rFonts w:ascii="Times New Roman" w:hAnsi="Times New Roman" w:cs="Times New Roman"/>
+                <w:noProof/>
+                <w:webHidden/>
+                <w:sz w:val="28"/>
+                <w:szCs w:val="28"/>
+              </w:rPr>
+              <w:fldChar w:fldCharType="end"/>
+            </w:r>
+          </w:hyperlink>
+        </w:p>
+        <w:p>
+          <w:pPr>
+            <w:pStyle w:val="TOC1"/>
+            <w:tabs>
+              <w:tab w:val="right" w:leader="dot" w:pos="9350"/>
+            </w:tabs>
+            <w:rPr>
+              <w:rFonts w:ascii="Times New Roman" w:eastAsiaTheme="minorEastAsia" w:hAnsi="Times New Roman" w:cs="Times New Roman"/>
+              <w:noProof/>
+              <w:sz w:val="28"/>
+              <w:szCs w:val="28"/>
+            </w:rPr>
+          </w:pPr>
+          <w:hyperlink w:anchor="_Toc243567011" w:history="1">
+            <w:r>
+              <w:rPr>
+                <w:rStyle w:val="Hyperlink"/>
+                <w:rFonts w:ascii="Times New Roman" w:hAnsi="Times New Roman" w:cs="Times New Roman"/>
+                <w:noProof/>
+                <w:sz w:val="28"/>
+                <w:szCs w:val="28"/>
+                <w:lang w:val="ru-RU"/>
+              </w:rPr>
+              <w:t>ВВЕДЕНИЕ</w:t>
+            </w:r>
+            <w:r>
+              <w:rPr>
+                <w:rFonts w:ascii="Times New Roman" w:hAnsi="Times New Roman" w:cs="Times New Roman"/>
+                <w:noProof/>
+                <w:webHidden/>
+                <w:sz w:val="28"/>
+                <w:szCs w:val="28"/>
+              </w:rPr>
+              <w:tab/>
+            </w:r>
+            <w:r>
+              <w:rPr>
+                <w:rFonts w:ascii="Times New Roman" w:hAnsi="Times New Roman" w:cs="Times New Roman"/>
+                <w:noProof/>
+                <w:webHidden/>
+                <w:sz w:val="28"/>
+                <w:szCs w:val="28"/>
+              </w:rPr>
+              <w:fldChar w:fldCharType="begin"/>
+            </w:r>
+            <w:r>
+              <w:rPr>
+                <w:rFonts w:ascii="Times New Roman" w:hAnsi="Times New Roman" w:cs="Times New Roman"/>
+                <w:noProof/>
+                <w:webHidden/>
+                <w:sz w:val="28"/>
+                <w:szCs w:val="28"/>
+              </w:rPr>
+              <w:instrText xml:space="preserve"> PAGEREF _Toc243567011 \h </w:instrText>
+            </w:r>
+            <w:r>
+              <w:rPr>
+                <w:rFonts w:ascii="Times New Roman" w:hAnsi="Times New Roman" w:cs="Times New Roman"/>
+                <w:noProof/>
+                <w:webHidden/>
+                <w:sz w:val="28"/>
+                <w:szCs w:val="28"/>
+              </w:rPr>
+            </w:r>
+            <w:r>
+              <w:rPr>
+                <w:rFonts w:ascii="Times New Roman" w:hAnsi="Times New Roman" w:cs="Times New Roman"/>
+                <w:noProof/>
+                <w:webHidden/>
+                <w:sz w:val="28"/>
+                <w:szCs w:val="28"/>
+              </w:rPr>
+              <w:fldChar w:fldCharType="separate"/>
+            </w:r>
+            <w:r>
+              <w:rPr>
+                <w:rFonts w:ascii="Times New Roman" w:hAnsi="Times New Roman" w:cs="Times New Roman"/>
+                <w:noProof/>
+                <w:webHidden/>
+                <w:sz w:val="28"/>
+                <w:szCs w:val="28"/>
+              </w:rPr>
+              <w:t>4</w:t>
+            </w:r>
+            <w:r>
+              <w:rPr>
+                <w:rFonts w:ascii="Times New Roman" w:hAnsi="Times New Roman" w:cs="Times New Roman"/>
+                <w:noProof/>
+                <w:webHidden/>
+                <w:sz w:val="28"/>
+                <w:szCs w:val="28"/>
+              </w:rPr>
+              <w:fldChar w:fldCharType="end"/>
+            </w:r>
+          </w:hyperlink>
+        </w:p>
+        <w:p>
+          <w:pPr>
+            <w:pStyle w:val="TOC1"/>
+            <w:tabs>
+              <w:tab w:val="right" w:leader="dot" w:pos="9350"/>
+            </w:tabs>
+            <w:rPr>
+              <w:rFonts w:ascii="Times New Roman" w:eastAsiaTheme="minorEastAsia" w:hAnsi="Times New Roman" w:cs="Times New Roman"/>
+              <w:noProof/>
+              <w:sz w:val="28"/>
+              <w:szCs w:val="28"/>
+            </w:rPr>
+          </w:pPr>
+          <w:hyperlink w:anchor="_Toc243567012" w:history="1">
+            <w:r>
+              <w:rPr>
+                <w:rStyle w:val="Hyperlink"/>
+                <w:rFonts w:ascii="Times New Roman" w:hAnsi="Times New Roman" w:cs="Times New Roman"/>
+                <w:noProof/>
+                <w:sz w:val="28"/>
+                <w:szCs w:val="28"/>
+                <w:lang w:val="ru-RU"/>
+              </w:rPr>
+              <w:t>1 АНАЛИЗ ПРЕДМЕТНОЙ ОБЛАСТИ, СУЩЕСТВУЮЩИХ ИНФОР МАЦИОННЫХ ТЕХНОЛОГИЙ, СИСТЕМ ИЛИ МЕТОДОВ И АЛГОРИТ МОВ, КОТОРЫЕ РЕШАЮТ АНАЛОГИЧНЫЕ ЗАДАЧИ</w:t>
+            </w:r>
+            <w:r>
+              <w:rPr>
+                <w:rFonts w:ascii="Times New Roman" w:hAnsi="Times New Roman" w:cs="Times New Roman"/>
+                <w:noProof/>
+                <w:webHidden/>
+                <w:sz w:val="28"/>
+                <w:szCs w:val="28"/>
+              </w:rPr>
+              <w:tab/>
+            </w:r>
+            <w:r>
+              <w:rPr>
+                <w:rFonts w:ascii="Times New Roman" w:hAnsi="Times New Roman" w:cs="Times New Roman"/>
+                <w:noProof/>
+                <w:webHidden/>
+                <w:sz w:val="28"/>
+                <w:szCs w:val="28"/>
+              </w:rPr>
+              <w:fldChar w:fldCharType="begin"/>
+            </w:r>
+            <w:r>
+              <w:rPr>
+                <w:rFonts w:ascii="Times New Roman" w:hAnsi="Times New Roman" w:cs="Times New Roman"/>
+                <w:noProof/>
+                <w:webHidden/>
+                <w:sz w:val="28"/>
+                <w:szCs w:val="28"/>
+              </w:rPr>
+              <w:instrText xml:space="preserve"> PAGEREF _Toc243567012 \h </w:instrText>
+            </w:r>
+            <w:r>
+              <w:rPr>
+                <w:rFonts w:ascii="Times New Roman" w:hAnsi="Times New Roman" w:cs="Times New Roman"/>
+                <w:noProof/>
+                <w:webHidden/>
+                <w:sz w:val="28"/>
+                <w:szCs w:val="28"/>
+              </w:rPr>
+            </w:r>
+            <w:r>
+              <w:rPr>
+                <w:rFonts w:ascii="Times New Roman" w:hAnsi="Times New Roman" w:cs="Times New Roman"/>
+                <w:noProof/>
+                <w:webHidden/>
+                <w:sz w:val="28"/>
+                <w:szCs w:val="28"/>
+              </w:rPr>
+              <w:fldChar w:fldCharType="separate"/>
+            </w:r>
+            <w:r>
+              <w:rPr>
+                <w:rFonts w:ascii="Times New Roman" w:hAnsi="Times New Roman" w:cs="Times New Roman"/>
+                <w:noProof/>
+                <w:webHidden/>
+                <w:sz w:val="28"/>
+                <w:szCs w:val="28"/>
+              </w:rPr>
+              <w:t>5</w:t>
+            </w:r>
+            <w:r>
+              <w:rPr>
+                <w:rFonts w:ascii="Times New Roman" w:hAnsi="Times New Roman" w:cs="Times New Roman"/>
+                <w:noProof/>
+                <w:webHidden/>
+                <w:sz w:val="28"/>
+                <w:szCs w:val="28"/>
+              </w:rPr>
+              <w:fldChar w:fldCharType="end"/>
+            </w:r>
+          </w:hyperlink>
+        </w:p>
+        <w:p>
+          <w:pPr>
+            <w:pStyle w:val="TOC2"/>
+            <w:tabs>
+              <w:tab w:val="right" w:leader="dot" w:pos="9350"/>
+            </w:tabs>
+            <w:rPr>
+              <w:rFonts w:ascii="Times New Roman" w:eastAsiaTheme="minorEastAsia" w:hAnsi="Times New Roman" w:cs="Times New Roman"/>
+              <w:noProof/>
+              <w:sz w:val="28"/>
+              <w:szCs w:val="28"/>
+            </w:rPr>
+          </w:pPr>
+          <w:hyperlink w:anchor="_Toc243567013" w:history="1">
+            <w:r>
+              <w:rPr>
+                <w:rStyle w:val="Hyperlink"/>
+                <w:rFonts w:ascii="Times New Roman" w:hAnsi="Times New Roman" w:cs="Times New Roman"/>
+                <w:noProof/>
+                <w:sz w:val="28"/>
+                <w:szCs w:val="28"/>
+                <w:lang w:val="ru-RU"/>
+              </w:rPr>
+              <w:t>1.1 Анализ предметной области и её информационные характеристики</w:t>
+            </w:r>
+            <w:r>
+              <w:rPr>
+                <w:rFonts w:ascii="Times New Roman" w:hAnsi="Times New Roman" w:cs="Times New Roman"/>
+                <w:noProof/>
+                <w:webHidden/>
+                <w:sz w:val="28"/>
+                <w:szCs w:val="28"/>
+              </w:rPr>
+              <w:tab/>
+            </w:r>
+            <w:r>
+              <w:rPr>
+                <w:rFonts w:ascii="Times New Roman" w:hAnsi="Times New Roman" w:cs="Times New Roman"/>
+                <w:noProof/>
+                <w:webHidden/>
+                <w:sz w:val="28"/>
+                <w:szCs w:val="28"/>
+              </w:rPr>
+              <w:fldChar w:fldCharType="begin"/>
+            </w:r>
+            <w:r>
+              <w:rPr>
+                <w:rFonts w:ascii="Times New Roman" w:hAnsi="Times New Roman" w:cs="Times New Roman"/>
+                <w:noProof/>
+                <w:webHidden/>
+                <w:sz w:val="28"/>
+                <w:szCs w:val="28"/>
+              </w:rPr>
+              <w:instrText xml:space="preserve"> PAGEREF _Toc243567013 \h </w:instrText>
+            </w:r>
+            <w:r>
+              <w:rPr>
+                <w:rFonts w:ascii="Times New Roman" w:hAnsi="Times New Roman" w:cs="Times New Roman"/>
+                <w:noProof/>
+                <w:webHidden/>
+                <w:sz w:val="28"/>
+                <w:szCs w:val="28"/>
+              </w:rPr>
+            </w:r>
+            <w:r>
+              <w:rPr>
+                <w:rFonts w:ascii="Times New Roman" w:hAnsi="Times New Roman" w:cs="Times New Roman"/>
+                <w:noProof/>
+                <w:webHidden/>
+                <w:sz w:val="28"/>
+                <w:szCs w:val="28"/>
+              </w:rPr>
+              <w:fldChar w:fldCharType="separate"/>
+            </w:r>
+            <w:r>
+              <w:rPr>
+                <w:rFonts w:ascii="Times New Roman" w:hAnsi="Times New Roman" w:cs="Times New Roman"/>
+                <w:noProof/>
+                <w:webHidden/>
+                <w:sz w:val="28"/>
+                <w:szCs w:val="28"/>
+              </w:rPr>
+              <w:t>5</w:t>
+            </w:r>
+            <w:r>
+              <w:rPr>
+                <w:rFonts w:ascii="Times New Roman" w:hAnsi="Times New Roman" w:cs="Times New Roman"/>
+                <w:noProof/>
+                <w:webHidden/>
+                <w:sz w:val="28"/>
+                <w:szCs w:val="28"/>
+              </w:rPr>
+              <w:fldChar w:fldCharType="end"/>
+            </w:r>
+          </w:hyperlink>
+        </w:p>
+        <w:p>
+          <w:pPr>
+            <w:pStyle w:val="TOC2"/>
+            <w:tabs>
+              <w:tab w:val="right" w:leader="dot" w:pos="9350"/>
+            </w:tabs>
+            <w:rPr>
+              <w:rFonts w:ascii="Times New Roman" w:eastAsiaTheme="minorEastAsia" w:hAnsi="Times New Roman" w:cs="Times New Roman"/>
+              <w:noProof/>
+              <w:sz w:val="28"/>
+              <w:szCs w:val="28"/>
+            </w:rPr>
+          </w:pPr>
+          <w:hyperlink w:anchor="_Toc243567014" w:history="1">
+            <w:r>
+              <w:rPr>
+                <w:rStyle w:val="Hyperlink"/>
+                <w:rFonts w:ascii="Times New Roman" w:hAnsi="Times New Roman" w:cs="Times New Roman"/>
+                <w:noProof/>
+                <w:sz w:val="28"/>
+                <w:szCs w:val="28"/>
+                <w:lang w:val="ru-RU"/>
+              </w:rPr>
+              <w:t>1.2 Система, технология, алгоритм, метод №1.</w:t>
+            </w:r>
+            <w:r>
+              <w:rPr>
+                <w:rFonts w:ascii="Times New Roman" w:hAnsi="Times New Roman" w:cs="Times New Roman"/>
+                <w:noProof/>
+                <w:webHidden/>
+                <w:sz w:val="28"/>
+                <w:szCs w:val="28"/>
+              </w:rPr>
+              <w:tab/>
+            </w:r>
+            <w:r>
+              <w:rPr>
+                <w:rFonts w:ascii="Times New Roman" w:hAnsi="Times New Roman" w:cs="Times New Roman"/>
+                <w:noProof/>
+                <w:webHidden/>
+                <w:sz w:val="28"/>
+                <w:szCs w:val="28"/>
+              </w:rPr>
+              <w:fldChar w:fldCharType="begin"/>
+            </w:r>
+            <w:r>
+              <w:rPr>
+                <w:rFonts w:ascii="Times New Roman" w:hAnsi="Times New Roman" w:cs="Times New Roman"/>
+                <w:noProof/>
+                <w:webHidden/>
+                <w:sz w:val="28"/>
+                <w:szCs w:val="28"/>
+              </w:rPr>
+              <w:instrText xml:space="preserve"> PAGEREF _Toc243567014 \h </w:instrText>
+            </w:r>
+            <w:r>
+              <w:rPr>
+                <w:rFonts w:ascii="Times New Roman" w:hAnsi="Times New Roman" w:cs="Times New Roman"/>
+                <w:noProof/>
+                <w:webHidden/>
+                <w:sz w:val="28"/>
+                <w:szCs w:val="28"/>
+              </w:rPr>
+            </w:r>
+            <w:r>
+              <w:rPr>
+                <w:rFonts w:ascii="Times New Roman" w:hAnsi="Times New Roman" w:cs="Times New Roman"/>
+                <w:noProof/>
+                <w:webHidden/>
+                <w:sz w:val="28"/>
+                <w:szCs w:val="28"/>
+              </w:rPr>
+              <w:fldChar w:fldCharType="separate"/>
+            </w:r>
+            <w:r>
+              <w:rPr>
+                <w:rFonts w:ascii="Times New Roman" w:hAnsi="Times New Roman" w:cs="Times New Roman"/>
+                <w:noProof/>
+                <w:webHidden/>
+                <w:sz w:val="28"/>
+                <w:szCs w:val="28"/>
+              </w:rPr>
+              <w:t>6</w:t>
+            </w:r>
+            <w:r>
+              <w:rPr>
+                <w:rFonts w:ascii="Times New Roman" w:hAnsi="Times New Roman" w:cs="Times New Roman"/>
+                <w:noProof/>
+                <w:webHidden/>
+                <w:sz w:val="28"/>
+                <w:szCs w:val="28"/>
+              </w:rPr>
+              <w:fldChar w:fldCharType="end"/>
+            </w:r>
+          </w:hyperlink>
+        </w:p>
+        <w:p>
+          <w:pPr>
+            <w:pStyle w:val="TOC2"/>
+            <w:tabs>
+              <w:tab w:val="right" w:leader="dot" w:pos="9350"/>
+            </w:tabs>
+            <w:rPr>
+              <w:rFonts w:ascii="Times New Roman" w:eastAsiaTheme="minorEastAsia" w:hAnsi="Times New Roman" w:cs="Times New Roman"/>
+              <w:noProof/>
+              <w:sz w:val="28"/>
+              <w:szCs w:val="28"/>
+            </w:rPr>
+          </w:pPr>
+          <w:hyperlink w:anchor="_Toc243567015" w:history="1">
+            <w:r>
+              <w:rPr>
+                <w:rStyle w:val="Hyperlink"/>
+                <w:rFonts w:ascii="Times New Roman" w:hAnsi="Times New Roman" w:cs="Times New Roman"/>
+                <w:noProof/>
+                <w:sz w:val="28"/>
+                <w:szCs w:val="28"/>
+                <w:lang w:val="ru-RU"/>
+              </w:rPr>
+              <w:t>1.3 Система, технология, алгоритм, метод №2</w:t>
+            </w:r>
+            <w:r>
+              <w:rPr>
+                <w:rFonts w:ascii="Times New Roman" w:hAnsi="Times New Roman" w:cs="Times New Roman"/>
+                <w:noProof/>
+                <w:webHidden/>
+                <w:sz w:val="28"/>
+                <w:szCs w:val="28"/>
+              </w:rPr>
+              <w:tab/>
+            </w:r>
+            <w:r>
+              <w:rPr>
+                <w:rFonts w:ascii="Times New Roman" w:hAnsi="Times New Roman" w:cs="Times New Roman"/>
+                <w:noProof/>
+                <w:webHidden/>
+                <w:sz w:val="28"/>
+                <w:szCs w:val="28"/>
+              </w:rPr>
+              <w:fldChar w:fldCharType="begin"/>
+            </w:r>
+            <w:r>
+              <w:rPr>
+                <w:rFonts w:ascii="Times New Roman" w:hAnsi="Times New Roman" w:cs="Times New Roman"/>
+                <w:noProof/>
+                <w:webHidden/>
+                <w:sz w:val="28"/>
+                <w:szCs w:val="28"/>
+              </w:rPr>
+              <w:instrText xml:space="preserve"> PAGEREF _Toc243567015 \h </w:instrText>
+            </w:r>
+            <w:r>
+              <w:rPr>
+                <w:rFonts w:ascii="Times New Roman" w:hAnsi="Times New Roman" w:cs="Times New Roman"/>
+                <w:noProof/>
+                <w:webHidden/>
+                <w:sz w:val="28"/>
+                <w:szCs w:val="28"/>
+              </w:rPr>
+            </w:r>
+            <w:r>
+              <w:rPr>
+                <w:rFonts w:ascii="Times New Roman" w:hAnsi="Times New Roman" w:cs="Times New Roman"/>
+                <w:noProof/>
+                <w:webHidden/>
+                <w:sz w:val="28"/>
+                <w:szCs w:val="28"/>
+              </w:rPr>
+              <w:fldChar w:fldCharType="separate"/>
+            </w:r>
+            <w:r>
+              <w:rPr>
+                <w:rFonts w:ascii="Times New Roman" w:hAnsi="Times New Roman" w:cs="Times New Roman"/>
+                <w:noProof/>
+                <w:webHidden/>
+                <w:sz w:val="28"/>
+                <w:szCs w:val="28"/>
+              </w:rPr>
+              <w:t>7</w:t>
+            </w:r>
+            <w:r>
+              <w:rPr>
+                <w:rFonts w:ascii="Times New Roman" w:hAnsi="Times New Roman" w:cs="Times New Roman"/>
+                <w:noProof/>
+                <w:webHidden/>
+                <w:sz w:val="28"/>
+                <w:szCs w:val="28"/>
+              </w:rPr>
+              <w:fldChar w:fldCharType="end"/>
+            </w:r>
+          </w:hyperlink>
+        </w:p>
+        <w:p>
+          <w:pPr>
+            <w:pStyle w:val="TOC2"/>
+            <w:tabs>
+              <w:tab w:val="right" w:leader="dot" w:pos="9350"/>
+            </w:tabs>
+            <w:rPr>
+              <w:rFonts w:ascii="Times New Roman" w:eastAsiaTheme="minorEastAsia" w:hAnsi="Times New Roman" w:cs="Times New Roman"/>
+              <w:noProof/>
+              <w:sz w:val="28"/>
+              <w:szCs w:val="28"/>
+            </w:rPr>
+          </w:pPr>
+          <w:hyperlink w:anchor="_Toc243567016" w:history="1">
+            <w:r>
+              <w:rPr>
+                <w:rStyle w:val="Hyperlink"/>
+                <w:rFonts w:ascii="Times New Roman" w:hAnsi="Times New Roman" w:cs="Times New Roman"/>
+                <w:noProof/>
+                <w:sz w:val="28"/>
+                <w:szCs w:val="28"/>
+                <w:lang w:val="ru-RU"/>
+              </w:rPr>
+              <w:t>1.4 Система, технология, алгоритм, метод №3</w:t>
+            </w:r>
+            <w:r>
+              <w:rPr>
+                <w:rFonts w:ascii="Times New Roman" w:hAnsi="Times New Roman" w:cs="Times New Roman"/>
+                <w:noProof/>
+                <w:webHidden/>
+                <w:sz w:val="28"/>
+                <w:szCs w:val="28"/>
+              </w:rPr>
+              <w:tab/>
+            </w:r>
+            <w:r>
+              <w:rPr>
+                <w:rFonts w:ascii="Times New Roman" w:hAnsi="Times New Roman" w:cs="Times New Roman"/>
+                <w:noProof/>
+                <w:webHidden/>
+                <w:sz w:val="28"/>
+                <w:szCs w:val="28"/>
+              </w:rPr>
+              <w:fldChar w:fldCharType="begin"/>
+            </w:r>
+            <w:r>
+              <w:rPr>
+                <w:rFonts w:ascii="Times New Roman" w:hAnsi="Times New Roman" w:cs="Times New Roman"/>
+                <w:noProof/>
+                <w:webHidden/>
+                <w:sz w:val="28"/>
+                <w:szCs w:val="28"/>
+              </w:rPr>
+              <w:instrText xml:space="preserve"> PAGEREF _Toc243567016 \h </w:instrText>
+            </w:r>
+            <w:r>
+              <w:rPr>
+                <w:rFonts w:ascii="Times New Roman" w:hAnsi="Times New Roman" w:cs="Times New Roman"/>
+                <w:noProof/>
+                <w:webHidden/>
+                <w:sz w:val="28"/>
+                <w:szCs w:val="28"/>
+              </w:rPr>
+            </w:r>
+            <w:r>
+              <w:rPr>
+                <w:rFonts w:ascii="Times New Roman" w:hAnsi="Times New Roman" w:cs="Times New Roman"/>
+                <w:noProof/>
+                <w:webHidden/>
+                <w:sz w:val="28"/>
+                <w:szCs w:val="28"/>
+              </w:rPr>
+              <w:fldChar w:fldCharType="separate"/>
+            </w:r>
+            <w:r>
+              <w:rPr>
+                <w:rFonts w:ascii="Times New Roman" w:hAnsi="Times New Roman" w:cs="Times New Roman"/>
+                <w:noProof/>
+                <w:webHidden/>
+                <w:sz w:val="28"/>
+                <w:szCs w:val="28"/>
+              </w:rPr>
+              <w:t>8</w:t>
+            </w:r>
+            <w:r>
+              <w:rPr>
+                <w:rFonts w:ascii="Times New Roman" w:hAnsi="Times New Roman" w:cs="Times New Roman"/>
+                <w:noProof/>
+                <w:webHidden/>
+                <w:sz w:val="28"/>
+                <w:szCs w:val="28"/>
+              </w:rPr>
+              <w:fldChar w:fldCharType="end"/>
+            </w:r>
+          </w:hyperlink>
+        </w:p>
+        <w:p>
+          <w:pPr>
+            <w:pStyle w:val="TOC2"/>
+            <w:tabs>
+              <w:tab w:val="left" w:pos="960"/>
+              <w:tab w:val="right" w:leader="dot" w:pos="9350"/>
+            </w:tabs>
+            <w:rPr>
+              <w:rFonts w:ascii="Times New Roman" w:eastAsiaTheme="minorEastAsia" w:hAnsi="Times New Roman" w:cs="Times New Roman"/>
+              <w:noProof/>
+              <w:sz w:val="28"/>
+              <w:szCs w:val="28"/>
+            </w:rPr>
+          </w:pPr>
+          <w:hyperlink w:anchor="_Toc243567017" w:history="1">
+            <w:r>
+              <w:rPr>
+                <w:rStyle w:val="Hyperlink"/>
+                <w:rFonts w:ascii="Times New Roman" w:hAnsi="Times New Roman" w:cs="Times New Roman"/>
+                <w:noProof/>
+                <w:sz w:val="28"/>
+                <w:szCs w:val="28"/>
+                <w:lang w:val="ru-RU"/>
+              </w:rPr>
+              <w:t>1.5</w:t>
+            </w:r>
+            <w:r>
+              <w:rPr>
+                <w:rFonts w:ascii="Times New Roman" w:eastAsiaTheme="minorEastAsia" w:hAnsi="Times New Roman" w:cs="Times New Roman"/>
+                <w:noProof/>
+                <w:sz w:val="28"/>
+                <w:szCs w:val="28"/>
+              </w:rPr>
+              <w:tab/>
+            </w:r>
+            <w:r>
+              <w:rPr>
+                <w:rStyle w:val="Hyperlink"/>
+                <w:rFonts w:ascii="Times New Roman" w:hAnsi="Times New Roman" w:cs="Times New Roman"/>
+                <w:noProof/>
+                <w:sz w:val="28"/>
+                <w:szCs w:val="28"/>
+                <w:lang w:val="ru-RU"/>
+              </w:rPr>
+              <w:t>Сравнительная характеристика проанализированных вариантов и постановка задачи проектирования</w:t>
+            </w:r>
+            <w:r>
+              <w:rPr>
+                <w:rFonts w:ascii="Times New Roman" w:hAnsi="Times New Roman" w:cs="Times New Roman"/>
+                <w:noProof/>
+                <w:webHidden/>
+                <w:sz w:val="28"/>
+                <w:szCs w:val="28"/>
+              </w:rPr>
+              <w:tab/>
+            </w:r>
+            <w:r>
+              <w:rPr>
+                <w:rFonts w:ascii="Times New Roman" w:hAnsi="Times New Roman" w:cs="Times New Roman"/>
+                <w:noProof/>
+                <w:webHidden/>
+                <w:sz w:val="28"/>
+                <w:szCs w:val="28"/>
+              </w:rPr>
+              <w:fldChar w:fldCharType="begin"/>
+            </w:r>
+            <w:r>
+              <w:rPr>
+                <w:rFonts w:ascii="Times New Roman" w:hAnsi="Times New Roman" w:cs="Times New Roman"/>
+                <w:noProof/>
+                <w:webHidden/>
+                <w:sz w:val="28"/>
+                <w:szCs w:val="28"/>
+              </w:rPr>
+              <w:instrText xml:space="preserve"> PAGEREF _Toc243567017 \h </w:instrText>
+            </w:r>
+            <w:r>
+              <w:rPr>
+                <w:rFonts w:ascii="Times New Roman" w:hAnsi="Times New Roman" w:cs="Times New Roman"/>
+                <w:noProof/>
+                <w:webHidden/>
+                <w:sz w:val="28"/>
+                <w:szCs w:val="28"/>
+              </w:rPr>
+            </w:r>
+            <w:r>
+              <w:rPr>
+                <w:rFonts w:ascii="Times New Roman" w:hAnsi="Times New Roman" w:cs="Times New Roman"/>
+                <w:noProof/>
+                <w:webHidden/>
+                <w:sz w:val="28"/>
+                <w:szCs w:val="28"/>
+              </w:rPr>
+              <w:fldChar w:fldCharType="separate"/>
+            </w:r>
+            <w:r>
+              <w:rPr>
+                <w:rFonts w:ascii="Times New Roman" w:hAnsi="Times New Roman" w:cs="Times New Roman"/>
+                <w:noProof/>
+                <w:webHidden/>
+                <w:sz w:val="28"/>
+                <w:szCs w:val="28"/>
+              </w:rPr>
+              <w:t>9</w:t>
+            </w:r>
+            <w:r>
+              <w:rPr>
+                <w:rFonts w:ascii="Times New Roman" w:hAnsi="Times New Roman" w:cs="Times New Roman"/>
+                <w:noProof/>
+                <w:webHidden/>
+                <w:sz w:val="28"/>
+                <w:szCs w:val="28"/>
+              </w:rPr>
+              <w:fldChar w:fldCharType="end"/>
+            </w:r>
+          </w:hyperlink>
+        </w:p>
+        <w:p>
+          <w:pPr>
+            <w:pStyle w:val="TOC2"/>
+            <w:tabs>
+              <w:tab w:val="right" w:leader="dot" w:pos="9350"/>
+            </w:tabs>
+            <w:rPr>
+              <w:rFonts w:ascii="Times New Roman" w:eastAsiaTheme="minorEastAsia" w:hAnsi="Times New Roman" w:cs="Times New Roman"/>
+              <w:noProof/>
+              <w:sz w:val="28"/>
+              <w:szCs w:val="28"/>
+            </w:rPr>
+          </w:pPr>
+          <w:hyperlink w:anchor="_Toc243567018" w:history="1">
+            <w:r>
+              <w:rPr>
+                <w:rStyle w:val="Hyperlink"/>
+                <w:rFonts w:ascii="Times New Roman" w:hAnsi="Times New Roman" w:cs="Times New Roman"/>
+                <w:noProof/>
+                <w:sz w:val="28"/>
+                <w:szCs w:val="28"/>
+                <w:lang w:val="ru-RU"/>
+              </w:rPr>
+              <w:t>Выводы по разделу 1</w:t>
+            </w:r>
+            <w:r>
+              <w:rPr>
+                <w:rFonts w:ascii="Times New Roman" w:hAnsi="Times New Roman" w:cs="Times New Roman"/>
+                <w:noProof/>
+                <w:webHidden/>
+                <w:sz w:val="28"/>
+                <w:szCs w:val="28"/>
+              </w:rPr>
+              <w:tab/>
+            </w:r>
+            <w:r>
+              <w:rPr>
+                <w:rFonts w:ascii="Times New Roman" w:hAnsi="Times New Roman" w:cs="Times New Roman"/>
+                <w:noProof/>
+                <w:webHidden/>
+                <w:sz w:val="28"/>
+                <w:szCs w:val="28"/>
+              </w:rPr>
+              <w:fldChar w:fldCharType="begin"/>
+            </w:r>
+            <w:r>
+              <w:rPr>
+                <w:rFonts w:ascii="Times New Roman" w:hAnsi="Times New Roman" w:cs="Times New Roman"/>
+                <w:noProof/>
+                <w:webHidden/>
+                <w:sz w:val="28"/>
+                <w:szCs w:val="28"/>
+              </w:rPr>
+              <w:instrText xml:space="preserve"> PAGEREF _Toc243567018 \h </w:instrText>
+            </w:r>
+            <w:r>
+              <w:rPr>
+                <w:rFonts w:ascii="Times New Roman" w:hAnsi="Times New Roman" w:cs="Times New Roman"/>
+                <w:noProof/>
+                <w:webHidden/>
+                <w:sz w:val="28"/>
+                <w:szCs w:val="28"/>
+              </w:rPr>
+            </w:r>
+            <w:r>
+              <w:rPr>
+                <w:rFonts w:ascii="Times New Roman" w:hAnsi="Times New Roman" w:cs="Times New Roman"/>
+                <w:noProof/>
+                <w:webHidden/>
+                <w:sz w:val="28"/>
+                <w:szCs w:val="28"/>
+              </w:rPr>
+              <w:fldChar w:fldCharType="separate"/>
+            </w:r>
+            <w:r>
+              <w:rPr>
+                <w:rFonts w:ascii="Times New Roman" w:hAnsi="Times New Roman" w:cs="Times New Roman"/>
+                <w:noProof/>
+                <w:webHidden/>
+                <w:sz w:val="28"/>
+                <w:szCs w:val="28"/>
+              </w:rPr>
+              <w:t>10</w:t>
+            </w:r>
+            <w:r>
+              <w:rPr>
+                <w:rFonts w:ascii="Times New Roman" w:hAnsi="Times New Roman" w:cs="Times New Roman"/>
+                <w:noProof/>
+                <w:webHidden/>
+                <w:sz w:val="28"/>
+                <w:szCs w:val="28"/>
+              </w:rPr>
+              <w:fldChar w:fldCharType="end"/>
+            </w:r>
+          </w:hyperlink>
+        </w:p>
+        <w:p>
+          <w:pPr>
+            <w:pStyle w:val="TOC1"/>
+            <w:tabs>
+              <w:tab w:val="right" w:leader="dot" w:pos="9350"/>
+            </w:tabs>
+            <w:rPr>
+              <w:rFonts w:ascii="Times New Roman" w:eastAsiaTheme="minorEastAsia" w:hAnsi="Times New Roman" w:cs="Times New Roman"/>
+              <w:noProof/>
+              <w:sz w:val="28"/>
+              <w:szCs w:val="28"/>
+            </w:rPr>
+          </w:pPr>
+          <w:hyperlink w:anchor="_Toc243567019" w:history="1">
+            <w:r>
+              <w:rPr>
+                <w:rStyle w:val="Hyperlink"/>
+                <w:rFonts w:ascii="Times New Roman" w:hAnsi="Times New Roman" w:cs="Times New Roman"/>
+                <w:noProof/>
+                <w:sz w:val="28"/>
+                <w:szCs w:val="28"/>
+                <w:lang w:val="ru-RU"/>
+              </w:rPr>
+              <w:t>2 СИСТЕМОТЕХНИЧЕСКИЙ АНАЛИЗ И ПРОЕКТИРОВАНИЕ ИН ФОРМАЦИОННОЙ СИСТЕМЫ (ТЕХНОЛОГИИ)</w:t>
+            </w:r>
+            <w:r>
+              <w:rPr>
+                <w:rFonts w:ascii="Times New Roman" w:hAnsi="Times New Roman" w:cs="Times New Roman"/>
+                <w:noProof/>
+                <w:webHidden/>
+                <w:sz w:val="28"/>
+                <w:szCs w:val="28"/>
+              </w:rPr>
+              <w:tab/>
+            </w:r>
+            <w:r>
+              <w:rPr>
+                <w:rFonts w:ascii="Times New Roman" w:hAnsi="Times New Roman" w:cs="Times New Roman"/>
+                <w:noProof/>
+                <w:webHidden/>
+                <w:sz w:val="28"/>
+                <w:szCs w:val="28"/>
+              </w:rPr>
+              <w:fldChar w:fldCharType="begin"/>
+            </w:r>
+            <w:r>
+              <w:rPr>
+                <w:rFonts w:ascii="Times New Roman" w:hAnsi="Times New Roman" w:cs="Times New Roman"/>
+                <w:noProof/>
+                <w:webHidden/>
+                <w:sz w:val="28"/>
+                <w:szCs w:val="28"/>
+              </w:rPr>
+              <w:instrText xml:space="preserve"> PAGEREF _Toc243567019 \h </w:instrText>
+            </w:r>
+            <w:r>
+              <w:rPr>
+                <w:rFonts w:ascii="Times New Roman" w:hAnsi="Times New Roman" w:cs="Times New Roman"/>
+                <w:noProof/>
+                <w:webHidden/>
+                <w:sz w:val="28"/>
+                <w:szCs w:val="28"/>
+              </w:rPr>
+            </w:r>
+            <w:r>
+              <w:rPr>
+                <w:rFonts w:ascii="Times New Roman" w:hAnsi="Times New Roman" w:cs="Times New Roman"/>
+                <w:noProof/>
+                <w:webHidden/>
+                <w:sz w:val="28"/>
+                <w:szCs w:val="28"/>
+              </w:rPr>
+              <w:fldChar w:fldCharType="separate"/>
+            </w:r>
+            <w:r>
+              <w:rPr>
+                <w:rFonts w:ascii="Times New Roman" w:hAnsi="Times New Roman" w:cs="Times New Roman"/>
+                <w:noProof/>
+                <w:webHidden/>
+                <w:sz w:val="28"/>
+                <w:szCs w:val="28"/>
+              </w:rPr>
+              <w:t>11</w:t>
+            </w:r>
+            <w:r>
+              <w:rPr>
+                <w:rFonts w:ascii="Times New Roman" w:hAnsi="Times New Roman" w:cs="Times New Roman"/>
+                <w:noProof/>
+                <w:webHidden/>
+                <w:sz w:val="28"/>
+                <w:szCs w:val="28"/>
+              </w:rPr>
+              <w:fldChar w:fldCharType="end"/>
+            </w:r>
+          </w:hyperlink>
+        </w:p>
+        <w:p>
+          <w:pPr>
+            <w:pStyle w:val="TOC1"/>
+            <w:tabs>
+              <w:tab w:val="right" w:leader="dot" w:pos="9350"/>
+            </w:tabs>
+            <w:rPr>
+              <w:rFonts w:ascii="Times New Roman" w:eastAsiaTheme="minorEastAsia" w:hAnsi="Times New Roman" w:cs="Times New Roman"/>
+              <w:noProof/>
+              <w:sz w:val="28"/>
+              <w:szCs w:val="28"/>
+            </w:rPr>
+          </w:pPr>
+          <w:hyperlink w:anchor="_Toc243567020" w:history="1">
+            <w:r>
+              <w:rPr>
+                <w:rStyle w:val="Hyperlink"/>
+                <w:rFonts w:ascii="Times New Roman" w:hAnsi="Times New Roman" w:cs="Times New Roman"/>
+                <w:noProof/>
+                <w:sz w:val="28"/>
+                <w:szCs w:val="28"/>
+                <w:lang w:val="ru-RU"/>
+              </w:rPr>
+              <w:t>3 РАЗРАБОТКА ИС (ИНФОРМАЦИОННОЙ ТЕХНОЛОГИЙ), ПОД СИСТЕМ ИС</w:t>
+            </w:r>
+            <w:r>
+              <w:rPr>
+                <w:rFonts w:ascii="Times New Roman" w:hAnsi="Times New Roman" w:cs="Times New Roman"/>
+                <w:noProof/>
+                <w:webHidden/>
+                <w:sz w:val="28"/>
+                <w:szCs w:val="28"/>
+              </w:rPr>
+              <w:tab/>
+            </w:r>
+            <w:r>
+              <w:rPr>
+                <w:rFonts w:ascii="Times New Roman" w:hAnsi="Times New Roman" w:cs="Times New Roman"/>
+                <w:noProof/>
+                <w:webHidden/>
+                <w:sz w:val="28"/>
+                <w:szCs w:val="28"/>
+              </w:rPr>
+              <w:fldChar w:fldCharType="begin"/>
+            </w:r>
+            <w:r>
+              <w:rPr>
+                <w:rFonts w:ascii="Times New Roman" w:hAnsi="Times New Roman" w:cs="Times New Roman"/>
+                <w:noProof/>
+                <w:webHidden/>
+                <w:sz w:val="28"/>
+                <w:szCs w:val="28"/>
+              </w:rPr>
+              <w:instrText xml:space="preserve"> PAGEREF _Toc243567020 \h </w:instrText>
+            </w:r>
+            <w:r>
+              <w:rPr>
+                <w:rFonts w:ascii="Times New Roman" w:hAnsi="Times New Roman" w:cs="Times New Roman"/>
+                <w:noProof/>
+                <w:webHidden/>
+                <w:sz w:val="28"/>
+                <w:szCs w:val="28"/>
+              </w:rPr>
+            </w:r>
+            <w:r>
+              <w:rPr>
+                <w:rFonts w:ascii="Times New Roman" w:hAnsi="Times New Roman" w:cs="Times New Roman"/>
+                <w:noProof/>
+                <w:webHidden/>
+                <w:sz w:val="28"/>
+                <w:szCs w:val="28"/>
+              </w:rPr>
+              <w:fldChar w:fldCharType="separate"/>
+            </w:r>
+            <w:r>
+              <w:rPr>
+                <w:rFonts w:ascii="Times New Roman" w:hAnsi="Times New Roman" w:cs="Times New Roman"/>
+                <w:noProof/>
+                <w:webHidden/>
+                <w:sz w:val="28"/>
+                <w:szCs w:val="28"/>
+              </w:rPr>
+              <w:t>12</w:t>
+            </w:r>
+            <w:r>
+              <w:rPr>
+                <w:rFonts w:ascii="Times New Roman" w:hAnsi="Times New Roman" w:cs="Times New Roman"/>
+                <w:noProof/>
+                <w:webHidden/>
+                <w:sz w:val="28"/>
+                <w:szCs w:val="28"/>
+              </w:rPr>
+              <w:fldChar w:fldCharType="end"/>
+            </w:r>
+          </w:hyperlink>
+        </w:p>
+        <w:p>
+          <w:pPr>
+            <w:pStyle w:val="TOC1"/>
+            <w:tabs>
+              <w:tab w:val="right" w:leader="dot" w:pos="9350"/>
+            </w:tabs>
+            <w:rPr>
+              <w:rFonts w:ascii="Times New Roman" w:eastAsiaTheme="minorEastAsia" w:hAnsi="Times New Roman" w:cs="Times New Roman"/>
+              <w:noProof/>
+              <w:sz w:val="28"/>
+              <w:szCs w:val="28"/>
+            </w:rPr>
+          </w:pPr>
+          <w:hyperlink w:anchor="_Toc243567021" w:history="1">
+            <w:r>
+              <w:rPr>
+                <w:rStyle w:val="Hyperlink"/>
+                <w:rFonts w:ascii="Times New Roman" w:hAnsi="Times New Roman" w:cs="Times New Roman"/>
+                <w:noProof/>
+                <w:sz w:val="28"/>
+                <w:szCs w:val="28"/>
+                <w:lang w:val="ru-RU"/>
+              </w:rPr>
+              <w:t>4 ТЕОРЕТИЧЕСКИЕ ИЛИ ЭКСПЕРИМЕНТАЛЬНЫЕ ИССЛЕДОВАНИЯ ИНФОРМАЦИОННЫХ СИСТЕМ И ПОДСИСТЕМ, ПРОЦЕССОВ ИЛИ ТЕХНОЛОГИЙ «название ИС или подсистемы»</w:t>
+            </w:r>
+            <w:r>
+              <w:rPr>
+                <w:rFonts w:ascii="Times New Roman" w:hAnsi="Times New Roman" w:cs="Times New Roman"/>
+                <w:noProof/>
+                <w:webHidden/>
+                <w:sz w:val="28"/>
+                <w:szCs w:val="28"/>
+              </w:rPr>
+              <w:tab/>
+            </w:r>
+            <w:r>
+              <w:rPr>
+                <w:rFonts w:ascii="Times New Roman" w:hAnsi="Times New Roman" w:cs="Times New Roman"/>
+                <w:noProof/>
+                <w:webHidden/>
+                <w:sz w:val="28"/>
+                <w:szCs w:val="28"/>
+              </w:rPr>
+              <w:fldChar w:fldCharType="begin"/>
+            </w:r>
+            <w:r>
+              <w:rPr>
+                <w:rFonts w:ascii="Times New Roman" w:hAnsi="Times New Roman" w:cs="Times New Roman"/>
+                <w:noProof/>
+                <w:webHidden/>
+                <w:sz w:val="28"/>
+                <w:szCs w:val="28"/>
+              </w:rPr>
+              <w:instrText xml:space="preserve"> PAGEREF _Toc243567021 \h </w:instrText>
+            </w:r>
+            <w:r>
+              <w:rPr>
+                <w:rFonts w:ascii="Times New Roman" w:hAnsi="Times New Roman" w:cs="Times New Roman"/>
+                <w:noProof/>
+                <w:webHidden/>
+                <w:sz w:val="28"/>
+                <w:szCs w:val="28"/>
+              </w:rPr>
+            </w:r>
+            <w:r>
+              <w:rPr>
+                <w:rFonts w:ascii="Times New Roman" w:hAnsi="Times New Roman" w:cs="Times New Roman"/>
+                <w:noProof/>
+                <w:webHidden/>
+                <w:sz w:val="28"/>
+                <w:szCs w:val="28"/>
+              </w:rPr>
+              <w:fldChar w:fldCharType="separate"/>
+            </w:r>
+            <w:r>
+              <w:rPr>
+                <w:rFonts w:ascii="Times New Roman" w:hAnsi="Times New Roman" w:cs="Times New Roman"/>
+                <w:noProof/>
+                <w:webHidden/>
+                <w:sz w:val="28"/>
+                <w:szCs w:val="28"/>
+              </w:rPr>
+              <w:t>13</w:t>
+            </w:r>
+            <w:r>
+              <w:rPr>
+                <w:rFonts w:ascii="Times New Roman" w:hAnsi="Times New Roman" w:cs="Times New Roman"/>
+                <w:noProof/>
+                <w:webHidden/>
+                <w:sz w:val="28"/>
+                <w:szCs w:val="28"/>
+              </w:rPr>
+              <w:fldChar w:fldCharType="end"/>
+            </w:r>
+          </w:hyperlink>
+        </w:p>
+        <w:p>
+          <w:pPr>
+            <w:rPr>
+              <w:rFonts w:ascii="Times New Roman" w:hAnsi="Times New Roman" w:cs="Times New Roman"/>
+              <w:sz w:val="28"/>
+              <w:szCs w:val="28"/>
+            </w:rPr>
+          </w:pPr>
+          <w:r>
+            <w:rPr>
+              <w:rFonts w:ascii="Times New Roman" w:hAnsi="Times New Roman" w:cs="Times New Roman"/>
+              <w:b/>
+              <w:bCs/>
+              <w:noProof/>
+              <w:sz w:val="28"/>
+              <w:szCs w:val="28"/>
+            </w:rPr>
+            <w:fldChar w:fldCharType="end"/>
+          </w:r>
+        </w:p>
+      </w:sdtContent>
+    </w:sdt>
+    <w:p>
+      <w:pPr>
+        <w:pStyle w:val="a"/>
+        <w:rPr>
+          <w:lang w:val="ru-RU"/>
+        </w:rPr>
+      </w:pPr>
+    </w:p>
+    <w:p>
+      <w:pPr>
+        <w:rPr>
+          <w:rFonts w:ascii="Times New Roman" w:hAnsi="Times New Roman"/>
+          <w:b/>
+          <w:sz w:val="28"/>
+          <w:lang w:val="ru-RU"/>
+        </w:rPr>
+      </w:pPr>
+      <w:r>
+        <w:rPr>
+          <w:lang w:val="ru-RU"/>
+        </w:rPr>
+        <w:br w:type="page"/>
+      </w:r>
+    </w:p>
+    <w:p>
+      <w:pPr>
+        <w:pStyle w:val="Heading1"/>
+        <w:jc w:val="center"/>
+        <w:rPr>
+          <w:lang w:val="ru-RU"/>
+        </w:rPr>
+      </w:pPr>
+      <w:bookmarkStart w:id="3" w:name="_Toc243567011"/>
+      <w:r>
+        <w:rPr>
+          <w:lang w:val="ru-RU"/>
+        </w:rPr>
+        <w:lastRenderedPageBreak/>
+        <w:t>ВВЕДЕНИЕ</w:t>
+      </w:r>
+      <w:bookmarkEnd w:id="3"/>
+    </w:p>
+    <w:p>
+      <w:pPr>
+        <w:pStyle w:val="a"/>
+        <w:rPr>
+          <w:lang w:val="ru-RU"/>
+        </w:rPr>
+      </w:pPr>
+    </w:p>
+    <w:p>
+      <w:pPr>
+        <w:pStyle w:val="a0"/>
+      </w:pPr>
+    </w:p>
+    <w:p>
+      <w:pPr>
+        <w:rPr>
+          <w:rFonts w:ascii="Times New Roman" w:hAnsi="Times New Roman"/>
+          <w:b/>
+          <w:sz w:val="28"/>
+          <w:lang w:val="ru-RU"/>
+        </w:rPr>
+      </w:pPr>
+      <w:r>
+        <w:rPr>
+          <w:lang w:val="ru-RU"/>
+        </w:rPr>
+        <w:br w:type="page"/>
+      </w:r>
+    </w:p>
+    <w:p>
+      <w:pPr>
+        <w:pStyle w:val="a"/>
+        <w:rPr>
+          <w:lang w:val="ru-RU"/>
+        </w:rPr>
+      </w:pPr>
+      <w:r>
+        <w:rPr>
+          <w:lang w:val="ru-RU"/>
+        </w:rPr>
+        <w:lastRenderedPageBreak/>
+        <w:t>ПРОЕКТНАЯ ЧАСТЬ</w:t>
+      </w:r>
+    </w:p>
+    <w:p>
+      <w:pPr>
+        <w:pStyle w:val="a"/>
+        <w:rPr>
+          <w:lang w:val="ru-RU"/>
+        </w:rPr>
+      </w:pPr>
+      <w:r>
+        <w:tab/>
+      </w:r>
+    </w:p>
+    <w:p>
+      <w:pPr>
+        <w:pStyle w:val="Heading1"/>
+        <w:rPr>
+          <w:lang w:val="ru-RU"/>
+        </w:rPr>
+      </w:pPr>
+      <w:bookmarkStart w:id="4" w:name="_Toc243567012"/>
+      <w:r>
+        <w:rPr>
+          <w:lang w:val="ru-RU"/>
+        </w:rPr>
+        <w:t>1 АНАЛИЗ ПРЕДМЕТНОЙ ОБЛАСТИ, СУЩЕСТВУЮЩИХ ИНФОР МАЦИОННЫХ ТЕХНОЛОГИЙ, СИСТЕМ ИЛИ МЕТОДОВ И АЛГОРИТ МОВ, КОТОРЫЕ РЕШАЮТ АНАЛОГИЧНЫЕ ЗАДАЧИ</w:t>
+      </w:r>
+      <w:bookmarkEnd w:id="4"/>
+    </w:p>
+    <w:p>
+      <w:pPr>
+        <w:pStyle w:val="a"/>
         <w:spacing w:line="360" w:lineRule="auto"/>
         <w:rPr>
           <w:lang w:val="ru-RU"/>
         </w:rPr>
       </w:pPr>
-      <w:r>
+    </w:p>
+    <w:p>
+      <w:pPr>
+        <w:pStyle w:val="Heading2"/>
         <w:rPr>
           <w:lang w:val="ru-RU"/>
         </w:rPr>
-        <w:t>1 АНАЛИЗ ПРЕДМЕТНОЙ ОБЛАСТИ, СУЩЕСТВУЮЩИХ ИНФОР МАЦИОННЫХ ТЕХНОЛОГИЙ, СИСТЕМ ИЛИ МЕТОДОВ И АЛГОРИТ МОВ, КОТОРЫЕ РЕШАЮТ АНАЛОГИЧНЫЕ ЗАДАЧИ</w:t>
-      </w:r>
-    </w:p>
-    <w:p>
-      <w:pPr>
-        <w:pStyle w:val="ac"/>
-        <w:spacing w:line="360" w:lineRule="auto"/>
+      </w:pPr>
+      <w:bookmarkStart w:id="5" w:name="_Toc243567013"/>
+      <w:r>
         <w:rPr>
           <w:lang w:val="ru-RU"/>
         </w:rPr>
-      </w:pPr>
-    </w:p>
-    <w:p>
-      <w:pPr>
-        <w:pStyle w:val="ad"/>
+        <w:t xml:space="preserve">1.1 </w:t>
+      </w:r>
+      <w:r>
+        <w:rPr>
+          <w:lang w:val="ru-RU"/>
+        </w:rPr>
+        <w:t>Анализ предметной области и её информационные характеристики</w:t>
+      </w:r>
+      <w:bookmarkEnd w:id="5"/>
+    </w:p>
+    <w:p>
+      <w:pPr>
+        <w:pStyle w:val="a0"/>
+        <w:ind w:left="709" w:firstLine="0"/>
+      </w:pPr>
+    </w:p>
+    <w:p>
+      <w:pPr>
+        <w:pStyle w:val="a0"/>
+      </w:pPr>
+      <w:r>
+        <w:t xml:space="preserve">Анализируемая предметная область – это шутер от первого лица или же </w:t>
+      </w:r>
+      <w:r>
+        <w:rPr>
+          <w:lang w:val="en-US"/>
+        </w:rPr>
+        <w:t>FPS</w:t>
+      </w:r>
+      <w:r>
+        <w:t xml:space="preserve"> с элементами </w:t>
+      </w:r>
+      <w:proofErr w:type="spellStart"/>
+      <w:r>
+        <w:rPr>
+          <w:lang w:val="en-US"/>
+        </w:rPr>
+        <w:t>Rougelite</w:t>
+      </w:r>
+      <w:proofErr w:type="spellEnd"/>
+      <w:r>
+        <w:t xml:space="preserve">, реализуемая в виртуальном </w:t>
+      </w:r>
+      <w:r>
+        <w:t>3</w:t>
+      </w:r>
+      <w:r>
+        <w:rPr>
+          <w:lang w:val="en-US"/>
+        </w:rPr>
+        <w:t>D</w:t>
+      </w:r>
+      <w:r>
+        <w:t xml:space="preserve"> </w:t>
+      </w:r>
+      <w:r>
+        <w:t>пространстве средствами</w:t>
+      </w:r>
+      <w:r>
+        <w:t>,</w:t>
+      </w:r>
+      <w:r>
+        <w:t xml:space="preserve"> предоставляемыми компанией</w:t>
+      </w:r>
+      <w:r>
+        <w:t xml:space="preserve"> </w:t>
+      </w:r>
+      <w:r>
+        <w:rPr>
+          <w:lang w:val="en-US"/>
+        </w:rPr>
+        <w:t>Unity</w:t>
+      </w:r>
+      <w:r>
+        <w:t xml:space="preserve"> </w:t>
+      </w:r>
+      <w:r>
+        <w:rPr>
+          <w:lang w:val="en-US"/>
+        </w:rPr>
+        <w:t>Technologies</w:t>
+      </w:r>
+      <w:r>
+        <w:t xml:space="preserve">. </w:t>
+      </w:r>
+      <w:r>
+        <w:t xml:space="preserve">Ключевые особенности проектов в данном жанре – стрельба от первого лица, наличие различной экипировки, игрок проходит </w:t>
+      </w:r>
+      <w:r>
+        <w:t>“</w:t>
+      </w:r>
+      <w:r>
+        <w:t>забеги</w:t>
+      </w:r>
+      <w:r>
+        <w:t>”</w:t>
+      </w:r>
+      <w:r>
+        <w:t>, каждый из которых генерируется случайным образом, проигрыш игрока не означает обнуление прогресса, между забегами пользователь открывает улучшения, производя мета прогрессию.</w:t>
+      </w:r>
+    </w:p>
+    <w:p>
+      <w:pPr>
+        <w:pStyle w:val="a0"/>
+      </w:pPr>
+    </w:p>
+    <w:p>
+      <w:pPr>
+        <w:pStyle w:val="a0"/>
+      </w:pPr>
+      <w:r>
+        <w:t>Ключевыми информационными характеристиками являются</w:t>
+      </w:r>
+      <w:r>
+        <w:t xml:space="preserve">: </w:t>
+      </w:r>
+    </w:p>
+    <w:p>
+      <w:pPr>
+        <w:pStyle w:val="a0"/>
+      </w:pPr>
+    </w:p>
+    <w:p>
+      <w:pPr>
+        <w:pStyle w:val="a0"/>
+      </w:pPr>
+      <w:r>
+        <w:t xml:space="preserve">- Процедурная генерация уровней или </w:t>
+      </w:r>
+      <w:r>
+        <w:rPr>
+          <w:lang w:val="en-US"/>
+        </w:rPr>
+        <w:t>PCG</w:t>
+      </w:r>
+      <w:r>
+        <w:t>, являющееся ядром проекта. Карта меняется от уровня к уровню и от забега к забегу, генерация должна происходить в начале забега или между переходами на следующие уровни.</w:t>
+      </w:r>
+    </w:p>
+    <w:p>
+      <w:pPr>
+        <w:pStyle w:val="a0"/>
+      </w:pPr>
+      <w:r>
+        <w:t>- ИИ врагов, враги должны всегда знать примерное положение игрока, слышать выстрелы, видеть игрока, когда тот попадает в поле зрения и двигаться в сторону предполагаемого его положения. Они так же должны иметь разное поведение и паттерны атак.</w:t>
+      </w:r>
+    </w:p>
+    <w:p>
+      <w:pPr>
+        <w:pStyle w:val="a0"/>
+      </w:pPr>
+      <w:r>
+        <w:lastRenderedPageBreak/>
+        <w:t xml:space="preserve">-  Вид от первого лица, отзывчивость управления. Камера должна находиться на уровне глаз, </w:t>
+      </w:r>
+      <w:r>
+        <w:t>управление должно давать отклик, а выбор действия игроком строго коррелировать с последствием.</w:t>
+      </w:r>
+    </w:p>
+    <w:p>
+      <w:pPr>
+        <w:pStyle w:val="a0"/>
+      </w:pPr>
+      <w:r>
+        <w:t xml:space="preserve">- Динамический выбор, ключевой стороной жанра </w:t>
+      </w:r>
+      <w:proofErr w:type="spellStart"/>
+      <w:r>
+        <w:rPr>
+          <w:lang w:val="en-US"/>
+        </w:rPr>
+        <w:t>Rougelite</w:t>
+      </w:r>
+      <w:proofErr w:type="spellEnd"/>
+      <w:r>
+        <w:t xml:space="preserve"> </w:t>
+      </w:r>
+      <w:r>
+        <w:t>является выбор в прогрессии по деревьям навыков, оружию и улучшениям. Система должна поддерживать разный подход к прохождению у игрока и поощрять его.</w:t>
+      </w:r>
+    </w:p>
+    <w:p>
+      <w:pPr>
+        <w:pStyle w:val="a0"/>
+        <w:ind w:firstLine="0"/>
+      </w:pPr>
+    </w:p>
+    <w:p>
+      <w:pPr>
+        <w:pStyle w:val="Heading2"/>
+        <w:rPr>
+          <w:lang w:val="ru-RU"/>
+        </w:rPr>
+      </w:pPr>
+      <w:bookmarkStart w:id="6" w:name="_Toc243567014"/>
+      <w:r>
+        <w:rPr>
+          <w:lang w:val="ru-RU"/>
+        </w:rPr>
+        <w:t xml:space="preserve">1.2 </w:t>
+      </w:r>
+      <w:r>
+        <w:rPr>
+          <w:lang w:val="ru-RU"/>
+        </w:rPr>
+        <w:t>Система, технология, алгоритм, метод №1</w:t>
+      </w:r>
+      <w:r>
+        <w:rPr>
+          <w:lang w:val="ru-RU"/>
+        </w:rPr>
+        <w:t>.</w:t>
+      </w:r>
+      <w:bookmarkEnd w:id="6"/>
+    </w:p>
+    <w:p>
+      <w:pPr>
+        <w:pStyle w:val="a0"/>
+      </w:pPr>
+    </w:p>
+    <w:p>
+      <w:pPr>
+        <w:pStyle w:val="a0"/>
+      </w:pPr>
+      <w:proofErr w:type="spellStart"/>
+      <w:r>
+        <w:t>Lobotomy</w:t>
+      </w:r>
+      <w:proofErr w:type="spellEnd"/>
+      <w:r>
+        <w:t xml:space="preserve"> Corporation (</w:t>
+      </w:r>
+      <w:proofErr w:type="spellStart"/>
+      <w:r>
+        <w:t>кросспрогресс</w:t>
+      </w:r>
+      <w:proofErr w:type="spellEnd"/>
+      <w:r>
+        <w:t>)</w:t>
+      </w:r>
+    </w:p>
+    <w:p>
+      <w:pPr>
+        <w:pStyle w:val="a0"/>
+      </w:pPr>
+      <w:r>
+        <w:t xml:space="preserve">Описание. </w:t>
+      </w:r>
+      <w:proofErr w:type="spellStart"/>
+      <w:r>
+        <w:t>Lobotomy</w:t>
+      </w:r>
+      <w:proofErr w:type="spellEnd"/>
+      <w:r>
+        <w:t xml:space="preserve"> Corporation </w:t>
+      </w:r>
+      <w:r>
+        <w:t>–</w:t>
+      </w:r>
+      <w:r>
+        <w:t xml:space="preserve"> </w:t>
+      </w:r>
+      <w:proofErr w:type="spellStart"/>
+      <w:r>
+        <w:t>roguelite</w:t>
+      </w:r>
+      <w:proofErr w:type="spellEnd"/>
+      <w:r>
+        <w:t xml:space="preserve">-менеджмент от Project </w:t>
+      </w:r>
+      <w:proofErr w:type="spellStart"/>
+      <w:r>
+        <w:t>Moon</w:t>
+      </w:r>
+      <w:proofErr w:type="spellEnd"/>
+      <w:r>
+        <w:t>, где игрок управляет корпорацией по содержанию аномалий (</w:t>
+      </w:r>
+      <w:proofErr w:type="spellStart"/>
+      <w:r>
+        <w:t>Abnormalities</w:t>
+      </w:r>
+      <w:proofErr w:type="spellEnd"/>
+      <w:r>
+        <w:t xml:space="preserve">). Игра известна глубокой мета-прогрессией и системой </w:t>
+      </w:r>
+      <w:proofErr w:type="spellStart"/>
+      <w:r>
+        <w:t>кросспрогресса</w:t>
+      </w:r>
+      <w:proofErr w:type="spellEnd"/>
+      <w:r>
+        <w:t xml:space="preserve"> между забегами и сохранениями.</w:t>
+      </w:r>
+    </w:p>
+    <w:p>
+      <w:pPr>
+        <w:pStyle w:val="a0"/>
+      </w:pPr>
+      <w:r>
+        <w:t>Ключевые информационные характеристики и особенности:</w:t>
+      </w:r>
+    </w:p>
+    <w:p>
+      <w:pPr>
+        <w:pStyle w:val="a0"/>
+      </w:pPr>
+      <w:r>
+        <w:t xml:space="preserve">Мета-прогрессия между днями. Каждый «день» </w:t>
+      </w:r>
+      <w:r>
+        <w:t xml:space="preserve">– это </w:t>
+      </w:r>
+      <w:r>
+        <w:t>забег. После завершения дня игрок получает ресурсы, открывает новые аномалии, улучшает сотрудников и оборудование. Прогресс сохраняется между днями.</w:t>
+      </w:r>
+    </w:p>
+    <w:p>
+      <w:pPr>
+        <w:pStyle w:val="a0"/>
+      </w:pPr>
+      <w:proofErr w:type="spellStart"/>
+      <w:r>
+        <w:t>Кросспрогресс</w:t>
+      </w:r>
+      <w:proofErr w:type="spellEnd"/>
+      <w:r>
+        <w:t xml:space="preserve"> между сохранениями. Игра позволяет переносить данные между сохранениями, что нехарактерно для </w:t>
+      </w:r>
+      <w:proofErr w:type="spellStart"/>
+      <w:r>
+        <w:t>roguelite</w:t>
+      </w:r>
+      <w:proofErr w:type="spellEnd"/>
+      <w:r>
+        <w:t xml:space="preserve"> и создаёт ощущение долгосрочной инвестиции.</w:t>
+      </w:r>
+    </w:p>
+    <w:p>
+      <w:pPr>
+        <w:pStyle w:val="a0"/>
+      </w:pPr>
+      <w:r>
+        <w:t>Система E.G.O. Экипировка, получаемая из аномалий, сохраняется и улучшается между забегами. Это аналог мета-апгрейдов.</w:t>
+      </w:r>
+    </w:p>
+    <w:p>
+      <w:pPr>
+        <w:pStyle w:val="a0"/>
+      </w:pPr>
+      <w:r>
+        <w:t>Постепенное открытие контента. Новые аномалии, механики и сюжетные линии открываются по мере прогресса, создавая долгосрочную мотивацию.</w:t>
+      </w:r>
+    </w:p>
+    <w:p>
+      <w:pPr>
+        <w:pStyle w:val="a0"/>
+      </w:pPr>
+      <w:r>
+        <w:lastRenderedPageBreak/>
+        <w:t xml:space="preserve">Технический стек. </w:t>
+      </w:r>
+      <w:proofErr w:type="spellStart"/>
+      <w:r>
+        <w:t>Unity</w:t>
+      </w:r>
+      <w:proofErr w:type="spellEnd"/>
+      <w:r>
+        <w:t>, с акцентом на менеджмент-логику и сохранение состояния между сессиями.</w:t>
+      </w:r>
+    </w:p>
+    <w:p>
+      <w:pPr>
+        <w:pStyle w:val="a0"/>
+      </w:pPr>
+      <w:r>
+        <w:t xml:space="preserve">Что взять для проекта: систему мета-прогрессии между забегами, сохранение открытий и апгрейдов, постепенное открытие контента, идею </w:t>
+      </w:r>
+      <w:proofErr w:type="spellStart"/>
+      <w:r>
+        <w:t>кросспрогресса</w:t>
+      </w:r>
+      <w:proofErr w:type="spellEnd"/>
+      <w:r>
+        <w:t xml:space="preserve"> между сохранениями/устройствами.</w:t>
+      </w:r>
+    </w:p>
+    <w:p>
+      <w:pPr>
+        <w:pStyle w:val="a0"/>
+        <w:ind w:firstLine="0"/>
+      </w:pPr>
+    </w:p>
+    <w:p>
+      <w:pPr>
+        <w:pStyle w:val="Heading2"/>
+        <w:rPr>
+          <w:lang w:val="ru-RU"/>
+        </w:rPr>
+      </w:pPr>
+      <w:bookmarkStart w:id="7" w:name="_Toc243567015"/>
+      <w:r>
+        <w:rPr>
+          <w:lang w:val="ru-RU"/>
+        </w:rPr>
+        <w:t xml:space="preserve">1.3 </w:t>
+      </w:r>
+      <w:r>
+        <w:rPr>
+          <w:lang w:val="ru-RU"/>
+        </w:rPr>
+        <w:t>Система, технология, алгоритм, метод №2</w:t>
+      </w:r>
+      <w:bookmarkEnd w:id="7"/>
+    </w:p>
+    <w:p>
+      <w:pPr>
+        <w:pStyle w:val="a0"/>
+        <w:ind w:left="709" w:firstLine="0"/>
+      </w:pPr>
+    </w:p>
+    <w:p>
+      <w:pPr>
+        <w:pStyle w:val="a0"/>
+      </w:pPr>
+      <w:proofErr w:type="spellStart"/>
+      <w:r>
+        <w:t>Binding</w:t>
+      </w:r>
+      <w:proofErr w:type="spellEnd"/>
+      <w:r>
+        <w:t xml:space="preserve"> </w:t>
+      </w:r>
+      <w:proofErr w:type="spellStart"/>
+      <w:r>
+        <w:t>of</w:t>
+      </w:r>
+      <w:proofErr w:type="spellEnd"/>
+      <w:r>
+        <w:t xml:space="preserve"> </w:t>
+      </w:r>
+      <w:proofErr w:type="spellStart"/>
+      <w:r>
+        <w:t>Isaac</w:t>
+      </w:r>
+      <w:proofErr w:type="spellEnd"/>
+      <w:r>
+        <w:t xml:space="preserve"> (генерация </w:t>
+      </w:r>
+      <w:proofErr w:type="spellStart"/>
+      <w:r>
+        <w:t>данжей</w:t>
+      </w:r>
+      <w:proofErr w:type="spellEnd"/>
+      <w:r>
+        <w:t xml:space="preserve"> / PCG)</w:t>
+      </w:r>
+    </w:p>
+    <w:p>
+      <w:pPr>
+        <w:pStyle w:val="a0"/>
+      </w:pPr>
+      <w:r>
+        <w:t xml:space="preserve">Описание. The </w:t>
+      </w:r>
+      <w:proofErr w:type="spellStart"/>
+      <w:r>
+        <w:t>Binding</w:t>
+      </w:r>
+      <w:proofErr w:type="spellEnd"/>
+      <w:r>
+        <w:t xml:space="preserve"> </w:t>
+      </w:r>
+      <w:proofErr w:type="spellStart"/>
+      <w:r>
+        <w:t>of</w:t>
+      </w:r>
+      <w:proofErr w:type="spellEnd"/>
+      <w:r>
+        <w:t xml:space="preserve"> </w:t>
+      </w:r>
+      <w:proofErr w:type="spellStart"/>
+      <w:r>
+        <w:t>Isaac</w:t>
+      </w:r>
+      <w:proofErr w:type="spellEnd"/>
+      <w:r>
+        <w:t xml:space="preserve"> </w:t>
+      </w:r>
+      <w:r>
+        <w:t>–</w:t>
+      </w:r>
+      <w:r>
+        <w:t xml:space="preserve"> </w:t>
+      </w:r>
+      <w:proofErr w:type="spellStart"/>
+      <w:r>
+        <w:t>roguelike</w:t>
+      </w:r>
+      <w:proofErr w:type="spellEnd"/>
+      <w:r>
+        <w:t xml:space="preserve"> от </w:t>
+      </w:r>
+      <w:proofErr w:type="spellStart"/>
+      <w:r>
+        <w:t>Edmund</w:t>
+      </w:r>
+      <w:proofErr w:type="spellEnd"/>
+      <w:r>
+        <w:t xml:space="preserve"> </w:t>
+      </w:r>
+      <w:proofErr w:type="spellStart"/>
+      <w:r>
+        <w:t>McMillen</w:t>
+      </w:r>
+      <w:proofErr w:type="spellEnd"/>
+      <w:r>
+        <w:t xml:space="preserve"> и </w:t>
+      </w:r>
+      <w:proofErr w:type="spellStart"/>
+      <w:r>
+        <w:t>Florian</w:t>
+      </w:r>
+      <w:proofErr w:type="spellEnd"/>
+      <w:r>
+        <w:t xml:space="preserve"> </w:t>
+      </w:r>
+      <w:proofErr w:type="spellStart"/>
+      <w:r>
+        <w:t>Himsl</w:t>
+      </w:r>
+      <w:proofErr w:type="spellEnd"/>
+      <w:r>
+        <w:t>, где каждый забег генерирует новое подземелье, состоящее из комнат, соединённых дверями. Это один из самых известных примеров процедурной генерации в инди-разработке.</w:t>
+      </w:r>
+    </w:p>
+    <w:p>
+      <w:pPr>
+        <w:pStyle w:val="a0"/>
+      </w:pPr>
+      <w:r>
+        <w:t>Ключевые информационные характеристики и особенности:</w:t>
+      </w:r>
+    </w:p>
+    <w:p>
+      <w:pPr>
+        <w:pStyle w:val="a0"/>
+      </w:pPr>
+      <w:r>
+        <w:t>Комнатная генерация (</w:t>
+      </w:r>
+      <w:proofErr w:type="spellStart"/>
+      <w:r>
+        <w:t>Room-based</w:t>
+      </w:r>
+      <w:proofErr w:type="spellEnd"/>
+      <w:r>
+        <w:t xml:space="preserve"> PCG). Подземелье состоит из отдельных комнат, каждая из которых имеет тип (старт, обычная, сокровищница, босс, магазин, секретная). Генерация идёт по этапам: сначала создаётся граф комнат, затем каждая комната заполняется контентом.</w:t>
+      </w:r>
+    </w:p>
+    <w:p>
+      <w:pPr>
+        <w:pStyle w:val="a0"/>
+      </w:pPr>
+      <w:r>
+        <w:t>Алгоритм размещения комнат. Используется подход, при котором новая комната «приклеивается» к уже существующей через дверь. Это гарантирует связность, но не гарантирует оптимальность.</w:t>
+      </w:r>
+    </w:p>
+    <w:p>
+      <w:pPr>
+        <w:pStyle w:val="a0"/>
+      </w:pPr>
+      <w:r>
+        <w:t xml:space="preserve">Типизация комнат и правила размещения. Босс всегда на максимальном удалении от старта, сокровищница </w:t>
+      </w:r>
+      <w:r>
+        <w:t>-</w:t>
+      </w:r>
+      <w:r>
+        <w:t xml:space="preserve"> на определённом расстоянии, секретные комнаты </w:t>
+      </w:r>
+      <w:r>
+        <w:t>-</w:t>
+      </w:r>
+      <w:r>
+        <w:t xml:space="preserve"> рядом с тупиками.</w:t>
+      </w:r>
+    </w:p>
+    <w:p>
+      <w:pPr>
+        <w:pStyle w:val="a0"/>
+      </w:pPr>
+      <w:r>
+        <w:t>Пулы контента. Враги, предметы, препятствия выбираются из пулов с учётом прогресса игрока и текущего этажа.</w:t>
+      </w:r>
+    </w:p>
+    <w:p>
+      <w:pPr>
+        <w:pStyle w:val="a0"/>
+      </w:pPr>
+      <w:r>
+        <w:lastRenderedPageBreak/>
+        <w:t>Технический стек. Изначально Flash, позже переписан на C++ (</w:t>
+      </w:r>
+      <w:proofErr w:type="spellStart"/>
+      <w:r>
+        <w:t>Rebirth</w:t>
+      </w:r>
+      <w:proofErr w:type="spellEnd"/>
+      <w:r>
+        <w:t xml:space="preserve">). Логика генерации </w:t>
+      </w:r>
+      <w:r>
+        <w:t>-</w:t>
+      </w:r>
+      <w:r>
+        <w:t xml:space="preserve"> пошаговая, с проверкой коллизий и правил размещения.</w:t>
+      </w:r>
+    </w:p>
+    <w:p>
+      <w:pPr>
+        <w:pStyle w:val="a0"/>
+      </w:pPr>
+      <w:r>
+        <w:t>Что взять для проекта: комнатную структуру генерации, типизацию комнат, правила размещения (босс далеко, сокровищница на расстоянии), пулы контента с учётом прогресса.</w:t>
+      </w:r>
+    </w:p>
+    <w:p>
+      <w:pPr>
+        <w:pStyle w:val="a0"/>
+        <w:ind w:firstLine="0"/>
+      </w:pPr>
+    </w:p>
+    <w:p>
+      <w:pPr>
+        <w:pStyle w:val="Heading2"/>
+        <w:rPr>
+          <w:lang w:val="ru-RU"/>
+        </w:rPr>
+      </w:pPr>
+      <w:bookmarkStart w:id="8" w:name="_Toc243567016"/>
+      <w:r>
+        <w:rPr>
+          <w:lang w:val="ru-RU"/>
+        </w:rPr>
+        <w:t xml:space="preserve">1.4 </w:t>
+      </w:r>
+      <w:r>
+        <w:rPr>
+          <w:lang w:val="ru-RU"/>
+        </w:rPr>
+        <w:t>Система, технология, алгоритм, метод №3</w:t>
+      </w:r>
+      <w:bookmarkEnd w:id="8"/>
+    </w:p>
+    <w:p>
+      <w:pPr>
+        <w:pStyle w:val="a0"/>
+      </w:pPr>
+    </w:p>
+    <w:p>
+      <w:pPr>
+        <w:pStyle w:val="a0"/>
+      </w:pPr>
+      <w:proofErr w:type="spellStart"/>
+      <w:r>
+        <w:t>Ultrakill</w:t>
+      </w:r>
+      <w:proofErr w:type="spellEnd"/>
+      <w:r>
+        <w:t xml:space="preserve"> (FPS)</w:t>
+      </w:r>
+    </w:p>
+    <w:p>
+      <w:pPr>
+        <w:pStyle w:val="a0"/>
+      </w:pPr>
+      <w:r>
+        <w:t xml:space="preserve">Описание. </w:t>
+      </w:r>
+      <w:proofErr w:type="spellStart"/>
+      <w:r>
+        <w:t>Ultrakill</w:t>
+      </w:r>
+      <w:proofErr w:type="spellEnd"/>
+      <w:r>
+        <w:t xml:space="preserve"> </w:t>
+      </w:r>
+      <w:r>
+        <w:t>–</w:t>
+      </w:r>
+      <w:r>
+        <w:t xml:space="preserve"> это шутер от первого лица, разработанный </w:t>
+      </w:r>
+      <w:proofErr w:type="spellStart"/>
+      <w:r>
+        <w:t>Arsi</w:t>
+      </w:r>
+      <w:proofErr w:type="spellEnd"/>
+      <w:r>
+        <w:t xml:space="preserve"> "</w:t>
+      </w:r>
+      <w:proofErr w:type="spellStart"/>
+      <w:r>
+        <w:t>Hakita</w:t>
+      </w:r>
+      <w:proofErr w:type="spellEnd"/>
+      <w:r>
+        <w:t xml:space="preserve">" </w:t>
+      </w:r>
+      <w:proofErr w:type="spellStart"/>
+      <w:r>
+        <w:t>Patala</w:t>
+      </w:r>
+      <w:proofErr w:type="spellEnd"/>
+      <w:r>
+        <w:t xml:space="preserve"> и изданный New </w:t>
+      </w:r>
+      <w:proofErr w:type="spellStart"/>
+      <w:r>
+        <w:t>Blood</w:t>
+      </w:r>
+      <w:proofErr w:type="spellEnd"/>
+      <w:r>
+        <w:t xml:space="preserve"> Interactive. Игра позиционирует себя как «</w:t>
+      </w:r>
+      <w:proofErr w:type="spellStart"/>
+      <w:r>
+        <w:t>ultraviolent</w:t>
+      </w:r>
+      <w:proofErr w:type="spellEnd"/>
+      <w:r>
+        <w:t>» FPS, вдохновлённый классикой (Quake, Doom) и зрелищными экшенами (</w:t>
+      </w:r>
+      <w:proofErr w:type="spellStart"/>
+      <w:r>
+        <w:t>Devil</w:t>
+      </w:r>
+      <w:proofErr w:type="spellEnd"/>
+      <w:r>
+        <w:t xml:space="preserve"> </w:t>
+      </w:r>
+      <w:proofErr w:type="spellStart"/>
+      <w:r>
+        <w:t>May</w:t>
+      </w:r>
+      <w:proofErr w:type="spellEnd"/>
+      <w:r>
+        <w:t xml:space="preserve"> Cry, </w:t>
+      </w:r>
+      <w:proofErr w:type="spellStart"/>
+      <w:r>
+        <w:t>Bayonetta</w:t>
+      </w:r>
+      <w:proofErr w:type="spellEnd"/>
+      <w:r>
+        <w:t>).</w:t>
+      </w:r>
+    </w:p>
+    <w:p>
+      <w:pPr>
+        <w:pStyle w:val="a0"/>
+      </w:pPr>
+      <w:r>
+        <w:t>Ключевые информационные характеристики и особенности:</w:t>
+      </w:r>
+    </w:p>
+    <w:p>
+      <w:pPr>
+        <w:pStyle w:val="a0"/>
+      </w:pPr>
+      <w:r>
+        <w:t xml:space="preserve">Система стиля (Style </w:t>
+      </w:r>
+      <w:proofErr w:type="spellStart"/>
+      <w:r>
+        <w:t>Meter</w:t>
+      </w:r>
+      <w:proofErr w:type="spellEnd"/>
+      <w:r>
+        <w:t>). Игрок получает очки за разнообразие убийств, комбо и скорость. Это формирует петлю обратной связи, мотивирующую игрока играть агрессивно и креативно.</w:t>
+      </w:r>
+    </w:p>
+    <w:p>
+      <w:pPr>
+        <w:pStyle w:val="a0"/>
+      </w:pPr>
+      <w:r>
+        <w:t xml:space="preserve">Модульное оружие с альтернативными режимами. У каждого оружия есть несколько вариантов (например, револьвер: обычный выстрел, </w:t>
+      </w:r>
+      <w:proofErr w:type="spellStart"/>
+      <w:r>
+        <w:t>ricochet</w:t>
+      </w:r>
+      <w:proofErr w:type="spellEnd"/>
+      <w:r>
+        <w:t xml:space="preserve">, </w:t>
+      </w:r>
+      <w:proofErr w:type="spellStart"/>
+      <w:r>
+        <w:t>marksman</w:t>
+      </w:r>
+      <w:proofErr w:type="spellEnd"/>
+      <w:r>
+        <w:t>). Переключение мгновенное, что создаёт высокий потолок мастерства.</w:t>
+      </w:r>
+    </w:p>
+    <w:p>
+      <w:pPr>
+        <w:pStyle w:val="a0"/>
+      </w:pPr>
+      <w:r>
+        <w:t xml:space="preserve">Механика здоровья через кровь. Игрок восстанавливает здоровье, нанося урон вблизи </w:t>
+      </w:r>
+      <w:r>
+        <w:t>–</w:t>
+      </w:r>
+      <w:r>
+        <w:t xml:space="preserve"> это заставляет постоянно двигаться вперёд, а не сидеть в укрытии.</w:t>
+      </w:r>
+    </w:p>
+    <w:p>
+      <w:pPr>
+        <w:pStyle w:val="a0"/>
+      </w:pPr>
+      <w:r>
+        <w:t xml:space="preserve">Высокая скорость и вертикальность. Уровни спроектированы с расчётом на постоянное движение, </w:t>
+      </w:r>
+      <w:proofErr w:type="spellStart"/>
+      <w:r>
+        <w:t>дэши</w:t>
+      </w:r>
+      <w:proofErr w:type="spellEnd"/>
+      <w:r>
+        <w:t>, подкаты и прыжки.</w:t>
+      </w:r>
+    </w:p>
+    <w:p>
+      <w:pPr>
+        <w:pStyle w:val="a0"/>
+      </w:pPr>
+      <w:r>
+        <w:lastRenderedPageBreak/>
+        <w:t xml:space="preserve">Технический стек. </w:t>
+      </w:r>
+      <w:proofErr w:type="spellStart"/>
+      <w:r>
+        <w:t>Unity</w:t>
+      </w:r>
+      <w:proofErr w:type="spellEnd"/>
+      <w:r>
+        <w:t xml:space="preserve"> (изначально), кастомный рендеринг с пиксельным пост-эффектом для ретро-стилистики, агрессивная оптимизация под большое количество врагов и снарядов на экране.</w:t>
+      </w:r>
+    </w:p>
+    <w:p>
+      <w:pPr>
+        <w:pStyle w:val="a0"/>
+      </w:pPr>
+      <w:r>
+        <w:t>Что взять для проекта: систему стиля/комбо как мотиватор, модульное оружие с альтернативными режимами, механику восстановления через агрессию, высокую мобильность игрока.</w:t>
+      </w:r>
+    </w:p>
+    <w:p>
+      <w:pPr>
+        <w:pStyle w:val="a0"/>
+      </w:pPr>
+    </w:p>
+    <w:p>
+      <w:pPr>
+        <w:pStyle w:val="Heading2"/>
         <w:numPr>
           <w:ilvl w:val="1"/>
-          <w:numId w:val="1"/>
+          <w:numId w:val="11"/>
         </w:numPr>
-      </w:pPr>
-      <w:r>
-        <w:t>Анализ предметной области и её информационные характеристики</w:t>
-      </w:r>
-    </w:p>
-    <w:p>
-      <w:pPr>
-        <w:pStyle w:val="ad"/>
+        <w:rPr>
+          <w:lang w:val="ru-RU"/>
+        </w:rPr>
+      </w:pPr>
+      <w:bookmarkStart w:id="9" w:name="_Toc243567017"/>
+      <w:r>
+        <w:rPr>
+          <w:lang w:val="ru-RU"/>
+        </w:rPr>
+        <w:t>Сравнительная характеристика проанализированных вариантов и постановка задачи проектирования</w:t>
+      </w:r>
+      <w:bookmarkEnd w:id="9"/>
+    </w:p>
+    <w:p>
+      <w:pPr>
+        <w:pStyle w:val="a0"/>
         <w:ind w:left="709" w:firstLine="0"/>
       </w:pPr>
     </w:p>
     <w:p>
       <w:pPr>
-        <w:pStyle w:val="ad"/>
-      </w:pPr>
-      <w:r>
-        <w:t xml:space="preserve">Анализируемая предметная область – это шутер от первого лица или же </w:t>
-      </w:r>
-      <w:r>
-        <w:rPr>
-          <w:lang w:val="en-US"/>
-        </w:rPr>
-        <w:t>FPS</w:t>
-      </w:r>
-      <w:r>
-        <w:t xml:space="preserve"> с элементами </w:t>
-      </w:r>
-      <w:proofErr w:type="spellStart"/>
-      <w:r>
-        <w:rPr>
-          <w:lang w:val="en-US"/>
-        </w:rPr>
-        <w:t>Rougelite</w:t>
-      </w:r>
-      <w:proofErr w:type="spellEnd"/>
-      <w:r>
-        <w:t xml:space="preserve">, реализуемая в виртуальном </w:t>
-      </w:r>
-      <w:r>
-        <w:t>3</w:t>
-      </w:r>
-      <w:r>
-        <w:rPr>
-          <w:lang w:val="en-US"/>
-        </w:rPr>
-        <w:t>D</w:t>
-      </w:r>
-      <w:r>
-        <w:t xml:space="preserve"> </w:t>
-      </w:r>
-      <w:r>
-        <w:t>пространстве средствами</w:t>
-      </w:r>
-      <w:r>
-        <w:t>,</w:t>
-      </w:r>
-      <w:r>
-        <w:t xml:space="preserve"> предоставляемыми компанией</w:t>
-      </w:r>
-      <w:r>
-        <w:t xml:space="preserve"> </w:t>
-      </w:r>
-      <w:r>
-        <w:rPr>
-          <w:lang w:val="en-US"/>
-        </w:rPr>
-        <w:t>Unity</w:t>
-      </w:r>
-      <w:r>
-        <w:t xml:space="preserve"> </w:t>
-      </w:r>
-      <w:r>
-        <w:rPr>
-          <w:lang w:val="en-US"/>
-        </w:rPr>
-        <w:t>Technologies</w:t>
-      </w:r>
-      <w:r>
-        <w:t xml:space="preserve">. </w:t>
-      </w:r>
-      <w:r>
-        <w:t xml:space="preserve">Ключевые особенности проектов в данном жанре – стрельба от первого лица, наличие различной экипировки, игрок проходит </w:t>
-      </w:r>
-      <w:r>
-        <w:t>“</w:t>
-      </w:r>
-      <w:r>
-        <w:t>забеги</w:t>
-      </w:r>
-      <w:r>
-        <w:t>”</w:t>
-      </w:r>
-      <w:r>
-        <w:t>, каждый из которых генерируется случайным образом, проигрыш игрока не означает обнуление прогресса, между забегами пользователь открывает улучшения, производя мета прогрессию.</w:t>
-      </w:r>
-    </w:p>
-    <w:p>
-      <w:pPr>
-        <w:pStyle w:val="ad"/>
-      </w:pPr>
-    </w:p>
-    <w:p>
-      <w:pPr>
-        <w:pStyle w:val="ad"/>
-      </w:pPr>
-      <w:r>
-        <w:t>Ключевыми информационными характеристиками являются</w:t>
+        <w:pStyle w:val="a0"/>
+      </w:pPr>
+      <w:r>
+        <w:t>Произведём сравнение методов (Таблица 1) по данным критериям</w:t>
       </w:r>
       <w:r>
         <w:t xml:space="preserve">: </w:t>
       </w:r>
-    </w:p>
-    <w:p>
-      <w:pPr>
-        <w:pStyle w:val="ad"/>
-      </w:pPr>
-    </w:p>
-    <w:p>
-      <w:pPr>
-        <w:pStyle w:val="ad"/>
-      </w:pPr>
-      <w:r>
-        <w:t xml:space="preserve">- Процедурная генерация уровней или </w:t>
-      </w:r>
-      <w:r>
-        <w:rPr>
-          <w:lang w:val="en-US"/>
-        </w:rPr>
-        <w:t>PCG</w:t>
-      </w:r>
-      <w:r>
-        <w:t>, являющееся ядром проекта. Карта меняется от уровня к уровню и от забега к забегу, генерация должна происходить в начале забега или между переходами на следующие уровни.</w:t>
-      </w:r>
-    </w:p>
-    <w:p>
-      <w:pPr>
-        <w:pStyle w:val="ad"/>
-      </w:pPr>
-      <w:r>
-        <w:t>- ИИ врагов, враги должны всегда знать примерное положение игрока, слышать выстрелы, видеть игрока, когда тот попадает в поле зрения и двигаться в сторону предполагаемого его положения. Они так же должны иметь разное поведение и паттерны атак.</w:t>
-      </w:r>
-    </w:p>
-    <w:p>
-      <w:pPr>
-        <w:pStyle w:val="ad"/>
-      </w:pPr>
-      <w:r>
-        <w:lastRenderedPageBreak/>
-        <w:t xml:space="preserve">-  Вид от первого лица, отзывчивость управления. Камера должна находиться на уровне глаз, </w:t>
-      </w:r>
-      <w:r>
-        <w:t>управление должно давать отклик, а выбор действия игроком строго коррелировать с последствием.</w:t>
-      </w:r>
-    </w:p>
-    <w:p>
-      <w:pPr>
-        <w:pStyle w:val="ad"/>
-      </w:pPr>
-      <w:r>
-        <w:t xml:space="preserve">- Динамический выбор, ключевой стороной жанра </w:t>
-      </w:r>
-      <w:proofErr w:type="spellStart"/>
-      <w:r>
-        <w:rPr>
-          <w:lang w:val="en-US"/>
-        </w:rPr>
-        <w:t>Rougelite</w:t>
-      </w:r>
-      <w:proofErr w:type="spellEnd"/>
-      <w:r>
-        <w:t xml:space="preserve"> </w:t>
-      </w:r>
-      <w:r>
-        <w:t>является выбор в прогрессии по деревьям навыков, оружию и улучшениям. Система должна поддерживать разный подход к прохождению у игрока и поощрять его.</w:t>
-      </w:r>
-    </w:p>
-    <w:p>
-      <w:pPr>
-        <w:pStyle w:val="ad"/>
-        <w:ind w:firstLine="0"/>
-      </w:pPr>
-    </w:p>
-    <w:p>
-      <w:pPr>
-        <w:pStyle w:val="ad"/>
-        <w:numPr>
-          <w:ilvl w:val="1"/>
-          <w:numId w:val="1"/>
-        </w:numPr>
-      </w:pPr>
-      <w:r>
-        <w:t>Система, технология, алгоритм, метод №1</w:t>
-      </w:r>
-      <w:r>
-        <w:t>.</w:t>
-      </w:r>
-    </w:p>
-    <w:p>
-      <w:pPr>
-        <w:pStyle w:val="ad"/>
-      </w:pPr>
-    </w:p>
-    <w:p>
-      <w:pPr>
-        <w:pStyle w:val="ad"/>
-      </w:pPr>
-      <w:proofErr w:type="spellStart"/>
-      <w:r>
-        <w:t>Lobotomy</w:t>
-      </w:r>
-      <w:proofErr w:type="spellEnd"/>
-      <w:r>
-        <w:t xml:space="preserve"> Corporation (</w:t>
-      </w:r>
-      <w:proofErr w:type="spellStart"/>
-      <w:r>
-        <w:t>кросспрогресс</w:t>
-      </w:r>
-      <w:proofErr w:type="spellEnd"/>
-      <w:r>
-        <w:t>)</w:t>
-      </w:r>
-    </w:p>
-    <w:p>
-      <w:pPr>
-        <w:pStyle w:val="ad"/>
-      </w:pPr>
-      <w:r>
-        <w:t xml:space="preserve">Описание. </w:t>
-      </w:r>
-      <w:proofErr w:type="spellStart"/>
-      <w:r>
-        <w:t>Lobotomy</w:t>
-      </w:r>
-      <w:proofErr w:type="spellEnd"/>
-      <w:r>
-        <w:t xml:space="preserve"> Corporation </w:t>
-      </w:r>
-      <w:r>
-        <w:t>–</w:t>
-      </w:r>
-      <w:r>
-        <w:t xml:space="preserve"> </w:t>
-      </w:r>
-      <w:proofErr w:type="spellStart"/>
-      <w:r>
-        <w:t>roguelite</w:t>
-      </w:r>
-      <w:proofErr w:type="spellEnd"/>
-      <w:r>
-        <w:t xml:space="preserve">-менеджмент от Project </w:t>
-      </w:r>
-      <w:proofErr w:type="spellStart"/>
-      <w:r>
-        <w:t>Moon</w:t>
-      </w:r>
-      <w:proofErr w:type="spellEnd"/>
-      <w:r>
-        <w:t>, где игрок управляет корпорацией по содержанию аномалий (</w:t>
-      </w:r>
-      <w:proofErr w:type="spellStart"/>
-      <w:r>
-        <w:t>Abnormalities</w:t>
-      </w:r>
-      <w:proofErr w:type="spellEnd"/>
-      <w:r>
-        <w:t xml:space="preserve">). Игра известна глубокой мета-прогрессией и системой </w:t>
-      </w:r>
-      <w:proofErr w:type="spellStart"/>
-      <w:r>
-        <w:t>кросспрогресса</w:t>
-      </w:r>
-      <w:proofErr w:type="spellEnd"/>
-      <w:r>
-        <w:t xml:space="preserve"> между забегами и сохранениями.</w:t>
-      </w:r>
-    </w:p>
-    <w:p>
-      <w:pPr>
-        <w:pStyle w:val="ad"/>
-      </w:pPr>
-      <w:r>
-        <w:t>Ключевые информационные характеристики и особенности:</w:t>
-      </w:r>
-    </w:p>
-    <w:p>
-      <w:pPr>
-        <w:pStyle w:val="ad"/>
-      </w:pPr>
-      <w:r>
-        <w:t xml:space="preserve">Мета-прогрессия между днями. Каждый «день» </w:t>
-      </w:r>
-      <w:r>
-        <w:t xml:space="preserve">– это </w:t>
-      </w:r>
-      <w:r>
-        <w:t>забег. После завершения дня игрок получает ресурсы, открывает новые аномалии, улучшает сотрудников и оборудование. Прогресс сохраняется между днями.</w:t>
-      </w:r>
-    </w:p>
-    <w:p>
-      <w:pPr>
-        <w:pStyle w:val="ad"/>
-      </w:pPr>
-      <w:proofErr w:type="spellStart"/>
-      <w:r>
-        <w:t>Кросспрогресс</w:t>
-      </w:r>
-      <w:proofErr w:type="spellEnd"/>
-      <w:r>
-        <w:t xml:space="preserve"> между сохранениями. Игра позволяет переносить данные между сохранениями, что нехарактерно для </w:t>
-      </w:r>
-      <w:proofErr w:type="spellStart"/>
-      <w:r>
-        <w:t>roguelite</w:t>
-      </w:r>
-      <w:proofErr w:type="spellEnd"/>
-      <w:r>
-        <w:t xml:space="preserve"> и создаёт ощущение долгосрочной инвестиции.</w:t>
-      </w:r>
-    </w:p>
-    <w:p>
-      <w:pPr>
-        <w:pStyle w:val="ad"/>
-      </w:pPr>
-      <w:r>
-        <w:t>Система E.G.O. Экипировка, получаемая из аномалий, сохраняется и улучшается между забегами. Это аналог мета-апгрейдов.</w:t>
-      </w:r>
-    </w:p>
-    <w:p>
-      <w:pPr>
-        <w:pStyle w:val="ad"/>
-      </w:pPr>
-      <w:r>
-        <w:t>Постепенное открытие контента. Новые аномалии, механики и сюжетные линии открываются по мере прогресса, создавая долгосрочную мотивацию.</w:t>
-      </w:r>
-    </w:p>
-    <w:p>
-      <w:pPr>
-        <w:pStyle w:val="ad"/>
-      </w:pPr>
-      <w:r>
-        <w:lastRenderedPageBreak/>
-        <w:t xml:space="preserve">Технический стек. </w:t>
-      </w:r>
-      <w:proofErr w:type="spellStart"/>
-      <w:r>
-        <w:t>Unity</w:t>
-      </w:r>
-      <w:proofErr w:type="spellEnd"/>
-      <w:r>
-        <w:t>, с акцентом на менеджмент-логику и сохранение состояния между сессиями.</w:t>
-      </w:r>
-    </w:p>
-    <w:p>
-      <w:pPr>
-        <w:pStyle w:val="ad"/>
-      </w:pPr>
-      <w:r>
-        <w:t xml:space="preserve">Что взять для проекта: систему мета-прогрессии между забегами, сохранение открытий и апгрейдов, постепенное открытие контента, идею </w:t>
-      </w:r>
-      <w:proofErr w:type="spellStart"/>
-      <w:r>
-        <w:t>кросспрогресса</w:t>
-      </w:r>
-      <w:proofErr w:type="spellEnd"/>
-      <w:r>
-        <w:t xml:space="preserve"> между сохранениями/устройствами.</w:t>
-      </w:r>
-    </w:p>
-    <w:p>
-      <w:pPr>
-        <w:pStyle w:val="ad"/>
-        <w:ind w:firstLine="0"/>
-      </w:pPr>
-    </w:p>
-    <w:p>
-      <w:pPr>
-        <w:pStyle w:val="ad"/>
-        <w:numPr>
-          <w:ilvl w:val="1"/>
-          <w:numId w:val="1"/>
-        </w:numPr>
-      </w:pPr>
-      <w:r>
-        <w:t>Система, технология, алгоритм, метод №2</w:t>
-      </w:r>
-    </w:p>
-    <w:p>
-      <w:pPr>
-        <w:pStyle w:val="ad"/>
+      <w:r>
+        <w:t>Скорость генерации, связность уровней, качество уровней, сложность реализации, гибкость ИИ, производительность ИИ, масштабируемость.</w:t>
+      </w:r>
+    </w:p>
+    <w:p>
+      <w:pPr>
+        <w:pStyle w:val="a0"/>
         <w:ind w:left="709" w:firstLine="0"/>
       </w:pPr>
     </w:p>
     <w:p>
       <w:pPr>
-        <w:pStyle w:val="ad"/>
-      </w:pPr>
-      <w:proofErr w:type="spellStart"/>
-      <w:r>
-        <w:t>Binding</w:t>
-      </w:r>
-      <w:proofErr w:type="spellEnd"/>
-      <w:r>
-        <w:t xml:space="preserve"> </w:t>
-      </w:r>
-      <w:proofErr w:type="spellStart"/>
-      <w:r>
-        <w:t>of</w:t>
-      </w:r>
-      <w:proofErr w:type="spellEnd"/>
-      <w:r>
-        <w:t xml:space="preserve"> </w:t>
-      </w:r>
-      <w:proofErr w:type="spellStart"/>
-      <w:r>
-        <w:t>Isaac</w:t>
-      </w:r>
-      <w:proofErr w:type="spellEnd"/>
-      <w:r>
-        <w:t xml:space="preserve"> (генерация </w:t>
-      </w:r>
-      <w:proofErr w:type="spellStart"/>
-      <w:r>
-        <w:t>данжей</w:t>
-      </w:r>
-      <w:proofErr w:type="spellEnd"/>
-      <w:r>
-        <w:t xml:space="preserve"> / PCG)</w:t>
-      </w:r>
-    </w:p>
-    <w:p>
-      <w:pPr>
-        <w:pStyle w:val="ad"/>
-      </w:pPr>
-      <w:r>
-        <w:t xml:space="preserve">Описание. The </w:t>
-      </w:r>
-      <w:proofErr w:type="spellStart"/>
-      <w:r>
-        <w:t>Binding</w:t>
-      </w:r>
-      <w:proofErr w:type="spellEnd"/>
-      <w:r>
-        <w:t xml:space="preserve"> </w:t>
-      </w:r>
-      <w:proofErr w:type="spellStart"/>
-      <w:r>
-        <w:t>of</w:t>
-      </w:r>
-      <w:proofErr w:type="spellEnd"/>
-      <w:r>
-        <w:t xml:space="preserve"> </w:t>
-      </w:r>
-      <w:proofErr w:type="spellStart"/>
-      <w:r>
-        <w:t>Isaac</w:t>
-      </w:r>
-      <w:proofErr w:type="spellEnd"/>
-      <w:r>
-        <w:t xml:space="preserve"> </w:t>
-      </w:r>
-      <w:r>
-        <w:t>–</w:t>
-      </w:r>
-      <w:r>
-        <w:t xml:space="preserve"> </w:t>
-      </w:r>
-      <w:proofErr w:type="spellStart"/>
-      <w:r>
-        <w:t>roguelike</w:t>
-      </w:r>
-      <w:proofErr w:type="spellEnd"/>
-      <w:r>
-        <w:t xml:space="preserve"> от </w:t>
-      </w:r>
-      <w:proofErr w:type="spellStart"/>
-      <w:r>
-        <w:t>Edmund</w:t>
-      </w:r>
-      <w:proofErr w:type="spellEnd"/>
-      <w:r>
-        <w:t xml:space="preserve"> </w:t>
-      </w:r>
-      <w:proofErr w:type="spellStart"/>
-      <w:r>
-        <w:t>McMillen</w:t>
-      </w:r>
-      <w:proofErr w:type="spellEnd"/>
-      <w:r>
-        <w:t xml:space="preserve"> и </w:t>
-      </w:r>
-      <w:proofErr w:type="spellStart"/>
-      <w:r>
-        <w:t>Florian</w:t>
-      </w:r>
-      <w:proofErr w:type="spellEnd"/>
-      <w:r>
-        <w:t xml:space="preserve"> </w:t>
-      </w:r>
-      <w:proofErr w:type="spellStart"/>
-      <w:r>
-        <w:t>Himsl</w:t>
-      </w:r>
-      <w:proofErr w:type="spellEnd"/>
-      <w:r>
-        <w:t>, где каждый забег генерирует новое подземелье, состоящее из комнат, соединённых дверями. Это один из самых известных примеров процедурной генерации в инди-разработке.</w:t>
-      </w:r>
-    </w:p>
-    <w:p>
-      <w:pPr>
-        <w:pStyle w:val="ad"/>
-      </w:pPr>
-      <w:r>
-        <w:t>Ключевые информационные характеристики и особенности:</w:t>
-      </w:r>
-    </w:p>
-    <w:p>
-      <w:pPr>
-        <w:pStyle w:val="ad"/>
-      </w:pPr>
-      <w:r>
-        <w:t>Комнатная генерация (</w:t>
-      </w:r>
-      <w:proofErr w:type="spellStart"/>
-      <w:r>
-        <w:t>Room-based</w:t>
-      </w:r>
-      <w:proofErr w:type="spellEnd"/>
-      <w:r>
-        <w:t xml:space="preserve"> PCG). Подземелье состоит из отдельных комнат, каждая из которых имеет тип (старт, обычная, сокровищница, босс, магазин, секретная). Генерация идёт по этапам: сначала создаётся граф комнат, затем каждая комната заполняется контентом.</w:t>
-      </w:r>
-    </w:p>
-    <w:p>
-      <w:pPr>
-        <w:pStyle w:val="ad"/>
-      </w:pPr>
-      <w:r>
-        <w:t>Алгоритм размещения комнат. Используется подход, при котором новая комната «приклеивается» к уже существующей через дверь. Это гарантирует связность, но не гарантирует оптимальность.</w:t>
-      </w:r>
-    </w:p>
-    <w:p>
-      <w:pPr>
-        <w:pStyle w:val="ad"/>
-      </w:pPr>
-      <w:r>
-        <w:t xml:space="preserve">Типизация комнат и правила размещения. Босс всегда на максимальном удалении от старта, сокровищница </w:t>
-      </w:r>
-      <w:r>
-        <w:t>-</w:t>
-      </w:r>
-      <w:r>
-        <w:t xml:space="preserve"> на определённом расстоянии, секретные комнаты </w:t>
-      </w:r>
-      <w:r>
-        <w:t>-</w:t>
-      </w:r>
-      <w:r>
-        <w:t xml:space="preserve"> рядом с тупиками.</w:t>
-      </w:r>
-    </w:p>
-    <w:p>
-      <w:pPr>
-        <w:pStyle w:val="ad"/>
-      </w:pPr>
-      <w:r>
-        <w:t>Пулы контента. Враги, предметы, препятствия выбираются из пулов с учётом прогресса игрока и текущего этажа.</w:t>
-      </w:r>
-    </w:p>
-    <w:p>
-      <w:pPr>
-        <w:pStyle w:val="ad"/>
-      </w:pPr>
-      <w:r>
-        <w:lastRenderedPageBreak/>
-        <w:t>Технический стек. Изначально Flash, позже переписан на C++ (</w:t>
-      </w:r>
-      <w:proofErr w:type="spellStart"/>
-      <w:r>
-        <w:t>Rebirth</w:t>
-      </w:r>
-      <w:proofErr w:type="spellEnd"/>
-      <w:r>
-        <w:t xml:space="preserve">). Логика генерации </w:t>
-      </w:r>
-      <w:r>
-        <w:t>-</w:t>
-      </w:r>
-      <w:r>
-        <w:t xml:space="preserve"> пошаговая, с проверкой коллизий и правил размещения.</w:t>
-      </w:r>
-    </w:p>
-    <w:p>
-      <w:pPr>
-        <w:pStyle w:val="ad"/>
-      </w:pPr>
-      <w:r>
-        <w:t>Что взять для проекта: комнатную структуру генерации, типизацию комнат, правила размещения (босс далеко, сокровищница на расстоянии), пулы контента с учётом прогресса.</w:t>
-      </w:r>
-    </w:p>
-    <w:p>
-      <w:pPr>
-        <w:pStyle w:val="ad"/>
-        <w:ind w:firstLine="0"/>
-      </w:pPr>
-    </w:p>
-    <w:p>
-      <w:pPr>
-        <w:pStyle w:val="ad"/>
-        <w:numPr>
-          <w:ilvl w:val="1"/>
-          <w:numId w:val="1"/>
-        </w:numPr>
-      </w:pPr>
-      <w:r>
-        <w:t>Система, технология, алгоритм, метод №3</w:t>
-      </w:r>
-    </w:p>
-    <w:p>
-      <w:pPr>
-        <w:pStyle w:val="ad"/>
-      </w:pPr>
-    </w:p>
-    <w:p>
-      <w:pPr>
-        <w:pStyle w:val="ad"/>
-      </w:pPr>
-      <w:proofErr w:type="spellStart"/>
-      <w:r>
-        <w:t>Ultrakill</w:t>
-      </w:r>
-      <w:proofErr w:type="spellEnd"/>
-      <w:r>
-        <w:t xml:space="preserve"> (FPS)</w:t>
-      </w:r>
-    </w:p>
-    <w:p>
-      <w:pPr>
-        <w:pStyle w:val="ad"/>
-      </w:pPr>
-      <w:r>
-        <w:t xml:space="preserve">Описание. </w:t>
-      </w:r>
-      <w:proofErr w:type="spellStart"/>
-      <w:r>
-        <w:t>Ultrakill</w:t>
-      </w:r>
-      <w:proofErr w:type="spellEnd"/>
-      <w:r>
-        <w:t xml:space="preserve"> </w:t>
-      </w:r>
-      <w:r>
-        <w:t>–</w:t>
-      </w:r>
-      <w:r>
-        <w:t xml:space="preserve"> это шутер от первого лица, разработанный </w:t>
-      </w:r>
-      <w:proofErr w:type="spellStart"/>
-      <w:r>
-        <w:t>Arsi</w:t>
-      </w:r>
-      <w:proofErr w:type="spellEnd"/>
-      <w:r>
-        <w:t xml:space="preserve"> "</w:t>
-      </w:r>
-      <w:proofErr w:type="spellStart"/>
-      <w:r>
-        <w:t>Hakita</w:t>
-      </w:r>
-      <w:proofErr w:type="spellEnd"/>
-      <w:r>
-        <w:t xml:space="preserve">" </w:t>
-      </w:r>
-      <w:proofErr w:type="spellStart"/>
-      <w:r>
-        <w:t>Patala</w:t>
-      </w:r>
-      <w:proofErr w:type="spellEnd"/>
-      <w:r>
-        <w:t xml:space="preserve"> и изданный New </w:t>
-      </w:r>
-      <w:proofErr w:type="spellStart"/>
-      <w:r>
-        <w:t>Blood</w:t>
-      </w:r>
-      <w:proofErr w:type="spellEnd"/>
-      <w:r>
-        <w:t xml:space="preserve"> Interactive. Игра позиционирует себя как «</w:t>
-      </w:r>
-      <w:proofErr w:type="spellStart"/>
-      <w:r>
-        <w:t>ultraviolent</w:t>
-      </w:r>
-      <w:proofErr w:type="spellEnd"/>
-      <w:r>
-        <w:t>» FPS, вдохновлённый классикой (Quake, Doom) и зрелищными экшенами (</w:t>
-      </w:r>
-      <w:proofErr w:type="spellStart"/>
-      <w:r>
-        <w:t>Devil</w:t>
-      </w:r>
-      <w:proofErr w:type="spellEnd"/>
-      <w:r>
-        <w:t xml:space="preserve"> </w:t>
-      </w:r>
-      <w:proofErr w:type="spellStart"/>
-      <w:r>
-        <w:t>May</w:t>
-      </w:r>
-      <w:proofErr w:type="spellEnd"/>
-      <w:r>
-        <w:t xml:space="preserve"> Cry, </w:t>
-      </w:r>
-      <w:proofErr w:type="spellStart"/>
-      <w:r>
-        <w:t>Bayonetta</w:t>
-      </w:r>
-      <w:proofErr w:type="spellEnd"/>
-      <w:r>
-        <w:t>).</w:t>
-      </w:r>
-    </w:p>
-    <w:p>
-      <w:pPr>
-        <w:pStyle w:val="ad"/>
-      </w:pPr>
-      <w:r>
-        <w:t>Ключевые информационные характеристики и особенности:</w:t>
-      </w:r>
-    </w:p>
-    <w:p>
-      <w:pPr>
-        <w:pStyle w:val="ad"/>
-      </w:pPr>
-      <w:r>
-        <w:t xml:space="preserve">Система стиля (Style </w:t>
-      </w:r>
-      <w:proofErr w:type="spellStart"/>
-      <w:r>
-        <w:t>Meter</w:t>
-      </w:r>
-      <w:proofErr w:type="spellEnd"/>
-      <w:r>
-        <w:t>). Игрок получает очки за разнообразие убийств, комбо и скорость. Это формирует петлю обратной связи, мотивирующую игрока играть агрессивно и креативно.</w:t>
-      </w:r>
-    </w:p>
-    <w:p>
-      <w:pPr>
-        <w:pStyle w:val="ad"/>
-      </w:pPr>
-      <w:r>
-        <w:t xml:space="preserve">Модульное оружие с альтернативными режимами. У каждого оружия есть несколько вариантов (например, револьвер: обычный выстрел, </w:t>
-      </w:r>
-      <w:proofErr w:type="spellStart"/>
-      <w:r>
-        <w:t>ricochet</w:t>
-      </w:r>
-      <w:proofErr w:type="spellEnd"/>
-      <w:r>
-        <w:t xml:space="preserve">, </w:t>
-      </w:r>
-      <w:proofErr w:type="spellStart"/>
-      <w:r>
-        <w:t>marksman</w:t>
-      </w:r>
-      <w:proofErr w:type="spellEnd"/>
-      <w:r>
-        <w:t>). Переключение мгновенное, что создаёт высокий потолок мастерства.</w:t>
-      </w:r>
-    </w:p>
-    <w:p>
-      <w:pPr>
-        <w:pStyle w:val="ad"/>
-      </w:pPr>
-      <w:r>
-        <w:t xml:space="preserve">Механика здоровья через кровь. Игрок восстанавливает здоровье, нанося урон вблизи </w:t>
-      </w:r>
-      <w:r>
-        <w:t>–</w:t>
-      </w:r>
-      <w:r>
-        <w:t xml:space="preserve"> это заставляет постоянно двигаться вперёд, а не сидеть в укрытии.</w:t>
-      </w:r>
-    </w:p>
-    <w:p>
-      <w:pPr>
-        <w:pStyle w:val="ad"/>
-      </w:pPr>
-      <w:r>
-        <w:t xml:space="preserve">Высокая скорость и вертикальность. Уровни спроектированы с расчётом на постоянное движение, </w:t>
-      </w:r>
-      <w:proofErr w:type="spellStart"/>
-      <w:r>
-        <w:t>дэши</w:t>
-      </w:r>
-      <w:proofErr w:type="spellEnd"/>
-      <w:r>
-        <w:t>, подкаты и прыжки.</w:t>
-      </w:r>
-    </w:p>
-    <w:p>
-      <w:pPr>
-        <w:pStyle w:val="ad"/>
-      </w:pPr>
-      <w:r>
-        <w:lastRenderedPageBreak/>
-        <w:t xml:space="preserve">Технический стек. </w:t>
-      </w:r>
-      <w:proofErr w:type="spellStart"/>
-      <w:r>
-        <w:t>Unity</w:t>
-      </w:r>
-      <w:proofErr w:type="spellEnd"/>
-      <w:r>
-        <w:t xml:space="preserve"> (изначально), кастомный рендеринг с пиксельным пост-эффектом для ретро-стилистики, агрессивная оптимизация под большое количество врагов и снарядов на экране.</w:t>
-      </w:r>
-    </w:p>
-    <w:p>
-      <w:pPr>
-        <w:pStyle w:val="ad"/>
-      </w:pPr>
-      <w:r>
-        <w:t>Что взять для проекта: систему стиля/комбо как мотиватор, модульное оружие с альтернативными режимами, механику восстановления через агрессию, высокую мобильность игрока.</w:t>
-      </w:r>
-    </w:p>
-    <w:p>
-      <w:pPr>
-        <w:pStyle w:val="ad"/>
-      </w:pPr>
-    </w:p>
-    <w:p>
-      <w:pPr>
-        <w:pStyle w:val="ad"/>
-        <w:numPr>
-          <w:ilvl w:val="1"/>
-          <w:numId w:val="1"/>
-        </w:numPr>
-      </w:pPr>
-      <w:r>
-        <w:t>Сравнительная характеристика проанализированных вариантов и постановка задачи проектирования</w:t>
-      </w:r>
-    </w:p>
-    <w:p>
-      <w:pPr>
-        <w:pStyle w:val="ad"/>
-        <w:ind w:left="709" w:firstLine="0"/>
-      </w:pPr>
-    </w:p>
-    <w:p>
-      <w:pPr>
-        <w:pStyle w:val="ad"/>
-      </w:pPr>
-      <w:r>
-        <w:t>Произведём сравнение методов (Таблица 1) по данным критериям</w:t>
-      </w:r>
-      <w:r>
-        <w:t xml:space="preserve">: </w:t>
-      </w:r>
-      <w:r>
-        <w:t>Скорость генерации, связность уровней, качество уровней, сложность реализации, гибкость ИИ, производительность ИИ, масштабируемость.</w:t>
-      </w:r>
-    </w:p>
-    <w:p>
-      <w:pPr>
-        <w:pStyle w:val="ad"/>
-        <w:ind w:left="709" w:firstLine="0"/>
-      </w:pPr>
-    </w:p>
-    <w:p>
-      <w:pPr>
-        <w:pStyle w:val="ad"/>
+        <w:pStyle w:val="a0"/>
         <w:ind w:firstLine="0"/>
       </w:pPr>
       <w:r>
@@ -911,7 +2938,7 @@
     </w:p>
     <w:tbl>
       <w:tblPr>
-        <w:tblStyle w:val="af0"/>
+        <w:tblStyle w:val="TableGrid"/>
         <w:tblW w:w="0" w:type="auto"/>
         <w:tblLook w:val="04A0" w:firstRow="1" w:lastRow="0" w:firstColumn="1" w:lastColumn="0" w:noHBand="0" w:noVBand="1"/>
       </w:tblPr>
@@ -928,7 +2955,7 @@
           </w:tcPr>
           <w:p>
             <w:pPr>
-              <w:pStyle w:val="ad"/>
+              <w:pStyle w:val="a0"/>
               <w:ind w:firstLine="0"/>
             </w:pPr>
             <w:r>
@@ -942,7 +2969,7 @@
           </w:tcPr>
           <w:p>
             <w:pPr>
-              <w:pStyle w:val="ad"/>
+              <w:pStyle w:val="a0"/>
               <w:ind w:firstLine="0"/>
               <w:rPr>
                 <w:lang w:val="en-US"/>
@@ -964,7 +2991,7 @@
           </w:tcPr>
           <w:p>
             <w:pPr>
-              <w:pStyle w:val="ad"/>
+              <w:pStyle w:val="a0"/>
               <w:ind w:firstLine="0"/>
               <w:rPr>
                 <w:lang w:val="en-US"/>
@@ -984,7 +3011,7 @@
           </w:tcPr>
           <w:p>
             <w:pPr>
-              <w:pStyle w:val="ad"/>
+              <w:pStyle w:val="a0"/>
               <w:ind w:firstLine="0"/>
               <w:rPr>
                 <w:lang w:val="en-US"/>
@@ -1006,7 +3033,7 @@
           </w:tcPr>
           <w:p>
             <w:pPr>
-              <w:pStyle w:val="ad"/>
+              <w:pStyle w:val="a0"/>
               <w:ind w:firstLine="0"/>
             </w:pPr>
             <w:r>
@@ -1020,7 +3047,7 @@
           </w:tcPr>
           <w:p>
             <w:pPr>
-              <w:pStyle w:val="ad"/>
+              <w:pStyle w:val="a0"/>
               <w:ind w:firstLine="0"/>
             </w:pPr>
             <w:r>
@@ -1034,7 +3061,7 @@
           </w:tcPr>
           <w:p>
             <w:pPr>
-              <w:pStyle w:val="ad"/>
+              <w:pStyle w:val="a0"/>
               <w:ind w:firstLine="0"/>
             </w:pPr>
             <w:r>
@@ -1053,7 +3080,7 @@
           </w:tcPr>
           <w:p>
             <w:pPr>
-              <w:pStyle w:val="ad"/>
+              <w:pStyle w:val="a0"/>
               <w:ind w:firstLine="0"/>
             </w:pPr>
             <w:r>
@@ -1069,7 +3096,7 @@
           </w:tcPr>
           <w:p>
             <w:pPr>
-              <w:pStyle w:val="ad"/>
+              <w:pStyle w:val="a0"/>
               <w:ind w:firstLine="0"/>
             </w:pPr>
             <w:r>
@@ -1083,7 +3110,7 @@
           </w:tcPr>
           <w:p>
             <w:pPr>
-              <w:pStyle w:val="ad"/>
+              <w:pStyle w:val="a0"/>
               <w:ind w:firstLine="0"/>
             </w:pPr>
             <w:r>
@@ -1097,7 +3124,7 @@
           </w:tcPr>
           <w:p>
             <w:pPr>
-              <w:pStyle w:val="ad"/>
+              <w:pStyle w:val="a0"/>
               <w:ind w:firstLine="0"/>
             </w:pPr>
             <w:r>
@@ -1111,7 +3138,7 @@
           </w:tcPr>
           <w:p>
             <w:pPr>
-              <w:pStyle w:val="ad"/>
+              <w:pStyle w:val="a0"/>
               <w:ind w:firstLine="0"/>
             </w:pPr>
             <w:r>
@@ -1127,7 +3154,7 @@
           </w:tcPr>
           <w:p>
             <w:pPr>
-              <w:pStyle w:val="ad"/>
+              <w:pStyle w:val="a0"/>
               <w:ind w:firstLine="0"/>
             </w:pPr>
             <w:r>
@@ -1141,7 +3168,7 @@
           </w:tcPr>
           <w:p>
             <w:pPr>
-              <w:pStyle w:val="ad"/>
+              <w:pStyle w:val="a0"/>
               <w:ind w:firstLine="0"/>
             </w:pPr>
             <w:r>
@@ -1155,7 +3182,7 @@
           </w:tcPr>
           <w:p>
             <w:pPr>
-              <w:pStyle w:val="ad"/>
+              <w:pStyle w:val="a0"/>
               <w:ind w:firstLine="0"/>
             </w:pPr>
             <w:r>
@@ -1169,7 +3196,7 @@
           </w:tcPr>
           <w:p>
             <w:pPr>
-              <w:pStyle w:val="ad"/>
+              <w:pStyle w:val="a0"/>
               <w:ind w:firstLine="0"/>
             </w:pPr>
             <w:r>
@@ -1185,7 +3212,7 @@
           </w:tcPr>
           <w:p>
             <w:pPr>
-              <w:pStyle w:val="ad"/>
+              <w:pStyle w:val="a0"/>
               <w:ind w:firstLine="0"/>
             </w:pPr>
             <w:r>
@@ -1199,7 +3226,7 @@
           </w:tcPr>
           <w:p>
             <w:pPr>
-              <w:pStyle w:val="ad"/>
+              <w:pStyle w:val="a0"/>
               <w:ind w:firstLine="0"/>
             </w:pPr>
             <w:r>
@@ -1213,7 +3240,7 @@
           </w:tcPr>
           <w:p>
             <w:pPr>
-              <w:pStyle w:val="ad"/>
+              <w:pStyle w:val="a0"/>
               <w:ind w:firstLine="0"/>
             </w:pPr>
             <w:r>
@@ -1227,7 +3254,7 @@
           </w:tcPr>
           <w:p>
             <w:pPr>
-              <w:pStyle w:val="ad"/>
+              <w:pStyle w:val="a0"/>
               <w:ind w:firstLine="0"/>
             </w:pPr>
             <w:r>
@@ -1243,7 +3270,7 @@
           </w:tcPr>
           <w:p>
             <w:pPr>
-              <w:pStyle w:val="ad"/>
+              <w:pStyle w:val="a0"/>
               <w:ind w:firstLine="0"/>
             </w:pPr>
             <w:r>
@@ -1262,7 +3289,7 @@
           </w:tcPr>
           <w:p>
             <w:pPr>
-              <w:pStyle w:val="ad"/>
+              <w:pStyle w:val="a0"/>
               <w:ind w:firstLine="0"/>
             </w:pPr>
             <w:r>
@@ -1276,7 +3303,7 @@
           </w:tcPr>
           <w:p>
             <w:pPr>
-              <w:pStyle w:val="ad"/>
+              <w:pStyle w:val="a0"/>
               <w:ind w:firstLine="0"/>
             </w:pPr>
             <w:r>
@@ -1290,7 +3317,7 @@
           </w:tcPr>
           <w:p>
             <w:pPr>
-              <w:pStyle w:val="ad"/>
+              <w:pStyle w:val="a0"/>
               <w:ind w:firstLine="0"/>
             </w:pPr>
             <w:r>
@@ -1306,11 +3333,10 @@
           </w:tcPr>
           <w:p>
             <w:pPr>
-              <w:pStyle w:val="ad"/>
+              <w:pStyle w:val="a0"/>
               <w:ind w:firstLine="0"/>
             </w:pPr>
             <w:r>
-              <w:lastRenderedPageBreak/>
               <w:t>Сложность реализации</w:t>
             </w:r>
           </w:p>
@@ -1321,7 +3347,7 @@
           </w:tcPr>
           <w:p>
             <w:pPr>
-              <w:pStyle w:val="ad"/>
+              <w:pStyle w:val="a0"/>
               <w:ind w:firstLine="0"/>
             </w:pPr>
             <w:r>
@@ -1335,7 +3361,7 @@
           </w:tcPr>
           <w:p>
             <w:pPr>
-              <w:pStyle w:val="ad"/>
+              <w:pStyle w:val="a0"/>
               <w:ind w:firstLine="0"/>
             </w:pPr>
             <w:r>
@@ -1349,7 +3375,7 @@
           </w:tcPr>
           <w:p>
             <w:pPr>
-              <w:pStyle w:val="ad"/>
+              <w:pStyle w:val="a0"/>
               <w:ind w:firstLine="0"/>
             </w:pPr>
             <w:r>
@@ -1365,10 +3391,11 @@
           </w:tcPr>
           <w:p>
             <w:pPr>
-              <w:pStyle w:val="ad"/>
+              <w:pStyle w:val="a0"/>
               <w:ind w:firstLine="0"/>
             </w:pPr>
             <w:r>
+              <w:lastRenderedPageBreak/>
               <w:t>Масштабируемость</w:t>
             </w:r>
           </w:p>
@@ -1379,7 +3406,7 @@
           </w:tcPr>
           <w:p>
             <w:pPr>
-              <w:pStyle w:val="ad"/>
+              <w:pStyle w:val="a0"/>
               <w:ind w:firstLine="0"/>
             </w:pPr>
             <w:r>
@@ -1393,7 +3420,7 @@
           </w:tcPr>
           <w:p>
             <w:pPr>
-              <w:pStyle w:val="ad"/>
+              <w:pStyle w:val="a0"/>
               <w:ind w:firstLine="0"/>
             </w:pPr>
             <w:r>
@@ -1407,7 +3434,7 @@
           </w:tcPr>
           <w:p>
             <w:pPr>
-              <w:pStyle w:val="ad"/>
+              <w:pStyle w:val="a0"/>
               <w:ind w:firstLine="0"/>
             </w:pPr>
             <w:r>
@@ -1419,33 +3446,35 @@
     </w:tbl>
     <w:p>
       <w:pPr>
-        <w:pStyle w:val="ad"/>
+        <w:pStyle w:val="a0"/>
         <w:ind w:firstLine="0"/>
       </w:pPr>
     </w:p>
     <w:p>
       <w:pPr>
-        <w:pStyle w:val="2"/>
+        <w:pStyle w:val="Heading2"/>
         <w:spacing w:line="360" w:lineRule="auto"/>
         <w:rPr>
           <w:lang w:val="ru-RU"/>
         </w:rPr>
       </w:pPr>
+      <w:bookmarkStart w:id="10" w:name="_Toc243567018"/>
       <w:r>
         <w:rPr>
           <w:lang w:val="ru-RU"/>
         </w:rPr>
         <w:t>Выводы по разделу 1</w:t>
       </w:r>
-    </w:p>
-    <w:p>
-      <w:pPr>
-        <w:pStyle w:val="ad"/>
-      </w:pPr>
-    </w:p>
-    <w:p>
-      <w:pPr>
-        <w:pStyle w:val="ad"/>
+      <w:bookmarkEnd w:id="10"/>
+    </w:p>
+    <w:p>
+      <w:pPr>
+        <w:pStyle w:val="a0"/>
+      </w:pPr>
+    </w:p>
+    <w:p>
+      <w:pPr>
+        <w:pStyle w:val="a0"/>
       </w:pPr>
       <w:proofErr w:type="spellStart"/>
       <w:r>
@@ -1522,7 +3551,7 @@
     </w:p>
     <w:p>
       <w:pPr>
-        <w:pStyle w:val="ad"/>
+        <w:pStyle w:val="a0"/>
       </w:pPr>
       <w:r>
         <w:t xml:space="preserve">Постановка задачи проектирования. Необходимо спроектировать и реализовать в </w:t>
@@ -1549,7 +3578,7 @@
     </w:p>
     <w:p>
       <w:pPr>
-        <w:pStyle w:val="ad"/>
+        <w:pStyle w:val="a0"/>
       </w:pPr>
       <w:r>
         <w:t xml:space="preserve">- </w:t>
@@ -1584,7 +3613,7 @@
     </w:p>
     <w:p>
       <w:pPr>
-        <w:pStyle w:val="ad"/>
+        <w:pStyle w:val="a0"/>
       </w:pPr>
       <w:r>
         <w:t xml:space="preserve">- </w:t>
@@ -1603,7 +3632,7 @@
     </w:p>
     <w:p>
       <w:pPr>
-        <w:pStyle w:val="ad"/>
+        <w:pStyle w:val="a0"/>
       </w:pPr>
       <w:r>
         <w:t xml:space="preserve">- </w:t>
@@ -1630,7 +3659,7 @@
     </w:p>
     <w:p>
       <w:pPr>
-        <w:pStyle w:val="ad"/>
+        <w:pStyle w:val="a0"/>
       </w:pPr>
       <w:r>
         <w:t xml:space="preserve">- </w:t>
@@ -1641,7 +3670,7 @@
     </w:p>
     <w:p>
       <w:pPr>
-        <w:pStyle w:val="ad"/>
+        <w:pStyle w:val="a0"/>
       </w:pPr>
       <w:r>
         <w:t xml:space="preserve">- </w:t>
@@ -1652,9 +3681,118 @@
     </w:p>
     <w:p>
       <w:pPr>
-        <w:pStyle w:val="ad"/>
-        <w:ind w:left="709" w:firstLine="0"/>
-      </w:pPr>
+        <w:rPr>
+          <w:rFonts w:ascii="Times New Roman" w:hAnsi="Times New Roman"/>
+          <w:sz w:val="28"/>
+          <w:lang w:val="ru-RU"/>
+        </w:rPr>
+      </w:pPr>
+      <w:r>
+        <w:br w:type="page"/>
+      </w:r>
+    </w:p>
+    <w:p>
+      <w:pPr>
+        <w:pStyle w:val="Heading1"/>
+        <w:rPr>
+          <w:lang w:val="ru-RU"/>
+        </w:rPr>
+      </w:pPr>
+      <w:bookmarkStart w:id="11" w:name="_Toc243567019"/>
+      <w:r>
+        <w:rPr>
+          <w:lang w:val="ru-RU"/>
+        </w:rPr>
+        <w:lastRenderedPageBreak/>
+        <w:t xml:space="preserve">2 </w:t>
+      </w:r>
+      <w:r>
+        <w:rPr>
+          <w:lang w:val="ru-RU"/>
+        </w:rPr>
+        <w:t>СИСТЕМОТЕХНИЧЕСКИЙ АНАЛИЗ И ПРОЕКТИРОВАНИЕ ИН ФОРМАЦИОННОЙ СИСТЕМЫ (ТЕХНОЛОГИИ)</w:t>
+      </w:r>
+      <w:bookmarkEnd w:id="11"/>
+    </w:p>
+    <w:p>
+      <w:pPr>
+        <w:rPr>
+          <w:rFonts w:ascii="Times New Roman" w:hAnsi="Times New Roman"/>
+          <w:sz w:val="28"/>
+          <w:lang w:val="ru-RU"/>
+        </w:rPr>
+      </w:pPr>
+      <w:r>
+        <w:br w:type="page"/>
+      </w:r>
+    </w:p>
+    <w:p>
+      <w:pPr>
+        <w:pStyle w:val="Heading1"/>
+        <w:rPr>
+          <w:lang w:val="ru-RU"/>
+        </w:rPr>
+      </w:pPr>
+      <w:bookmarkStart w:id="12" w:name="_Toc243567020"/>
+      <w:r>
+        <w:rPr>
+          <w:lang w:val="ru-RU"/>
+        </w:rPr>
+        <w:lastRenderedPageBreak/>
+        <w:t xml:space="preserve">3 РАЗРАБОТКА ИС (ИНФОРМАЦИОННОЙ ТЕХНОЛОГИЙ), </w:t>
+      </w:r>
+      <w:proofErr w:type="gramStart"/>
+      <w:r>
+        <w:rPr>
+          <w:lang w:val="ru-RU"/>
+        </w:rPr>
+        <w:t>ПОД СИСТЕМ</w:t>
+      </w:r>
+      <w:proofErr w:type="gramEnd"/>
+      <w:r>
+        <w:rPr>
+          <w:lang w:val="ru-RU"/>
+        </w:rPr>
+        <w:t xml:space="preserve"> ИС</w:t>
+      </w:r>
+      <w:bookmarkEnd w:id="12"/>
+    </w:p>
+    <w:p>
+      <w:pPr>
+        <w:rPr>
+          <w:lang w:val="ru-RU"/>
+        </w:rPr>
+      </w:pPr>
+    </w:p>
+    <w:p>
+      <w:pPr>
+        <w:rPr>
+          <w:lang w:val="ru-RU"/>
+        </w:rPr>
+      </w:pPr>
+      <w:r>
+        <w:rPr>
+          <w:lang w:val="ru-RU"/>
+        </w:rPr>
+        <w:br w:type="page"/>
+      </w:r>
+    </w:p>
+    <w:p>
+      <w:pPr>
+        <w:pStyle w:val="Heading1"/>
+        <w:rPr>
+          <w:lang w:val="ru-RU"/>
+        </w:rPr>
+      </w:pPr>
+      <w:bookmarkStart w:id="13" w:name="_Toc243567021"/>
+      <w:r>
+        <w:rPr>
+          <w:lang w:val="ru-RU"/>
+        </w:rPr>
+        <w:lastRenderedPageBreak/>
+        <w:t>4 ТЕОРЕТИЧЕСКИЕ ИЛИ ЭКСПЕРИМЕНТАЛЬНЫЕ ИССЛЕДОВАНИЯ ИНФОРМАЦИОННЫХ СИСТЕМ И ПОДСИСТЕМ, ПРОЦЕССОВ ИЛИ ТЕХНОЛОГИЙ «название ИС или подсистемы»</w:t>
+      </w:r>
+      <w:bookmarkEnd w:id="13"/>
     </w:p>
     <w:sectPr>
       <w:pgSz w:w="12240" w:h="15840"/>
@@ -1931,6 +4069,321 @@
     </w:lvl>
   </w:abstractNum>
   <w:abstractNum w:abstractNumId="2" w15:restartNumberingAfterBreak="0">
+    <w:nsid w:val="237A4512"/>
+    <w:multiLevelType w:val="hybridMultilevel"/>
+    <w:tmpl w:val="ACA84F50"/>
+    <w:lvl w:ilvl="0" w:tplc="6F00B8EC">
+      <w:start w:val="1"/>
+      <w:numFmt w:val="decimal"/>
+      <w:lvlText w:val="%1."/>
+      <w:lvlJc w:val="left"/>
+      <w:pPr>
+        <w:ind w:left="1069" w:hanging="360"/>
+      </w:pPr>
+      <w:rPr>
+        <w:rFonts w:hint="default"/>
+      </w:rPr>
+    </w:lvl>
+    <w:lvl w:ilvl="1" w:tplc="04090019" w:tentative="1">
+      <w:start w:val="1"/>
+      <w:numFmt w:val="lowerLetter"/>
+      <w:lvlText w:val="%2."/>
+      <w:lvlJc w:val="left"/>
+      <w:pPr>
+        <w:ind w:left="1789" w:hanging="360"/>
+      </w:pPr>
+    </w:lvl>
+    <w:lvl w:ilvl="2" w:tplc="0409001B" w:tentative="1">
+      <w:start w:val="1"/>
+      <w:numFmt w:val="lowerRoman"/>
+      <w:lvlText w:val="%3."/>
+      <w:lvlJc w:val="right"/>
+      <w:pPr>
+        <w:ind w:left="2509" w:hanging="180"/>
+      </w:pPr>
+    </w:lvl>
+    <w:lvl w:ilvl="3" w:tplc="0409000F" w:tentative="1">
+      <w:start w:val="1"/>
+      <w:numFmt w:val="decimal"/>
+      <w:lvlText w:val="%4."/>
+      <w:lvlJc w:val="left"/>
+      <w:pPr>
+        <w:ind w:left="3229" w:hanging="360"/>
+      </w:pPr>
+    </w:lvl>
+    <w:lvl w:ilvl="4" w:tplc="04090019" w:tentative="1">
+      <w:start w:val="1"/>
+      <w:numFmt w:val="lowerLetter"/>
+      <w:lvlText w:val="%5."/>
+      <w:lvlJc w:val="left"/>
+      <w:pPr>
+        <w:ind w:left="3949" w:hanging="360"/>
+      </w:pPr>
+    </w:lvl>
+    <w:lvl w:ilvl="5" w:tplc="0409001B" w:tentative="1">
+      <w:start w:val="1"/>
+      <w:numFmt w:val="lowerRoman"/>
+      <w:lvlText w:val="%6."/>
+      <w:lvlJc w:val="right"/>
+      <w:pPr>
+        <w:ind w:left="4669" w:hanging="180"/>
+      </w:pPr>
+    </w:lvl>
+    <w:lvl w:ilvl="6" w:tplc="0409000F" w:tentative="1">
+      <w:start w:val="1"/>
+      <w:numFmt w:val="decimal"/>
+      <w:lvlText w:val="%7."/>
+      <w:lvlJc w:val="left"/>
+      <w:pPr>
+        <w:ind w:left="5389" w:hanging="360"/>
+      </w:pPr>
+    </w:lvl>
+    <w:lvl w:ilvl="7" w:tplc="04090019" w:tentative="1">
+      <w:start w:val="1"/>
+      <w:numFmt w:val="lowerLetter"/>
+      <w:lvlText w:val="%8."/>
+      <w:lvlJc w:val="left"/>
+      <w:pPr>
+        <w:ind w:left="6109" w:hanging="360"/>
+      </w:pPr>
+    </w:lvl>
+    <w:lvl w:ilvl="8" w:tplc="0409001B" w:tentative="1">
+      <w:start w:val="1"/>
+      <w:numFmt w:val="lowerRoman"/>
+      <w:lvlText w:val="%9."/>
+      <w:lvlJc w:val="right"/>
+      <w:pPr>
+        <w:ind w:left="6829" w:hanging="180"/>
+      </w:pPr>
+    </w:lvl>
+  </w:abstractNum>
+  <w:abstractNum w:abstractNumId="3" w15:restartNumberingAfterBreak="0">
+    <w:nsid w:val="2CE04C2E"/>
+    <w:multiLevelType w:val="multilevel"/>
+    <w:tmpl w:val="A3DCD94A"/>
+    <w:lvl w:ilvl="0">
+      <w:start w:val="1"/>
+      <w:numFmt w:val="decimal"/>
+      <w:lvlText w:val="%1"/>
+      <w:lvlJc w:val="left"/>
+      <w:pPr>
+        <w:ind w:left="360" w:hanging="360"/>
+      </w:pPr>
+      <w:rPr>
+        <w:rFonts w:hint="default"/>
+      </w:rPr>
+    </w:lvl>
+    <w:lvl w:ilvl="1">
+      <w:start w:val="4"/>
+      <w:numFmt w:val="decimal"/>
+      <w:lvlText w:val="%1.%2"/>
+      <w:lvlJc w:val="left"/>
+      <w:pPr>
+        <w:ind w:left="1069" w:hanging="360"/>
+      </w:pPr>
+      <w:rPr>
+        <w:rFonts w:hint="default"/>
+      </w:rPr>
+    </w:lvl>
+    <w:lvl w:ilvl="2">
+      <w:start w:val="1"/>
+      <w:numFmt w:val="decimal"/>
+      <w:lvlText w:val="%1.%2.%3"/>
+      <w:lvlJc w:val="left"/>
+      <w:pPr>
+        <w:ind w:left="2138" w:hanging="720"/>
+      </w:pPr>
+      <w:rPr>
+        <w:rFonts w:hint="default"/>
+      </w:rPr>
+    </w:lvl>
+    <w:lvl w:ilvl="3">
+      <w:start w:val="1"/>
+      <w:numFmt w:val="decimal"/>
+      <w:lvlText w:val="%1.%2.%3.%4"/>
+      <w:lvlJc w:val="left"/>
+      <w:pPr>
+        <w:ind w:left="3207" w:hanging="1080"/>
+      </w:pPr>
+      <w:rPr>
+        <w:rFonts w:hint="default"/>
+      </w:rPr>
+    </w:lvl>
+    <w:lvl w:ilvl="4">
+      <w:start w:val="1"/>
+      <w:numFmt w:val="decimal"/>
+      <w:lvlText w:val="%1.%2.%3.%4.%5"/>
+      <w:lvlJc w:val="left"/>
+      <w:pPr>
+        <w:ind w:left="3916" w:hanging="1080"/>
+      </w:pPr>
+      <w:rPr>
+        <w:rFonts w:hint="default"/>
+      </w:rPr>
+    </w:lvl>
+    <w:lvl w:ilvl="5">
+      <w:start w:val="1"/>
+      <w:numFmt w:val="decimal"/>
+      <w:lvlText w:val="%1.%2.%3.%4.%5.%6"/>
+      <w:lvlJc w:val="left"/>
+      <w:pPr>
+        <w:ind w:left="4985" w:hanging="1440"/>
+      </w:pPr>
+      <w:rPr>
+        <w:rFonts w:hint="default"/>
+      </w:rPr>
+    </w:lvl>
+    <w:lvl w:ilvl="6">
+      <w:start w:val="1"/>
+      <w:numFmt w:val="decimal"/>
+      <w:lvlText w:val="%1.%2.%3.%4.%5.%6.%7"/>
+      <w:lvlJc w:val="left"/>
+      <w:pPr>
+        <w:ind w:left="5694" w:hanging="1440"/>
+      </w:pPr>
+      <w:rPr>
+        <w:rFonts w:hint="default"/>
+      </w:rPr>
+    </w:lvl>
+    <w:lvl w:ilvl="7">
+      <w:start w:val="1"/>
+      <w:numFmt w:val="decimal"/>
+      <w:lvlText w:val="%1.%2.%3.%4.%5.%6.%7.%8"/>
+      <w:lvlJc w:val="left"/>
+      <w:pPr>
+        <w:ind w:left="6763" w:hanging="1800"/>
+      </w:pPr>
+      <w:rPr>
+        <w:rFonts w:hint="default"/>
+      </w:rPr>
+    </w:lvl>
+    <w:lvl w:ilvl="8">
+      <w:start w:val="1"/>
+      <w:numFmt w:val="decimal"/>
+      <w:lvlText w:val="%1.%2.%3.%4.%5.%6.%7.%8.%9"/>
+      <w:lvlJc w:val="left"/>
+      <w:pPr>
+        <w:ind w:left="7832" w:hanging="2160"/>
+      </w:pPr>
+      <w:rPr>
+        <w:rFonts w:hint="default"/>
+      </w:rPr>
+    </w:lvl>
+  </w:abstractNum>
+  <w:abstractNum w:abstractNumId="4" w15:restartNumberingAfterBreak="0">
+    <w:nsid w:val="3C0F5714"/>
+    <w:multiLevelType w:val="multilevel"/>
+    <w:tmpl w:val="F91A1A68"/>
+    <w:lvl w:ilvl="0">
+      <w:start w:val="1"/>
+      <w:numFmt w:val="decimal"/>
+      <w:lvlText w:val="%1"/>
+      <w:lvlJc w:val="left"/>
+      <w:pPr>
+        <w:ind w:left="0" w:firstLine="0"/>
+      </w:pPr>
+      <w:rPr>
+        <w:rFonts w:hint="default"/>
+      </w:rPr>
+    </w:lvl>
+    <w:lvl w:ilvl="1">
+      <w:start w:val="5"/>
+      <w:numFmt w:val="decimal"/>
+      <w:lvlText w:val="%1.%2"/>
+      <w:lvlJc w:val="left"/>
+      <w:pPr>
+        <w:ind w:left="0" w:firstLine="709"/>
+      </w:pPr>
+      <w:rPr>
+        <w:rFonts w:hint="default"/>
+      </w:rPr>
+    </w:lvl>
+    <w:lvl w:ilvl="2">
+      <w:start w:val="1"/>
+      <w:numFmt w:val="decimal"/>
+      <w:lvlText w:val="%1.%2.%3"/>
+      <w:lvlJc w:val="left"/>
+      <w:pPr>
+        <w:ind w:left="1418" w:firstLine="0"/>
+      </w:pPr>
+      <w:rPr>
+        <w:rFonts w:hint="default"/>
+      </w:rPr>
+    </w:lvl>
+    <w:lvl w:ilvl="3">
+      <w:start w:val="1"/>
+      <w:numFmt w:val="decimal"/>
+      <w:lvlText w:val="%1.%2.%3.%4"/>
+      <w:lvlJc w:val="left"/>
+      <w:pPr>
+        <w:ind w:left="2127" w:firstLine="0"/>
+      </w:pPr>
+      <w:rPr>
+        <w:rFonts w:hint="default"/>
+      </w:rPr>
+    </w:lvl>
+    <w:lvl w:ilvl="4">
+      <w:start w:val="1"/>
+      <w:numFmt w:val="decimal"/>
+      <w:lvlText w:val="%1.%2.%3.%4.%5"/>
+      <w:lvlJc w:val="left"/>
+      <w:pPr>
+        <w:ind w:left="2836" w:firstLine="0"/>
+      </w:pPr>
+      <w:rPr>
+        <w:rFonts w:hint="default"/>
+      </w:rPr>
+    </w:lvl>
+    <w:lvl w:ilvl="5">
+      <w:start w:val="1"/>
+      <w:numFmt w:val="decimal"/>
+      <w:lvlText w:val="%1.%2.%3.%4.%5.%6"/>
+      <w:lvlJc w:val="left"/>
+      <w:pPr>
+        <w:ind w:left="3545" w:firstLine="0"/>
+      </w:pPr>
+      <w:rPr>
+        <w:rFonts w:hint="default"/>
+      </w:rPr>
+    </w:lvl>
+    <w:lvl w:ilvl="6">
+      <w:start w:val="1"/>
+      <w:numFmt w:val="decimal"/>
+      <w:lvlText w:val="%1.%2.%3.%4.%5.%6.%7"/>
+      <w:lvlJc w:val="left"/>
+      <w:pPr>
+        <w:ind w:left="4254" w:firstLine="0"/>
+      </w:pPr>
+      <w:rPr>
+        <w:rFonts w:hint="default"/>
+      </w:rPr>
+    </w:lvl>
+    <w:lvl w:ilvl="7">
+      <w:start w:val="1"/>
+      <w:numFmt w:val="decimal"/>
+      <w:lvlText w:val="%1.%2.%3.%4.%5.%6.%7.%8"/>
+      <w:lvlJc w:val="left"/>
+      <w:pPr>
+        <w:ind w:left="4963" w:firstLine="0"/>
+      </w:pPr>
+      <w:rPr>
+        <w:rFonts w:hint="default"/>
+      </w:rPr>
+    </w:lvl>
+    <w:lvl w:ilvl="8">
+      <w:start w:val="1"/>
+      <w:numFmt w:val="decimal"/>
+      <w:lvlText w:val="%1.%2.%3.%4.%5.%6.%7.%8.%9"/>
+      <w:lvlJc w:val="left"/>
+      <w:pPr>
+        <w:ind w:left="5672" w:firstLine="0"/>
+      </w:pPr>
+      <w:rPr>
+        <w:rFonts w:hint="default"/>
+      </w:rPr>
+    </w:lvl>
+  </w:abstractNum>
+  <w:abstractNum w:abstractNumId="5" w15:restartNumberingAfterBreak="0">
     <w:nsid w:val="49201743"/>
     <w:multiLevelType w:val="multilevel"/>
     <w:tmpl w:val="502E84A4"/>
@@ -2079,7 +4532,7 @@
       </w:rPr>
     </w:lvl>
   </w:abstractNum>
-  <w:abstractNum w:abstractNumId="3" w15:restartNumberingAfterBreak="0">
+  <w:abstractNum w:abstractNumId="6" w15:restartNumberingAfterBreak="0">
     <w:nsid w:val="4BD15E20"/>
     <w:multiLevelType w:val="multilevel"/>
     <w:tmpl w:val="81BC7DAC"/>
@@ -2228,7 +4681,7 @@
       </w:rPr>
     </w:lvl>
   </w:abstractNum>
-  <w:abstractNum w:abstractNumId="4" w15:restartNumberingAfterBreak="0">
+  <w:abstractNum w:abstractNumId="7" w15:restartNumberingAfterBreak="0">
     <w:nsid w:val="50D25651"/>
     <w:multiLevelType w:val="multilevel"/>
     <w:tmpl w:val="59B849D6"/>
@@ -2377,7 +4830,120 @@
       </w:rPr>
     </w:lvl>
   </w:abstractNum>
-  <w:abstractNum w:abstractNumId="5" w15:restartNumberingAfterBreak="0">
+  <w:abstractNum w:abstractNumId="8" w15:restartNumberingAfterBreak="0">
+    <w:nsid w:val="59EA3281"/>
+    <w:multiLevelType w:val="multilevel"/>
+    <w:tmpl w:val="6018F91A"/>
+    <w:lvl w:ilvl="0">
+      <w:start w:val="1"/>
+      <w:numFmt w:val="decimal"/>
+      <w:lvlText w:val="%1"/>
+      <w:lvlJc w:val="left"/>
+      <w:pPr>
+        <w:ind w:left="360" w:hanging="360"/>
+      </w:pPr>
+      <w:rPr>
+        <w:rFonts w:hint="default"/>
+      </w:rPr>
+    </w:lvl>
+    <w:lvl w:ilvl="1">
+      <w:start w:val="3"/>
+      <w:numFmt w:val="decimal"/>
+      <w:lvlText w:val="%1.%2"/>
+      <w:lvlJc w:val="left"/>
+      <w:pPr>
+        <w:ind w:left="1069" w:hanging="360"/>
+      </w:pPr>
+      <w:rPr>
+        <w:rFonts w:hint="default"/>
+      </w:rPr>
+    </w:lvl>
+    <w:lvl w:ilvl="2">
+      <w:start w:val="1"/>
+      <w:numFmt w:val="decimal"/>
+      <w:lvlText w:val="%1.%2.%3"/>
+      <w:lvlJc w:val="left"/>
+      <w:pPr>
+        <w:ind w:left="2138" w:hanging="720"/>
+      </w:pPr>
+      <w:rPr>
+        <w:rFonts w:hint="default"/>
+      </w:rPr>
+    </w:lvl>
+    <w:lvl w:ilvl="3">
+      <w:start w:val="1"/>
+      <w:numFmt w:val="decimal"/>
+      <w:lvlText w:val="%1.%2.%3.%4"/>
+      <w:lvlJc w:val="left"/>
+      <w:pPr>
+        <w:ind w:left="3207" w:hanging="1080"/>
+      </w:pPr>
+      <w:rPr>
+        <w:rFonts w:hint="default"/>
+      </w:rPr>
+    </w:lvl>
+    <w:lvl w:ilvl="4">
+      <w:start w:val="1"/>
+      <w:numFmt w:val="decimal"/>
+      <w:lvlText w:val="%1.%2.%3.%4.%5"/>
+      <w:lvlJc w:val="left"/>
+      <w:pPr>
+        <w:ind w:left="3916" w:hanging="1080"/>
+      </w:pPr>
+      <w:rPr>
+        <w:rFonts w:hint="default"/>
+      </w:rPr>
+    </w:lvl>
+    <w:lvl w:ilvl="5">
+      <w:start w:val="1"/>
+      <w:numFmt w:val="decimal"/>
+      <w:lvlText w:val="%1.%2.%3.%4.%5.%6"/>
+      <w:lvlJc w:val="left"/>
+      <w:pPr>
+        <w:ind w:left="4985" w:hanging="1440"/>
+      </w:pPr>
+      <w:rPr>
+        <w:rFonts w:hint="default"/>
+      </w:rPr>
+    </w:lvl>
+    <w:lvl w:ilvl="6">
+      <w:start w:val="1"/>
+      <w:numFmt w:val="decimal"/>
+      <w:lvlText w:val="%1.%2.%3.%4.%5.%6.%7"/>
+      <w:lvlJc w:val="left"/>
+      <w:pPr>
+        <w:ind w:left="5694" w:hanging="1440"/>
+      </w:pPr>
+      <w:rPr>
+        <w:rFonts w:hint="default"/>
+      </w:rPr>
+    </w:lvl>
+    <w:lvl w:ilvl="7">
+      <w:start w:val="1"/>
+      <w:numFmt w:val="decimal"/>
+      <w:lvlText w:val="%1.%2.%3.%4.%5.%6.%7.%8"/>
+      <w:lvlJc w:val="left"/>
+      <w:pPr>
+        <w:ind w:left="6763" w:hanging="1800"/>
+      </w:pPr>
+      <w:rPr>
+        <w:rFonts w:hint="default"/>
+      </w:rPr>
+    </w:lvl>
+    <w:lvl w:ilvl="8">
+      <w:start w:val="1"/>
+      <w:numFmt w:val="decimal"/>
+      <w:lvlText w:val="%1.%2.%3.%4.%5.%6.%7.%8.%9"/>
+      <w:lvlJc w:val="left"/>
+      <w:pPr>
+        <w:ind w:left="7832" w:hanging="2160"/>
+      </w:pPr>
+      <w:rPr>
+        <w:rFonts w:hint="default"/>
+      </w:rPr>
+    </w:lvl>
+  </w:abstractNum>
+  <w:abstractNum w:abstractNumId="9" w15:restartNumberingAfterBreak="0">
     <w:nsid w:val="5BCB51E5"/>
     <w:multiLevelType w:val="multilevel"/>
     <w:tmpl w:val="23166A54"/>
@@ -2490,7 +5056,7 @@
       </w:pPr>
     </w:lvl>
   </w:abstractNum>
-  <w:abstractNum w:abstractNumId="6" w15:restartNumberingAfterBreak="0">
+  <w:abstractNum w:abstractNumId="10" w15:restartNumberingAfterBreak="0">
     <w:nsid w:val="7D631080"/>
     <w:multiLevelType w:val="multilevel"/>
     <w:tmpl w:val="6BC046B8"/>
@@ -2643,22 +5209,34 @@
     <w:abstractNumId w:val="1"/>
   </w:num>
   <w:num w:numId="2" w16cid:durableId="40056153">
-    <w:abstractNumId w:val="2"/>
+    <w:abstractNumId w:val="5"/>
   </w:num>
   <w:num w:numId="3" w16cid:durableId="180628976">
-    <w:abstractNumId w:val="4"/>
+    <w:abstractNumId w:val="7"/>
   </w:num>
   <w:num w:numId="4" w16cid:durableId="1616983377">
-    <w:abstractNumId w:val="3"/>
+    <w:abstractNumId w:val="6"/>
   </w:num>
   <w:num w:numId="5" w16cid:durableId="270865933">
     <w:abstractNumId w:val="0"/>
   </w:num>
   <w:num w:numId="6" w16cid:durableId="939873499">
-    <w:abstractNumId w:val="6"/>
+    <w:abstractNumId w:val="10"/>
   </w:num>
   <w:num w:numId="7" w16cid:durableId="1534533050">
-    <w:abstractNumId w:val="5"/>
+    <w:abstractNumId w:val="9"/>
+  </w:num>
+  <w:num w:numId="8" w16cid:durableId="1905799686">
+    <w:abstractNumId w:val="8"/>
+  </w:num>
+  <w:num w:numId="9" w16cid:durableId="1006051987">
+    <w:abstractNumId w:val="3"/>
+  </w:num>
+  <w:num w:numId="10" w16cid:durableId="1363827315">
+    <w:abstractNumId w:val="2"/>
+  </w:num>
+  <w:num w:numId="11" w16cid:durableId="492067483">
+    <w:abstractNumId w:val="4"/>
   </w:num>
 </w:numbering>
 </file>
@@ -3060,15 +5638,15 @@
     <w:lsdException w:name="Unresolved Mention" w:semiHidden="1" w:unhideWhenUsed="1"/>
     <w:lsdException w:name="Smart Link" w:semiHidden="1" w:unhideWhenUsed="1"/>
   </w:latentStyles>
-  <w:style w:type="paragraph" w:default="1" w:styleId="a">
+  <w:style w:type="paragraph" w:default="1" w:styleId="Normal">
     <w:name w:val="Normal"/>
     <w:qFormat/>
   </w:style>
-  <w:style w:type="paragraph" w:styleId="1">
+  <w:style w:type="paragraph" w:styleId="Heading1">
     <w:name w:val="heading 1"/>
-    <w:basedOn w:val="a"/>
-    <w:next w:val="a"/>
-    <w:link w:val="10"/>
+    <w:basedOn w:val="Normal"/>
+    <w:next w:val="Normal"/>
+    <w:link w:val="Heading1Char"/>
     <w:uiPriority w:val="9"/>
     <w:qFormat/>
     <w:rsid w:val="00340F73"/>
@@ -3087,11 +5665,11 @@
       <w:szCs w:val="40"/>
     </w:rPr>
   </w:style>
-  <w:style w:type="paragraph" w:styleId="2">
+  <w:style w:type="paragraph" w:styleId="Heading2">
     <w:name w:val="heading 2"/>
-    <w:basedOn w:val="a"/>
-    <w:next w:val="a"/>
-    <w:link w:val="20"/>
+    <w:basedOn w:val="Normal"/>
+    <w:next w:val="Normal"/>
+    <w:link w:val="Heading2Char"/>
     <w:uiPriority w:val="9"/>
     <w:unhideWhenUsed/>
     <w:qFormat/>
@@ -3110,11 +5688,11 @@
       <w:szCs w:val="32"/>
     </w:rPr>
   </w:style>
-  <w:style w:type="paragraph" w:styleId="3">
+  <w:style w:type="paragraph" w:styleId="Heading3">
     <w:name w:val="heading 3"/>
-    <w:basedOn w:val="a"/>
-    <w:next w:val="a"/>
-    <w:link w:val="30"/>
+    <w:basedOn w:val="Normal"/>
+    <w:next w:val="Normal"/>
+    <w:link w:val="Heading3Char"/>
     <w:uiPriority w:val="9"/>
     <w:semiHidden/>
     <w:unhideWhenUsed/>
@@ -3133,11 +5711,11 @@
       <w:szCs w:val="28"/>
     </w:rPr>
   </w:style>
-  <w:style w:type="paragraph" w:styleId="4">
+  <w:style w:type="paragraph" w:styleId="Heading4">
     <w:name w:val="heading 4"/>
-    <w:basedOn w:val="a"/>
-    <w:next w:val="a"/>
-    <w:link w:val="40"/>
+    <w:basedOn w:val="Normal"/>
+    <w:next w:val="Normal"/>
+    <w:link w:val="Heading4Char"/>
     <w:uiPriority w:val="9"/>
     <w:semiHidden/>
     <w:unhideWhenUsed/>
@@ -3156,11 +5734,11 @@
       <w:color w:val="0F4761" w:themeColor="accent1" w:themeShade="BF"/>
     </w:rPr>
   </w:style>
-  <w:style w:type="paragraph" w:styleId="5">
+  <w:style w:type="paragraph" w:styleId="Heading5">
     <w:name w:val="heading 5"/>
-    <w:basedOn w:val="a"/>
-    <w:next w:val="a"/>
-    <w:link w:val="50"/>
+    <w:basedOn w:val="Normal"/>
+    <w:next w:val="Normal"/>
+    <w:link w:val="Heading5Char"/>
     <w:uiPriority w:val="9"/>
     <w:semiHidden/>
     <w:unhideWhenUsed/>
@@ -3177,11 +5755,11 @@
       <w:color w:val="0F4761" w:themeColor="accent1" w:themeShade="BF"/>
     </w:rPr>
   </w:style>
-  <w:style w:type="paragraph" w:styleId="6">
+  <w:style w:type="paragraph" w:styleId="Heading6">
     <w:name w:val="heading 6"/>
-    <w:basedOn w:val="a"/>
-    <w:next w:val="a"/>
-    <w:link w:val="60"/>
+    <w:basedOn w:val="Normal"/>
+    <w:next w:val="Normal"/>
+    <w:link w:val="Heading6Char"/>
     <w:uiPriority w:val="9"/>
     <w:semiHidden/>
     <w:unhideWhenUsed/>
@@ -3200,11 +5778,11 @@
       <w:color w:val="595959" w:themeColor="text1" w:themeTint="A6"/>
     </w:rPr>
   </w:style>
-  <w:style w:type="paragraph" w:styleId="7">
+  <w:style w:type="paragraph" w:styleId="Heading7">
     <w:name w:val="heading 7"/>
-    <w:basedOn w:val="a"/>
-    <w:next w:val="a"/>
-    <w:link w:val="70"/>
+    <w:basedOn w:val="Normal"/>
+    <w:next w:val="Normal"/>
+    <w:link w:val="Heading7Char"/>
     <w:uiPriority w:val="9"/>
     <w:semiHidden/>
     <w:unhideWhenUsed/>
@@ -3221,11 +5799,11 @@
       <w:color w:val="595959" w:themeColor="text1" w:themeTint="A6"/>
     </w:rPr>
   </w:style>
-  <w:style w:type="paragraph" w:styleId="8">
+  <w:style w:type="paragraph" w:styleId="Heading8">
     <w:name w:val="heading 8"/>
-    <w:basedOn w:val="a"/>
-    <w:next w:val="a"/>
-    <w:link w:val="80"/>
+    <w:basedOn w:val="Normal"/>
+    <w:next w:val="Normal"/>
+    <w:link w:val="Heading8Char"/>
     <w:uiPriority w:val="9"/>
     <w:semiHidden/>
     <w:unhideWhenUsed/>
@@ -3244,11 +5822,11 @@
       <w:color w:val="272727" w:themeColor="text1" w:themeTint="D8"/>
     </w:rPr>
   </w:style>
-  <w:style w:type="paragraph" w:styleId="9">
+  <w:style w:type="paragraph" w:styleId="Heading9">
     <w:name w:val="heading 9"/>
-    <w:basedOn w:val="a"/>
-    <w:next w:val="a"/>
-    <w:link w:val="90"/>
+    <w:basedOn w:val="Normal"/>
+    <w:next w:val="Normal"/>
+    <w:link w:val="Heading9Char"/>
     <w:uiPriority w:val="9"/>
     <w:semiHidden/>
     <w:unhideWhenUsed/>
@@ -3265,13 +5843,12 @@
       <w:color w:val="272727" w:themeColor="text1" w:themeTint="D8"/>
     </w:rPr>
   </w:style>
-  <w:style w:type="character" w:default="1" w:styleId="a0">
+  <w:style w:type="character" w:default="1" w:styleId="DefaultParagraphFont">
     <w:name w:val="Default Paragraph Font"/>
     <w:uiPriority w:val="1"/>
-    <w:semiHidden/>
     <w:unhideWhenUsed/>
   </w:style>
-  <w:style w:type="table" w:default="1" w:styleId="a1">
+  <w:style w:type="table" w:default="1" w:styleId="TableNormal">
     <w:name w:val="Normal Table"/>
     <w:uiPriority w:val="99"/>
     <w:semiHidden/>
@@ -3286,16 +5863,16 @@
       </w:tblCellMar>
     </w:tblPr>
   </w:style>
-  <w:style w:type="numbering" w:default="1" w:styleId="a2">
+  <w:style w:type="numbering" w:default="1" w:styleId="NoList">
     <w:name w:val="No List"/>
     <w:uiPriority w:val="99"/>
     <w:semiHidden/>
     <w:unhideWhenUsed/>
   </w:style>
-  <w:style w:type="character" w:customStyle="1" w:styleId="10">
-    <w:name w:val="Заголовок 1 Знак"/>
-    <w:basedOn w:val="a0"/>
-    <w:link w:val="1"/>
+  <w:style w:type="character" w:customStyle="1" w:styleId="Heading1Char">
+    <w:name w:val="Heading 1 Char"/>
+    <w:basedOn w:val="DefaultParagraphFont"/>
+    <w:link w:val="Heading1"/>
     <w:uiPriority w:val="9"/>
     <w:rsid w:val="00340F73"/>
     <w:rPr>
@@ -3305,10 +5882,10 @@
       <w:szCs w:val="40"/>
     </w:rPr>
   </w:style>
-  <w:style w:type="character" w:customStyle="1" w:styleId="20">
-    <w:name w:val="Заголовок 2 Знак"/>
-    <w:basedOn w:val="a0"/>
-    <w:link w:val="2"/>
+  <w:style w:type="character" w:customStyle="1" w:styleId="Heading2Char">
+    <w:name w:val="Heading 2 Char"/>
+    <w:basedOn w:val="DefaultParagraphFont"/>
+    <w:link w:val="Heading2"/>
     <w:uiPriority w:val="9"/>
     <w:rsid w:val="00340F73"/>
     <w:rPr>
@@ -3317,10 +5894,10 @@
       <w:szCs w:val="32"/>
     </w:rPr>
   </w:style>
-  <w:style w:type="character" w:customStyle="1" w:styleId="30">
-    <w:name w:val="Заголовок 3 Знак"/>
-    <w:basedOn w:val="a0"/>
-    <w:link w:val="3"/>
+  <w:style w:type="character" w:customStyle="1" w:styleId="Heading3Char">
+    <w:name w:val="Heading 3 Char"/>
+    <w:basedOn w:val="DefaultParagraphFont"/>
+    <w:link w:val="Heading3"/>
     <w:uiPriority w:val="9"/>
     <w:semiHidden/>
     <w:rsid w:val="00F96EC5"/>
@@ -3331,10 +5908,10 @@
       <w:szCs w:val="28"/>
     </w:rPr>
   </w:style>
-  <w:style w:type="character" w:customStyle="1" w:styleId="40">
-    <w:name w:val="Заголовок 4 Знак"/>
-    <w:basedOn w:val="a0"/>
-    <w:link w:val="4"/>
+  <w:style w:type="character" w:customStyle="1" w:styleId="Heading4Char">
+    <w:name w:val="Heading 4 Char"/>
+    <w:basedOn w:val="DefaultParagraphFont"/>
+    <w:link w:val="Heading4"/>
     <w:uiPriority w:val="9"/>
     <w:semiHidden/>
     <w:rsid w:val="00F96EC5"/>
@@ -3345,10 +5922,10 @@
       <w:color w:val="0F4761" w:themeColor="accent1" w:themeShade="BF"/>
     </w:rPr>
   </w:style>
-  <w:style w:type="character" w:customStyle="1" w:styleId="50">
-    <w:name w:val="Заголовок 5 Знак"/>
-    <w:basedOn w:val="a0"/>
-    <w:link w:val="5"/>
+  <w:style w:type="character" w:customStyle="1" w:styleId="Heading5Char">
+    <w:name w:val="Heading 5 Char"/>
+    <w:basedOn w:val="DefaultParagraphFont"/>
+    <w:link w:val="Heading5"/>
     <w:uiPriority w:val="9"/>
     <w:semiHidden/>
     <w:rsid w:val="00F96EC5"/>
@@ -3357,10 +5934,10 @@
       <w:color w:val="0F4761" w:themeColor="accent1" w:themeShade="BF"/>
     </w:rPr>
   </w:style>
-  <w:style w:type="character" w:customStyle="1" w:styleId="60">
-    <w:name w:val="Заголовок 6 Знак"/>
-    <w:basedOn w:val="a0"/>
-    <w:link w:val="6"/>
+  <w:style w:type="character" w:customStyle="1" w:styleId="Heading6Char">
+    <w:name w:val="Heading 6 Char"/>
+    <w:basedOn w:val="DefaultParagraphFont"/>
+    <w:link w:val="Heading6"/>
     <w:uiPriority w:val="9"/>
     <w:semiHidden/>
     <w:rsid w:val="00F96EC5"/>
@@ -3371,10 +5948,10 @@
       <w:color w:val="595959" w:themeColor="text1" w:themeTint="A6"/>
     </w:rPr>
   </w:style>
-  <w:style w:type="character" w:customStyle="1" w:styleId="70">
-    <w:name w:val="Заголовок 7 Знак"/>
-    <w:basedOn w:val="a0"/>
-    <w:link w:val="7"/>
+  <w:style w:type="character" w:customStyle="1" w:styleId="Heading7Char">
+    <w:name w:val="Heading 7 Char"/>
+    <w:basedOn w:val="DefaultParagraphFont"/>
+    <w:link w:val="Heading7"/>
     <w:uiPriority w:val="9"/>
     <w:semiHidden/>
     <w:rsid w:val="00F96EC5"/>
@@ -3383,10 +5960,10 @@
       <w:color w:val="595959" w:themeColor="text1" w:themeTint="A6"/>
     </w:rPr>
   </w:style>
-  <w:style w:type="character" w:customStyle="1" w:styleId="80">
-    <w:name w:val="Заголовок 8 Знак"/>
-    <w:basedOn w:val="a0"/>
-    <w:link w:val="8"/>
+  <w:style w:type="character" w:customStyle="1" w:styleId="Heading8Char">
+    <w:name w:val="Heading 8 Char"/>
+    <w:basedOn w:val="DefaultParagraphFont"/>
+    <w:link w:val="Heading8"/>
     <w:uiPriority w:val="9"/>
     <w:semiHidden/>
     <w:rsid w:val="00F96EC5"/>
@@ -3397,10 +5974,10 @@
       <w:color w:val="272727" w:themeColor="text1" w:themeTint="D8"/>
     </w:rPr>
   </w:style>
-  <w:style w:type="character" w:customStyle="1" w:styleId="90">
-    <w:name w:val="Заголовок 9 Знак"/>
-    <w:basedOn w:val="a0"/>
-    <w:link w:val="9"/>
+  <w:style w:type="character" w:customStyle="1" w:styleId="Heading9Char">
+    <w:name w:val="Heading 9 Char"/>
+    <w:basedOn w:val="DefaultParagraphFont"/>
+    <w:link w:val="Heading9"/>
     <w:uiPriority w:val="9"/>
     <w:semiHidden/>
     <w:rsid w:val="00F96EC5"/>
@@ -3409,11 +5986,11 @@
       <w:color w:val="272727" w:themeColor="text1" w:themeTint="D8"/>
     </w:rPr>
   </w:style>
-  <w:style w:type="paragraph" w:styleId="a3">
+  <w:style w:type="paragraph" w:styleId="Title">
     <w:name w:val="Title"/>
-    <w:basedOn w:val="a"/>
-    <w:next w:val="a"/>
-    <w:link w:val="a4"/>
+    <w:basedOn w:val="Normal"/>
+    <w:next w:val="Normal"/>
+    <w:link w:val="TitleChar"/>
     <w:uiPriority w:val="10"/>
     <w:qFormat/>
     <w:rsid w:val="00F96EC5"/>
@@ -3429,10 +6006,10 @@
       <w:szCs w:val="56"/>
     </w:rPr>
   </w:style>
-  <w:style w:type="character" w:customStyle="1" w:styleId="a4">
-    <w:name w:val="Заголовок Знак"/>
-    <w:basedOn w:val="a0"/>
-    <w:link w:val="a3"/>
+  <w:style w:type="character" w:customStyle="1" w:styleId="TitleChar">
+    <w:name w:val="Title Char"/>
+    <w:basedOn w:val="DefaultParagraphFont"/>
+    <w:link w:val="Title"/>
     <w:uiPriority w:val="10"/>
     <w:rsid w:val="00F96EC5"/>
     <w:rPr>
@@ -3443,11 +6020,11 @@
       <w:szCs w:val="56"/>
     </w:rPr>
   </w:style>
-  <w:style w:type="paragraph" w:styleId="a5">
+  <w:style w:type="paragraph" w:styleId="Subtitle">
     <w:name w:val="Subtitle"/>
-    <w:basedOn w:val="a"/>
-    <w:next w:val="a"/>
-    <w:link w:val="a6"/>
+    <w:basedOn w:val="Normal"/>
+    <w:next w:val="Normal"/>
+    <w:link w:val="SubtitleChar"/>
     <w:uiPriority w:val="11"/>
     <w:qFormat/>
     <w:rsid w:val="00F96EC5"/>
@@ -3464,10 +6041,10 @@
       <w:szCs w:val="28"/>
     </w:rPr>
   </w:style>
-  <w:style w:type="character" w:customStyle="1" w:styleId="a6">
-    <w:name w:val="Подзаголовок Знак"/>
-    <w:basedOn w:val="a0"/>
-    <w:link w:val="a5"/>
+  <w:style w:type="character" w:customStyle="1" w:styleId="SubtitleChar">
+    <w:name w:val="Subtitle Char"/>
+    <w:basedOn w:val="DefaultParagraphFont"/>
+    <w:link w:val="Subtitle"/>
     <w:uiPriority w:val="11"/>
     <w:rsid w:val="00F96EC5"/>
     <w:rPr>
@@ -3478,11 +6055,11 @@
       <w:szCs w:val="28"/>
     </w:rPr>
   </w:style>
-  <w:style w:type="paragraph" w:styleId="21">
+  <w:style w:type="paragraph" w:styleId="Quote">
     <w:name w:val="Quote"/>
-    <w:basedOn w:val="a"/>
-    <w:next w:val="a"/>
-    <w:link w:val="22"/>
+    <w:basedOn w:val="Normal"/>
+    <w:next w:val="Normal"/>
+    <w:link w:val="QuoteChar"/>
     <w:uiPriority w:val="29"/>
     <w:qFormat/>
     <w:rsid w:val="00F96EC5"/>
@@ -3496,10 +6073,10 @@
       <w:color w:val="404040" w:themeColor="text1" w:themeTint="BF"/>
     </w:rPr>
   </w:style>
-  <w:style w:type="character" w:customStyle="1" w:styleId="22">
-    <w:name w:val="Цитата 2 Знак"/>
-    <w:basedOn w:val="a0"/>
-    <w:link w:val="21"/>
+  <w:style w:type="character" w:customStyle="1" w:styleId="QuoteChar">
+    <w:name w:val="Quote Char"/>
+    <w:basedOn w:val="DefaultParagraphFont"/>
+    <w:link w:val="Quote"/>
     <w:uiPriority w:val="29"/>
     <w:rsid w:val="00F96EC5"/>
     <w:rPr>
@@ -3508,9 +6085,9 @@
       <w:color w:val="404040" w:themeColor="text1" w:themeTint="BF"/>
     </w:rPr>
   </w:style>
-  <w:style w:type="paragraph" w:styleId="a7">
+  <w:style w:type="paragraph" w:styleId="ListParagraph">
     <w:name w:val="List Paragraph"/>
-    <w:basedOn w:val="a"/>
+    <w:basedOn w:val="Normal"/>
     <w:uiPriority w:val="34"/>
     <w:qFormat/>
     <w:rsid w:val="00F96EC5"/>
@@ -3519,9 +6096,9 @@
       <w:contextualSpacing/>
     </w:pPr>
   </w:style>
-  <w:style w:type="character" w:styleId="a8">
+  <w:style w:type="character" w:styleId="IntenseEmphasis">
     <w:name w:val="Intense Emphasis"/>
-    <w:basedOn w:val="a0"/>
+    <w:basedOn w:val="DefaultParagraphFont"/>
     <w:uiPriority w:val="21"/>
     <w:qFormat/>
     <w:rsid w:val="00F96EC5"/>
@@ -3531,11 +6108,11 @@
       <w:color w:val="0F4761" w:themeColor="accent1" w:themeShade="BF"/>
     </w:rPr>
   </w:style>
-  <w:style w:type="paragraph" w:styleId="a9">
+  <w:style w:type="paragraph" w:styleId="IntenseQuote">
     <w:name w:val="Intense Quote"/>
-    <w:basedOn w:val="a"/>
-    <w:next w:val="a"/>
-    <w:link w:val="aa"/>
+    <w:basedOn w:val="Normal"/>
+    <w:next w:val="Normal"/>
+    <w:link w:val="IntenseQuoteChar"/>
     <w:uiPriority w:val="30"/>
     <w:qFormat/>
     <w:rsid w:val="00F96EC5"/>
@@ -3554,10 +6131,10 @@
       <w:color w:val="0F4761" w:themeColor="accent1" w:themeShade="BF"/>
     </w:rPr>
   </w:style>
-  <w:style w:type="character" w:customStyle="1" w:styleId="aa">
-    <w:name w:val="Выделенная цитата Знак"/>
-    <w:basedOn w:val="a0"/>
-    <w:link w:val="a9"/>
+  <w:style w:type="character" w:customStyle="1" w:styleId="IntenseQuoteChar">
+    <w:name w:val="Intense Quote Char"/>
+    <w:basedOn w:val="DefaultParagraphFont"/>
+    <w:link w:val="IntenseQuote"/>
     <w:uiPriority w:val="30"/>
     <w:rsid w:val="00F96EC5"/>
     <w:rPr>
@@ -3566,9 +6143,9 @@
       <w:color w:val="0F4761" w:themeColor="accent1" w:themeShade="BF"/>
     </w:rPr>
   </w:style>
-  <w:style w:type="character" w:styleId="ab">
+  <w:style w:type="character" w:styleId="IntenseReference">
     <w:name w:val="Intense Reference"/>
-    <w:basedOn w:val="a0"/>
+    <w:basedOn w:val="DefaultParagraphFont"/>
     <w:uiPriority w:val="32"/>
     <w:qFormat/>
     <w:rsid w:val="00F96EC5"/>
@@ -3580,16 +6157,15 @@
       <w:spacing w:val="5"/>
     </w:rPr>
   </w:style>
-  <w:style w:type="paragraph" w:customStyle="1" w:styleId="ac">
+  <w:style w:type="paragraph" w:customStyle="1" w:styleId="a">
     <w:name w:val="Титул"/>
-    <w:basedOn w:val="a"/>
+    <w:basedOn w:val="Normal"/>
     <w:link w:val="Char"/>
     <w:qFormat/>
-    <w:rsid w:val="00340F73"/>
+    <w:rsid w:val="009D01EE"/>
     <w:pPr>
       <w:spacing w:after="0" w:line="300" w:lineRule="auto"/>
-      <w:ind w:firstLine="709"/>
-      <w:jc w:val="both"/>
+      <w:jc w:val="center"/>
     </w:pPr>
     <w:rPr>
       <w:rFonts w:ascii="Times New Roman" w:hAnsi="Times New Roman"/>
@@ -3599,23 +6175,25 @@
   </w:style>
   <w:style w:type="character" w:customStyle="1" w:styleId="Char">
     <w:name w:val="Титул Char"/>
-    <w:basedOn w:val="a0"/>
-    <w:link w:val="ac"/>
-    <w:rsid w:val="00340F73"/>
+    <w:basedOn w:val="DefaultParagraphFont"/>
+    <w:link w:val="a"/>
+    <w:rsid w:val="009D01EE"/>
     <w:rPr>
       <w:rFonts w:ascii="Times New Roman" w:hAnsi="Times New Roman"/>
       <w:b/>
       <w:sz w:val="28"/>
     </w:rPr>
   </w:style>
-  <w:style w:type="paragraph" w:customStyle="1" w:styleId="ad">
+  <w:style w:type="paragraph" w:customStyle="1" w:styleId="a0">
     <w:name w:val="Стандарт"/>
-    <w:basedOn w:val="ac"/>
+    <w:basedOn w:val="a"/>
     <w:link w:val="Char0"/>
     <w:qFormat/>
-    <w:rsid w:val="00C90FE6"/>
+    <w:rsid w:val="009D01EE"/>
     <w:pPr>
       <w:spacing w:line="360" w:lineRule="auto"/>
+      <w:ind w:firstLine="709"/>
+      <w:jc w:val="both"/>
     </w:pPr>
     <w:rPr>
       <w:b w:val="0"/>
@@ -3625,8 +6203,8 @@
   <w:style w:type="character" w:customStyle="1" w:styleId="Char0">
     <w:name w:val="Стандарт Char"/>
     <w:basedOn w:val="Char"/>
-    <w:link w:val="ad"/>
-    <w:rsid w:val="00C90FE6"/>
+    <w:link w:val="a0"/>
+    <w:rsid w:val="009D01EE"/>
     <w:rPr>
       <w:rFonts w:ascii="Times New Roman" w:hAnsi="Times New Roman"/>
       <w:b w:val="0"/>
@@ -3634,9 +6212,9 @@
       <w:lang w:val="ru-RU"/>
     </w:rPr>
   </w:style>
-  <w:style w:type="character" w:styleId="ae">
+  <w:style w:type="character" w:styleId="Hyperlink">
     <w:name w:val="Hyperlink"/>
-    <w:basedOn w:val="a0"/>
+    <w:basedOn w:val="DefaultParagraphFont"/>
     <w:uiPriority w:val="99"/>
     <w:unhideWhenUsed/>
     <w:rsid w:val="00340F73"/>
@@ -3645,9 +6223,9 @@
       <w:u w:val="single"/>
     </w:rPr>
   </w:style>
-  <w:style w:type="character" w:styleId="af">
+  <w:style w:type="character" w:styleId="UnresolvedMention">
     <w:name w:val="Unresolved Mention"/>
-    <w:basedOn w:val="a0"/>
+    <w:basedOn w:val="DefaultParagraphFont"/>
     <w:uiPriority w:val="99"/>
     <w:semiHidden/>
     <w:unhideWhenUsed/>
@@ -3657,9 +6235,9 @@
       <w:shd w:val="clear" w:color="auto" w:fill="E1DFDD"/>
     </w:rPr>
   </w:style>
-  <w:style w:type="table" w:styleId="af0">
+  <w:style w:type="table" w:styleId="TableGrid">
     <w:name w:val="Table Grid"/>
-    <w:basedOn w:val="a1"/>
+    <w:basedOn w:val="TableNormal"/>
     <w:uiPriority w:val="39"/>
     <w:rsid w:val="00D8032E"/>
     <w:pPr>
@@ -3675,6 +6253,55 @@
         <w:insideV w:val="single" w:sz="4" w:space="0" w:color="auto"/>
       </w:tblBorders>
     </w:tblPr>
+  </w:style>
+  <w:style w:type="paragraph" w:styleId="TOCHeading">
+    <w:name w:val="TOC Heading"/>
+    <w:basedOn w:val="Heading1"/>
+    <w:next w:val="Normal"/>
+    <w:uiPriority w:val="39"/>
+    <w:unhideWhenUsed/>
+    <w:qFormat/>
+    <w:rsid w:val="004B540B"/>
+    <w:pPr>
+      <w:spacing w:before="240" w:line="259" w:lineRule="auto"/>
+      <w:ind w:firstLine="0"/>
+      <w:jc w:val="left"/>
+      <w:outlineLvl w:val="9"/>
+    </w:pPr>
+    <w:rPr>
+      <w:rFonts w:asciiTheme="majorHAnsi" w:hAnsiTheme="majorHAnsi"/>
+      <w:b w:val="0"/>
+      <w:color w:val="0F4761" w:themeColor="accent1" w:themeShade="BF"/>
+      <w:kern w:val="0"/>
+      <w:sz w:val="32"/>
+      <w:szCs w:val="32"/>
+      <w14:ligatures w14:val="none"/>
+    </w:rPr>
+  </w:style>
+  <w:style w:type="paragraph" w:styleId="TOC1">
+    <w:name w:val="toc 1"/>
+    <w:basedOn w:val="Normal"/>
+    <w:next w:val="Normal"/>
+    <w:autoRedefine/>
+    <w:uiPriority w:val="39"/>
+    <w:unhideWhenUsed/>
+    <w:rsid w:val="004B540B"/>
+    <w:pPr>
+      <w:spacing w:after="100"/>
+    </w:pPr>
+  </w:style>
+  <w:style w:type="paragraph" w:styleId="TOC2">
+    <w:name w:val="toc 2"/>
+    <w:basedOn w:val="Normal"/>
+    <w:next w:val="Normal"/>
+    <w:autoRedefine/>
+    <w:uiPriority w:val="39"/>
+    <w:unhideWhenUsed/>
+    <w:rsid w:val="004B540B"/>
+    <w:pPr>
+      <w:spacing w:after="100"/>
+      <w:ind w:left="240"/>
+    </w:pPr>
   </w:style>
 </w:styles>
 </file>
@@ -3992,4 +6619,16 @@
     </a:ext>
   </a:extLst>
 </a:theme>
+</file>
+
+<file path=customXml/item1.xml><?xml version="1.0" encoding="utf-8"?>
+<b:Sources xmlns:b="http://schemas.openxmlformats.org/officeDocument/2006/bibliography" xmlns="http://schemas.openxmlformats.org/officeDocument/2006/bibliography" SelectedStyle="\APASixthEditionOfficeOnline.xsl" StyleName="APA" Version="6"/>
+</file>
+
+<file path=customXml/itemProps1.xml><?xml version="1.0" encoding="utf-8"?>
+<ds:datastoreItem xmlns:ds="http://schemas.openxmlformats.org/officeDocument/2006/customXml" ds:itemID="{1D188ADE-F930-4CC0-A070-B572238068E2}">
+  <ds:schemaRefs>
+    <ds:schemaRef ds:uri="http://schemas.openxmlformats.org/officeDocument/2006/bibliography"/>
+  </ds:schemaRefs>
+</ds:datastoreItem>
 </file>